--- a/downloads/teacher/ai-6-week-20.docx
+++ b/downloads/teacher/ai-6-week-20.docx
@@ -1943,6 +1943,396 @@
         <w:t>For the Grounded Learning Service, retain an annotated trace and the changed-case result. Name the contract or evidence that makes the deciding step valid, so another team can review it.</w:t>
       </w:r>
     </w:p>
+    <w:p>
+      <w:pPr>
+        <w:pStyle w:val="Heading1"/>
+      </w:pPr>
+      <w:r>
+        <w:t>07. Prepare, teach and assess</w:t>
+      </w:r>
+    </w:p>
+    <w:p>
+      <w:r>
+        <w:t>Teaching target: Explain the mechanism and terminology of data retention and deletion</w:t>
+      </w:r>
+    </w:p>
+    <w:p>
+      <w:r>
+        <w:t>Prepare the labelled worked-case picture, the matching workbook, fictional input cards and a place for individual responses. Check a local Python 3 environment before class; have a paper-trace version ready.</w:t>
+      </w:r>
+    </w:p>
+    <w:tbl>
+      <w:tblPr>
+        <w:tblStyle w:val="LightShading-Accent1"/>
+        <w:tblW w:type="auto" w:w="0"/>
+        <w:tblLook w:firstColumn="1" w:firstRow="1" w:lastColumn="0" w:lastRow="0" w:noHBand="0" w:noVBand="1" w:val="04A0"/>
+      </w:tblPr>
+      <w:tblGrid>
+        <w:gridCol w:w="3408"/>
+        <w:gridCol w:w="3408"/>
+        <w:gridCol w:w="3408"/>
+      </w:tblGrid>
+      <w:tr>
+        <w:trPr>
+          <w:tblHeader/>
+        </w:trPr>
+        <w:tc>
+          <w:tcPr>
+            <w:tcW w:type="dxa" w:w="3408"/>
+          </w:tcPr>
+          <w:p>
+            <w:r>
+              <w:t>Session</w:t>
+            </w:r>
+          </w:p>
+        </w:tc>
+        <w:tc>
+          <w:tcPr>
+            <w:tcW w:type="dxa" w:w="3408"/>
+          </w:tcPr>
+          <w:p>
+            <w:r>
+              <w:t>Plan</w:t>
+            </w:r>
+          </w:p>
+        </w:tc>
+        <w:tc>
+          <w:tcPr>
+            <w:tcW w:type="dxa" w:w="3408"/>
+          </w:tcPr>
+          <w:p>
+            <w:r>
+              <w:t>Resources</w:t>
+            </w:r>
+          </w:p>
+        </w:tc>
+      </w:tr>
+      <w:tr>
+        <w:tc>
+          <w:tcPr>
+            <w:tcW w:type="dxa" w:w="3408"/>
+          </w:tcPr>
+          <w:p>
+            <w:r>
+              <w:t>Session 1 · Understand · 45 min</w:t>
+            </w:r>
+          </w:p>
+        </w:tc>
+        <w:tc>
+          <w:tcPr>
+            <w:tcW w:type="dxa" w:w="3408"/>
+          </w:tcPr>
+          <w:p>
+            <w:r>
+              <w:t>0–7: recall and prerequisite; 7–15: inspect the concrete case and predict; 15–30: teacher models the worked trace; 30–40: learners explain a step using the text and visual; 40–45: check the core idea.</w:t>
+            </w:r>
+          </w:p>
+        </w:tc>
+        <w:tc>
+          <w:tcPr>
+            <w:tcW w:type="dxa" w:w="3408"/>
+          </w:tcPr>
+          <w:p>
+            <w:r>
+              <w:t>Sections 1–6; record the brief recall in the workbook.</w:t>
+            </w:r>
+          </w:p>
+        </w:tc>
+      </w:tr>
+      <w:tr>
+        <w:tc>
+          <w:tcPr>
+            <w:tcW w:type="dxa" w:w="3408"/>
+          </w:tcPr>
+          <w:p>
+            <w:r>
+              <w:t>Session 2 · Practise · 45 min</w:t>
+            </w:r>
+          </w:p>
+        </w:tc>
+        <w:tc>
+          <w:tcPr>
+            <w:tcW w:type="dxa" w:w="3408"/>
+          </w:tcPr>
+          <w:p>
+            <w:r>
+              <w:t>0–5: retrieve the procedure; 5–15: W2 completion practice; 15–23: explain and check with a partner; 23–30: each learner answers the misconception check; 30–40: targeted reteaching or a harder variation; 40–45: prepare the investigation.</w:t>
+            </w:r>
+          </w:p>
+        </w:tc>
+        <w:tc>
+          <w:tcPr>
+            <w:tcW w:type="dxa" w:w="3408"/>
+          </w:tcPr>
+          <w:p>
+            <w:r>
+              <w:t>Sections 7–10; use the matching workbook W2 and misconception check.</w:t>
+            </w:r>
+          </w:p>
+        </w:tc>
+      </w:tr>
+      <w:tr>
+        <w:tc>
+          <w:tcPr>
+            <w:tcW w:type="dxa" w:w="3408"/>
+          </w:tcPr>
+          <w:p>
+            <w:r>
+              <w:t>Session 3 · Investigate and transfer · 45 min</w:t>
+            </w:r>
+          </w:p>
+        </w:tc>
+        <w:tc>
+          <w:tcPr>
+            <w:tcW w:type="dxa" w:w="3408"/>
+          </w:tcPr>
+          <w:p>
+            <w:r>
+              <w:t>0–5: retrieve the decision rule; 5–20: investigate or trace; 20–30: start the independent case; 30–38: connect the project; 38–43: act on feedback; 43–45: plan the return check.</w:t>
+            </w:r>
+          </w:p>
+        </w:tc>
+        <w:tc>
+          <w:tcPr>
+            <w:tcW w:type="dxa" w:w="3408"/>
+          </w:tcPr>
+          <w:p>
+            <w:r>
+              <w:t>Sections 9 and 11–14. Give extra time to finish the full task set; use Section 15 when the week includes a coding lab.</w:t>
+            </w:r>
+          </w:p>
+        </w:tc>
+      </w:tr>
+    </w:tbl>
+    <w:p>
+      <w:r>
+        <w:t>Before class, solve the supported practice: Record ages are6, 7, 9 days. Cache contains copies of all three. Show the intermediate steps and give the conclusion with its scope.</w:t>
+      </w:r>
+    </w:p>
+    <w:p>
+      <w:r>
+        <w:t>Reasoned practice answer: Teacher explanation: Retain age6; delete content ages7 and9 from primary and cache under the policy. Retain only allowed audit metadata; backups need their stated expiry process.</w:t>
+      </w:r>
+    </w:p>
+    <w:p>
+      <w:r>
+        <w:t>Check every learner before discussion: Use the worked case for Data retention and deletion. Proposed explanation: “The worked result establishes every future case”. Decide whether this explanation is supported. Point to the step or supplied fact that decides; explain your repair if needed.</w:t>
+      </w:r>
+    </w:p>
+    <w:p>
+      <w:r>
+        <w:t>Misconception repair: This fictional retention exercise is not a statement of legal retention requirements.</w:t>
+      </w:r>
+    </w:p>
+    <w:p>
+      <w:r>
+        <w:t>Support: read the exact case aloud, enlarge the labelled picture, supply input cards and model only the first deciding step. Accept a spoken explanation or drawing; retain the reasoning goal.</w:t>
+      </w:r>
+    </w:p>
+    <w:p>
+      <w:r>
+        <w:t>Extension: Primary deletion succeeds but backup deletion fails. Require a prediction and a reason before comparing. Expected result: Record incomplete deletion and follow the retry or escalation procedure. Reason: One required copy remains in the declared scope.</w:t>
+      </w:r>
+    </w:p>
+    <w:p>
+      <w:r>
+        <w:t>Independent assessment: withhold the reserved answer until the learner has attempted the new case. Record support separately from correctness.</w:t>
+      </w:r>
+    </w:p>
+    <w:tbl>
+      <w:tblPr>
+        <w:tblStyle w:val="LightShading-Accent1"/>
+        <w:tblW w:type="auto" w:w="0"/>
+        <w:tblLook w:firstColumn="1" w:firstRow="1" w:lastColumn="0" w:lastRow="0" w:noHBand="0" w:noVBand="1" w:val="04A0"/>
+      </w:tblPr>
+      <w:tblGrid>
+        <w:gridCol w:w="2556"/>
+        <w:gridCol w:w="2556"/>
+        <w:gridCol w:w="2556"/>
+        <w:gridCol w:w="2556"/>
+      </w:tblGrid>
+      <w:tr>
+        <w:trPr>
+          <w:tblHeader/>
+        </w:trPr>
+        <w:tc>
+          <w:tcPr>
+            <w:tcW w:type="dxa" w:w="2556"/>
+          </w:tcPr>
+          <w:p>
+            <w:r>
+              <w:t>Criterion</w:t>
+            </w:r>
+          </w:p>
+        </w:tc>
+        <w:tc>
+          <w:tcPr>
+            <w:tcW w:type="dxa" w:w="2556"/>
+          </w:tcPr>
+          <w:p>
+            <w:r>
+              <w:t>Not yet</w:t>
+            </w:r>
+          </w:p>
+        </w:tc>
+        <w:tc>
+          <w:tcPr>
+            <w:tcW w:type="dxa" w:w="2556"/>
+          </w:tcPr>
+          <w:p>
+            <w:r>
+              <w:t>With support</w:t>
+            </w:r>
+          </w:p>
+        </w:tc>
+        <w:tc>
+          <w:tcPr>
+            <w:tcW w:type="dxa" w:w="2556"/>
+          </w:tcPr>
+          <w:p>
+            <w:r>
+              <w:t>Independent</w:t>
+            </w:r>
+          </w:p>
+        </w:tc>
+      </w:tr>
+      <w:tr>
+        <w:tc>
+          <w:tcPr>
+            <w:tcW w:type="dxa" w:w="2556"/>
+          </w:tcPr>
+          <w:p>
+            <w:r>
+              <w:t>Explanation</w:t>
+            </w:r>
+          </w:p>
+        </w:tc>
+        <w:tc>
+          <w:tcPr>
+            <w:tcW w:type="dxa" w:w="2556"/>
+          </w:tcPr>
+          <w:p>
+            <w:r>
+              <w:t>Names an answer without a deciding fact</w:t>
+            </w:r>
+          </w:p>
+        </w:tc>
+        <w:tc>
+          <w:tcPr>
+            <w:tcW w:type="dxa" w:w="2556"/>
+          </w:tcPr>
+          <w:p>
+            <w:r>
+              <w:t>Uses a hint to link fact and decision</w:t>
+            </w:r>
+          </w:p>
+        </w:tc>
+        <w:tc>
+          <w:tcPr>
+            <w:tcW w:type="dxa" w:w="2556"/>
+          </w:tcPr>
+          <w:p>
+            <w:r>
+              <w:t>Explains the deciding fact in own words</w:t>
+            </w:r>
+          </w:p>
+        </w:tc>
+      </w:tr>
+      <w:tr>
+        <w:tc>
+          <w:tcPr>
+            <w:tcW w:type="dxa" w:w="2556"/>
+          </w:tcPr>
+          <w:p>
+            <w:r>
+              <w:t>Trace or test</w:t>
+            </w:r>
+          </w:p>
+        </w:tc>
+        <w:tc>
+          <w:tcPr>
+            <w:tcW w:type="dxa" w:w="2556"/>
+          </w:tcPr>
+          <w:p>
+            <w:r>
+              <w:t>Cannot connect input and result</w:t>
+            </w:r>
+          </w:p>
+        </w:tc>
+        <w:tc>
+          <w:tcPr>
+            <w:tcW w:type="dxa" w:w="2556"/>
+          </w:tcPr>
+          <w:p>
+            <w:r>
+              <w:t>Completes steps with prompts</w:t>
+            </w:r>
+          </w:p>
+        </w:tc>
+        <w:tc>
+          <w:tcPr>
+            <w:tcW w:type="dxa" w:w="2556"/>
+          </w:tcPr>
+          <w:p>
+            <w:r>
+              <w:t>Traces or tests a changed case accurately</w:t>
+            </w:r>
+          </w:p>
+        </w:tc>
+      </w:tr>
+      <w:tr>
+        <w:tc>
+          <w:tcPr>
+            <w:tcW w:type="dxa" w:w="2556"/>
+          </w:tcPr>
+          <w:p>
+            <w:r>
+              <w:t>Limits and revision</w:t>
+            </w:r>
+          </w:p>
+        </w:tc>
+        <w:tc>
+          <w:tcPr>
+            <w:tcW w:type="dxa" w:w="2556"/>
+          </w:tcPr>
+          <w:p>
+            <w:r>
+              <w:t>Claims more than evidence supports</w:t>
+            </w:r>
+          </w:p>
+        </w:tc>
+        <w:tc>
+          <w:tcPr>
+            <w:tcW w:type="dxa" w:w="2556"/>
+          </w:tcPr>
+          <w:p>
+            <w:r>
+              <w:t>Names a limit after a prompt</w:t>
+            </w:r>
+          </w:p>
+        </w:tc>
+        <w:tc>
+          <w:tcPr>
+            <w:tcW w:type="dxa" w:w="2556"/>
+          </w:tcPr>
+          <w:p>
+            <w:r>
+              <w:t>States a defensible limit and useful next test</w:t>
+            </w:r>
+          </w:p>
+        </w:tc>
+      </w:tr>
+    </w:tbl>
+    <w:p>
+      <w:r>
+        <w:t>Project checkpoint: Evaluate and revise. Compare with your starting method, explain errors and record a justified revision.</w:t>
+      </w:r>
+    </w:p>
+    <w:p>
+      <w:r>
+        <w:t>Use the weekly teacher answer for topic-specific reasoning. A saved progress tick is an activity record; judge mastery from the learner’s explanation and evidence.</w:t>
+      </w:r>
+    </w:p>
     <w:sectPr>
       <w:pgSz w:w="12240" w:h="15840"/>
       <w:pgMar w:top="936" w:right="1008" w:bottom="936" w:left="1008" w:header="720" w:footer="720" w:gutter="0"/>

--- a/downloads/teacher/ai-6-week-20.docx
+++ b/downloads/teacher/ai-6-week-20.docx
@@ -2333,6 +2333,39 @@
         <w:t>Use the weekly teacher answer for topic-specific reasoning. A saved progress tick is an activity record; judge mastery from the learner’s explanation and evidence.</w:t>
       </w:r>
     </w:p>
+    <w:p>
+      <w:pPr>
+        <w:pStyle w:val="Heading1"/>
+      </w:pPr>
+      <w:r>
+        <w:t>08. Use feedback, labs and repair paths</w:t>
+      </w:r>
+    </w:p>
+    <w:p>
+      <w:r>
+        <w:t>Use the two formative questions as supported practice, not as independent mastery scores. Discuss the deciding evidence rather than accepting a guessed selection.</w:t>
+      </w:r>
+    </w:p>
+    <w:p>
+      <w:r>
+        <w:t>The feedback comes from the reviewed public worked case. Do not reveal the separately reserved independent teacher answer until the learner has attempted that case.</w:t>
+      </w:r>
+    </w:p>
+    <w:p>
+      <w:r>
+        <w:t>Ask students to predict before running code. Preserve errors and actual outputs; collect a changed test and an explanation. The branch-boundary and indexing lessons deliberately include failure cases.</w:t>
+      </w:r>
+    </w:p>
+    <w:p>
+      <w:r>
+        <w:t>Use the earlier worked-explanation links to address a specific missing building block, then return to the current question. Adapt this suggestion after observing the learner; it is not an automatic diagnosis.</w:t>
+      </w:r>
+    </w:p>
+    <w:p>
+      <w:r>
+        <w:t>Collect the completed-work portfolio as evidence. Record support separately from correctness, and assess explanation, trace/test and limitations. Progress ticks and quiz selections alone do not establish mastery.</w:t>
+      </w:r>
+    </w:p>
     <w:sectPr>
       <w:pgSz w:w="12240" w:h="15840"/>
       <w:pgMar w:top="936" w:right="1008" w:bottom="936" w:left="1008" w:header="720" w:footer="720" w:gutter="0"/>

--- a/downloads/teacher/ai-6-week-20.docx
+++ b/downloads/teacher/ai-6-week-20.docx
@@ -29,16 +29,39 @@
       </w:r>
     </w:p>
     <w:p>
-      <w:pPr>
-        <w:pStyle w:val="Heading3"/>
-      </w:pPr>
-      <w:r>
-        <w:t>Teach the learning cycle</w:t>
+      <w:r>
+        <w:t>Prepare Data retention and deletion: check the target, prerequisites, resources and adaptable teaching schedule.</w:t>
       </w:r>
     </w:p>
     <w:p>
-      <w:r>
-        <w:t>Primary target: Explain the mechanism and terminology of data retention and deletion</w:t>
+      <w:pPr>
+        <w:pStyle w:val="Heading3"/>
+      </w:pPr>
+      <w:r>
+        <w:t>Teach the learning cycle</w:t>
+      </w:r>
+    </w:p>
+    <w:p>
+      <w:pPr>
+        <w:spacing w:line="336" w:lineRule="auto" w:after="180"/>
+      </w:pPr>
+      <w:r>
+        <w:rPr>
+          <w:b w:val="0"/>
+        </w:rPr>
+        <w:t xml:space="preserve">Primary target: Explain the </w:t>
+      </w:r>
+      <w:r>
+        <w:rPr>
+          <w:b/>
+        </w:rPr>
+        <w:t>mechanism</w:t>
+      </w:r>
+      <w:r>
+        <w:rPr>
+          <w:b w:val="0"/>
+        </w:rPr>
+        <w:t xml:space="preserve"> and terminology of data retention and deletion</w:t>
       </w:r>
     </w:p>
     <w:tbl>
@@ -185,21 +208,48 @@
       </w:tr>
     </w:tbl>
     <w:p>
-      <w:r>
-        <w:t>This is a starting allocation of 135 minutes, not a validated duration. Preserve all named topics. Schedule extra time for connected examples, the full investigation, independent cases and project building. Repeated copies of a case share one recorded attempt; they are not new evidence.</w:t>
+      <w:pPr>
+        <w:spacing w:line="336" w:lineRule="auto" w:after="180"/>
+      </w:pPr>
+      <w:r>
+        <w:rPr>
+          <w:b w:val="0"/>
+        </w:rPr>
+        <w:t>This is a starting allocation of 135 minutes, not a validated duration. Preserve all named topics. Schedule extra time for connected examples, the full investigation, independent cases and project building.</w:t>
       </w:r>
     </w:p>
     <w:p>
-      <w:r>
-        <w:t>Case exposure check: this source example appears in ai-3/28, ai-6/20. Reuse a familiar case for recall or modelling; verify that the case used to assess transfer has not already received feedback.</w:t>
+      <w:pPr>
+        <w:spacing w:line="336" w:lineRule="auto" w:after="180"/>
+      </w:pPr>
+      <w:r>
+        <w:rPr>
+          <w:b w:val="0"/>
+        </w:rPr>
+        <w:t xml:space="preserve">Repeated copies of a case share one recorded attempt; they are not new </w:t>
+      </w:r>
+      <w:r>
+        <w:rPr>
+          <w:b/>
+        </w:rPr>
+        <w:t>evidence</w:t>
+      </w:r>
+      <w:r>
+        <w:rPr>
+          <w:b w:val="0"/>
+        </w:rPr>
+        <w:t>.</w:t>
       </w:r>
     </w:p>
     <w:p>
       <w:pPr>
-        <w:pStyle w:val="Heading3"/>
-      </w:pPr>
-      <w:r>
-        <w:t>Retrieval answer guidance</w:t>
+        <w:spacing w:line="336" w:lineRule="auto" w:after="180"/>
+      </w:pPr>
+      <w:r>
+        <w:rPr>
+          <w:b w:val="0"/>
+        </w:rPr>
+        <w:t>Case exposure check: this source example appears in ai-3/28, ai-6/20. Reuse a familiar case for recall or modelling; verify that the case used to assess transfer has not already received feedback.</w:t>
       </w:r>
     </w:p>
     <w:p>
@@ -207,132 +257,345 @@
         <w:pStyle w:val="Heading3"/>
       </w:pPr>
       <w:r>
-        <w:t>Sandboxing and resource limits</w:t>
+        <w:t>Retrieval answer guidance</w:t>
       </w:r>
     </w:p>
     <w:p>
-      <w:r>
-        <w:t>Without opening the old lesson, explain one key idea from Sandboxing and resource limits. Give an example and a mistake that the idea helps you avoid.</w:t>
+      <w:pPr>
+        <w:pStyle w:val="Heading3"/>
+      </w:pPr>
+      <w:r>
+        <w:t>Sandboxing and resource limits</w:t>
       </w:r>
     </w:p>
     <w:p>
-      <w:r>
-        <w:t>Look for: Explain the mechanism and terminology of sandboxing and resource limits</w:t>
+      <w:pPr>
+        <w:spacing w:line="336" w:lineRule="auto" w:after="180"/>
+      </w:pPr>
+      <w:r>
+        <w:rPr>
+          <w:b w:val="0"/>
+        </w:rPr>
+        <w:t>Without opening the old lesson, explain one key idea from Sandboxing and resource limits. Give an example and a mistake that the idea helps you avoid.</w:t>
       </w:r>
     </w:p>
     <w:p>
-      <w:r>
-        <w:t>Reference example, not the only acceptable wording: Teacher explanation: Sandboxing and quotas constrain what a process may access or consume. They reduce possible operations but do not verify every result. The fictional job may read its fixture directory, write its output directory, use no network and run for at most 2 seconds with at most 10 queued tasks. Reject excess work before starting it.</w:t>
+      <w:pPr>
+        <w:spacing w:line="336" w:lineRule="auto" w:after="180"/>
+      </w:pPr>
+      <w:r>
+        <w:rPr>
+          <w:b w:val="0"/>
+        </w:rPr>
+        <w:t xml:space="preserve">Look for: Explain the </w:t>
+      </w:r>
+      <w:r>
+        <w:rPr>
+          <w:b/>
+        </w:rPr>
+        <w:t>mechanism</w:t>
+      </w:r>
+      <w:r>
+        <w:rPr>
+          <w:b w:val="0"/>
+        </w:rPr>
+        <w:t xml:space="preserve"> and terminology of sandboxing and resource limits</w:t>
       </w:r>
     </w:p>
     <w:p>
       <w:pPr>
-        <w:pStyle w:val="Heading3"/>
-      </w:pPr>
-      <w:r>
-        <w:t>External side effects and recovery</w:t>
+        <w:spacing w:line="336" w:lineRule="auto" w:after="180"/>
+      </w:pPr>
+      <w:r>
+        <w:rPr>
+          <w:b w:val="0"/>
+        </w:rPr>
+        <w:t xml:space="preserve">Reference example, not the only acceptable wording: Teacher explanation: Sandboxing and quotas constrain what a </w:t>
+      </w:r>
+      <w:r>
+        <w:rPr>
+          <w:b/>
+        </w:rPr>
+        <w:t>process</w:t>
+      </w:r>
+      <w:r>
+        <w:rPr>
+          <w:b w:val="0"/>
+        </w:rPr>
+        <w:t xml:space="preserve"> may access or consume. They reduce possible operations but do not verify every result.</w:t>
       </w:r>
     </w:p>
     <w:p>
-      <w:r>
-        <w:t>Without opening the old lesson, explain one key idea from External side effects and recovery. Give an example and a mistake that the idea helps you avoid.</w:t>
+      <w:pPr>
+        <w:spacing w:line="336" w:lineRule="auto" w:after="180"/>
+      </w:pPr>
+      <w:r>
+        <w:rPr>
+          <w:b w:val="0"/>
+        </w:rPr>
+        <w:t xml:space="preserve">The fictional job may read its fixture directory, write its </w:t>
+      </w:r>
+      <w:r>
+        <w:rPr>
+          <w:b/>
+        </w:rPr>
+        <w:t>output</w:t>
+      </w:r>
+      <w:r>
+        <w:rPr>
+          <w:b w:val="0"/>
+        </w:rPr>
+        <w:t xml:space="preserve"> directory, use no network and run for at most 2 seconds with at most 10 queued tasks. Reject excess work before starting it.</w:t>
       </w:r>
     </w:p>
     <w:p>
-      <w:r>
-        <w:t>Look for: Explain the mechanism and terminology of external side effects and recovery</w:t>
+      <w:pPr>
+        <w:pStyle w:val="Heading3"/>
+      </w:pPr>
+      <w:r>
+        <w:t>External side effects and recovery</w:t>
       </w:r>
     </w:p>
     <w:p>
-      <w:r>
-        <w:t>Reference example, not the only acceptable wording: Teacher explanation: External effects can succeed while their acknowledgement is lost. Recovery must inspect committed state before repeating the operation. The mock ledger records prepared, committed or unknown per operation ID. Retry a committed operation by returning its result; reconcile unknown status instead of assuming failure. Preserve compensation as a separate authorised action.</w:t>
+      <w:pPr>
+        <w:spacing w:line="336" w:lineRule="auto" w:after="180"/>
+      </w:pPr>
+      <w:r>
+        <w:rPr>
+          <w:b w:val="0"/>
+        </w:rPr>
+        <w:t>Without opening the old lesson, explain one key idea from External side effects and recovery. Give an example and a mistake that the idea helps you avoid.</w:t>
       </w:r>
     </w:p>
     <w:p>
       <w:pPr>
-        <w:pStyle w:val="Heading3"/>
-      </w:pPr>
-      <w:r>
-        <w:t>Planning and action selection</w:t>
+        <w:spacing w:line="336" w:lineRule="auto" w:after="180"/>
+      </w:pPr>
+      <w:r>
+        <w:rPr>
+          <w:b w:val="0"/>
+        </w:rPr>
+        <w:t xml:space="preserve">Look for: Explain the </w:t>
+      </w:r>
+      <w:r>
+        <w:rPr>
+          <w:b/>
+        </w:rPr>
+        <w:t>mechanism</w:t>
+      </w:r>
+      <w:r>
+        <w:rPr>
+          <w:b w:val="0"/>
+        </w:rPr>
+        <w:t xml:space="preserve"> and terminology of external side effects and recovery</w:t>
       </w:r>
     </w:p>
     <w:p>
-      <w:r>
-        <w:t>Without opening the old lesson, explain one key idea from Planning and action selection. Give an example and a mistake that the idea helps you avoid.</w:t>
+      <w:pPr>
+        <w:spacing w:line="336" w:lineRule="auto" w:after="180"/>
+      </w:pPr>
+      <w:r>
+        <w:rPr>
+          <w:b w:val="0"/>
+        </w:rPr>
+        <w:t>Reference example, not the only acceptable wording: Teacher explanation: External effects can succeed while their acknowledgement is lost. Recovery must inspect committed state before repeating the operation.</w:t>
       </w:r>
     </w:p>
     <w:p>
-      <w:r>
-        <w:t>Look for: Explain the mechanism and terminology of planning and action selection</w:t>
+      <w:pPr>
+        <w:spacing w:line="336" w:lineRule="auto" w:after="180"/>
+      </w:pPr>
+      <w:r>
+        <w:rPr>
+          <w:b w:val="0"/>
+        </w:rPr>
+        <w:t>The mock ledger records prepared, committed or unknown per operation ID. Retry a committed operation by returning its result; reconcile unknown status instead of assuming failure.</w:t>
       </w:r>
     </w:p>
     <w:p>
-      <w:r>
-        <w:t>Reference example, not the only acceptable wording: Teacher explanation: Planning proposes steps; execution must still validate permissions and prerequisites for each step. Replanning cannot invent authority. For read-only reporting, allowed plan is validate -&gt; retrieve -&gt; verify -&gt; answer. If retrieval lacks evidence, route to review. Reject write or send steps before they run.</w:t>
+      <w:pPr>
+        <w:spacing w:line="336" w:lineRule="auto" w:after="180"/>
+      </w:pPr>
+      <w:r>
+        <w:rPr>
+          <w:b w:val="0"/>
+        </w:rPr>
+        <w:t>Preserve compensation as a separate authorised action.</w:t>
       </w:r>
     </w:p>
     <w:p>
-      <w:r>
-        <w:t>Two 45-minute sessions. Retention and deletion cover all declared stores, including caches and logs. Removing a visible row may leave copies elsewhere. Use the supplied constructed scenarios to make the mechanism inspectable. Collect W4 before sharing solutions. Students should name intermediate evidence and limitations; classroom pacing and learning effectiveness remain unvalidated.</w:t>
+      <w:pPr>
+        <w:pStyle w:val="Heading3"/>
+      </w:pPr>
+      <w:r>
+        <w:t>Planning and action selection</w:t>
       </w:r>
     </w:p>
     <w:p>
       <w:pPr>
-        <w:pStyle w:val="Heading3"/>
-      </w:pPr>
-      <w:r>
-        <w:t>Outcomes</w:t>
+        <w:spacing w:line="336" w:lineRule="auto" w:after="180"/>
+      </w:pPr>
+      <w:r>
+        <w:rPr>
+          <w:b w:val="0"/>
+        </w:rPr>
+        <w:t>Without opening the old lesson, explain one key idea from Planning and action selection. Give an example and a mistake that the idea helps you avoid.</w:t>
       </w:r>
     </w:p>
     <w:p>
-      <w:r>
-        <w:t>Explain the mechanism and terminology of data retention and deletion</w:t>
+      <w:pPr>
+        <w:spacing w:line="336" w:lineRule="auto" w:after="180"/>
+      </w:pPr>
+      <w:r>
+        <w:rPr>
+          <w:b w:val="0"/>
+        </w:rPr>
+        <w:t xml:space="preserve">Look for: Explain the </w:t>
+      </w:r>
+      <w:r>
+        <w:rPr>
+          <w:b/>
+        </w:rPr>
+        <w:t>mechanism</w:t>
+      </w:r>
+      <w:r>
+        <w:rPr>
+          <w:b w:val="0"/>
+        </w:rPr>
+        <w:t xml:space="preserve"> and terminology of planning and action selection</w:t>
       </w:r>
     </w:p>
     <w:p>
-      <w:r>
-        <w:t>Apply the stated procedure to a new case with a traceable result</w:t>
+      <w:pPr>
+        <w:spacing w:line="336" w:lineRule="auto" w:after="180"/>
+      </w:pPr>
+      <w:r>
+        <w:rPr>
+          <w:b w:val="0"/>
+        </w:rPr>
+        <w:t>Reference example, not the only acceptable wording: Teacher explanation: Planning proposes steps; execution must still validate permissions and prerequisites for each step. Replanning cannot invent authority.</w:t>
       </w:r>
     </w:p>
     <w:p>
-      <w:r>
-        <w:t>Identify an assumption or limitation and design a revealing follow-up</w:t>
+      <w:pPr>
+        <w:spacing w:line="336" w:lineRule="auto" w:after="180"/>
+      </w:pPr>
+      <w:r>
+        <w:rPr>
+          <w:b w:val="0"/>
+        </w:rPr>
+        <w:t xml:space="preserve">For read-only reporting, allowed plan is validate -&gt; retrieve -&gt; verify -&gt; answer. If retrieval lacks </w:t>
+      </w:r>
+      <w:r>
+        <w:rPr>
+          <w:b/>
+        </w:rPr>
+        <w:t>evidence</w:t>
+      </w:r>
+      <w:r>
+        <w:rPr>
+          <w:b w:val="0"/>
+        </w:rPr>
+        <w:t>, route to review. Reject write or send steps before they run.</w:t>
       </w:r>
     </w:p>
     <w:p>
       <w:pPr>
-        <w:pStyle w:val="Heading3"/>
-      </w:pPr>
-      <w:r>
-        <w:t>Preparation</w:t>
+        <w:spacing w:line="336" w:lineRule="auto" w:after="180"/>
+      </w:pPr>
+      <w:r>
+        <w:rPr>
+          <w:b w:val="0"/>
+        </w:rPr>
+        <w:t xml:space="preserve">Two 45-minute sessions. Retention and deletion cover all declared stores, including caches and logs. Removing a visible row may leave copies elsewhere. Use the supplied constructed scenarios to make the </w:t>
+      </w:r>
+      <w:r>
+        <w:rPr>
+          <w:b/>
+        </w:rPr>
+        <w:t>mechanism</w:t>
+      </w:r>
+      <w:r>
+        <w:rPr>
+          <w:b w:val="0"/>
+        </w:rPr>
+        <w:t xml:space="preserve"> inspectable.</w:t>
       </w:r>
     </w:p>
     <w:p>
-      <w:r>
-        <w:t>Lesson and workbook; paper and pencil</w:t>
+      <w:pPr>
+        <w:spacing w:line="336" w:lineRule="auto" w:after="180"/>
+      </w:pPr>
+      <w:r>
+        <w:rPr>
+          <w:b w:val="0"/>
+        </w:rPr>
+        <w:t xml:space="preserve">Collect W4 before sharing solutions. Students should name intermediate </w:t>
+      </w:r>
+      <w:r>
+        <w:rPr>
+          <w:b/>
+        </w:rPr>
+        <w:t>evidence</w:t>
+      </w:r>
+      <w:r>
+        <w:rPr>
+          <w:b w:val="0"/>
+        </w:rPr>
+        <w:t xml:space="preserve"> and limitations; classroom pacing and learning effectiveness remain unvalidated.</w:t>
       </w:r>
     </w:p>
     <w:p>
-      <w:r>
-        <w:t>Calculator and optional local Python 3 for arithmetic; no live API or private data</w:t>
+      <w:pPr>
+        <w:pStyle w:val="Heading3"/>
+      </w:pPr>
+      <w:r>
+        <w:t>Outcomes</w:t>
       </w:r>
     </w:p>
     <w:p>
-      <w:r>
-        <w:t>Prepare the fresh retry separately and withhold its solution until after collection</w:t>
+      <w:pPr>
+        <w:spacing w:line="336" w:lineRule="auto" w:after="180"/>
+      </w:pPr>
+      <w:r>
+        <w:rPr>
+          <w:b w:val="0"/>
+        </w:rPr>
+        <w:t xml:space="preserve">Explain the </w:t>
+      </w:r>
+      <w:r>
+        <w:rPr>
+          <w:b/>
+        </w:rPr>
+        <w:t>mechanism</w:t>
+      </w:r>
+      <w:r>
+        <w:rPr>
+          <w:b w:val="0"/>
+        </w:rPr>
+        <w:t xml:space="preserve"> and terminology of data retention and deletion</w:t>
       </w:r>
     </w:p>
     <w:p>
       <w:pPr>
-        <w:pStyle w:val="Heading3"/>
-      </w:pPr>
-      <w:r>
-        <w:t>Prerequisite answer</w:t>
+        <w:spacing w:line="336" w:lineRule="auto" w:after="180"/>
+      </w:pPr>
+      <w:r>
+        <w:rPr>
+          <w:b w:val="0"/>
+        </w:rPr>
+        <w:t>Apply the stated procedure to a new case with a traceable result</w:t>
       </w:r>
     </w:p>
     <w:p>
-      <w:r>
-        <w:t>A result depends on the inputs, procedure and conditions that produced it. Preserve data roles and distinguish observed outcomes from predictions or unmeasured conditions. If the prior concept cannot be explained, use a short retrieval activity before this chapter.</w:t>
+      <w:pPr>
+        <w:spacing w:line="336" w:lineRule="auto" w:after="180"/>
+      </w:pPr>
+      <w:r>
+        <w:rPr>
+          <w:b w:val="0"/>
+        </w:rPr>
+        <w:t>Identify an assumption or limitation and design a revealing follow-up</w:t>
       </w:r>
     </w:p>
     <w:p>
@@ -340,45 +603,243 @@
         <w:pStyle w:val="Heading3"/>
       </w:pPr>
       <w:r>
-        <w:t>End goal for the pictorial case</w:t>
+        <w:t>Preparation</w:t>
       </w:r>
     </w:p>
     <w:p>
-      <w:r>
-        <w:t>Explain data retention and deletion using the deciding step in this fictional service.</w:t>
+      <w:pPr>
+        <w:spacing w:line="336" w:lineRule="auto" w:after="180"/>
+      </w:pPr>
+      <w:r>
+        <w:rPr>
+          <w:b w:val="0"/>
+        </w:rPr>
+        <w:t>Lesson and workbook; paper and pencil</w:t>
       </w:r>
     </w:p>
     <w:p>
-      <w:r>
-        <w:t>This added worked case illustrates the week’s main idea. Retain all original and connected topics; schedule its practice within the teaching cycle.</w:t>
+      <w:pPr>
+        <w:spacing w:line="336" w:lineRule="auto" w:after="180"/>
+      </w:pPr>
+      <w:r>
+        <w:rPr>
+          <w:b w:val="0"/>
+        </w:rPr>
+        <w:t>Calculator and optional local Python 3 for arithmetic; no live API or private data</w:t>
       </w:r>
     </w:p>
     <w:p>
       <w:pPr>
-        <w:pStyle w:val="Heading1"/>
-      </w:pPr>
-      <w:r>
-        <w:t>02. Explain and model the mechanism</w:t>
+        <w:spacing w:line="336" w:lineRule="auto" w:after="180"/>
+      </w:pPr>
+      <w:r>
+        <w:rPr>
+          <w:b w:val="0"/>
+        </w:rPr>
+        <w:t>Prepare the fresh retry separately and withhold its solution until after collection</w:t>
       </w:r>
     </w:p>
     <w:p>
-      <w:r>
-        <w:t>Retention and deletion cover all declared stores, including caches and logs. Removing a visible row may leave copies elsewhere.</w:t>
+      <w:pPr>
+        <w:pStyle w:val="Heading3"/>
+      </w:pPr>
+      <w:r>
+        <w:t>Prerequisite answer</w:t>
       </w:r>
     </w:p>
     <w:p>
-      <w:r>
-        <w:t>Begin by writing the question the procedure is intended to answer. Identify the information already supplied, the information it will produce and the information still missing. These are constructed classroom examples; they do not require live accounts, private records or an external service. Do not treat a plausible explanation as a measured outcome.</w:t>
+      <w:pPr>
+        <w:spacing w:line="336" w:lineRule="auto" w:after="180"/>
+      </w:pPr>
+      <w:r>
+        <w:rPr>
+          <w:b w:val="0"/>
+        </w:rPr>
+        <w:t xml:space="preserve">A result depends on the </w:t>
+      </w:r>
+      <w:r>
+        <w:rPr>
+          <w:b/>
+        </w:rPr>
+        <w:t>input</w:t>
+      </w:r>
+      <w:r>
+        <w:rPr>
+          <w:b w:val="0"/>
+        </w:rPr>
+        <w:t xml:space="preserve">s, procedure and conditions that produced it. Preserve data roles and distinguish observed outcomes from </w:t>
+      </w:r>
+      <w:r>
+        <w:rPr>
+          <w:b/>
+        </w:rPr>
+        <w:t>prediction</w:t>
+      </w:r>
+      <w:r>
+        <w:rPr>
+          <w:b w:val="0"/>
+        </w:rPr>
+        <w:t>s or unmeasured conditions.</w:t>
       </w:r>
     </w:p>
     <w:p>
-      <w:r>
-        <w:t>Toy policy retains session content for 7 days and deletes it when age is at least7. Audit metadata may remain for 30 days without content. Track primary storage, cache and backup policy separately.</w:t>
+      <w:pPr>
+        <w:spacing w:line="336" w:lineRule="auto" w:after="180"/>
+      </w:pPr>
+      <w:r>
+        <w:rPr>
+          <w:b w:val="0"/>
+        </w:rPr>
+        <w:t>If the prior concept cannot be explained, use a short retrieval activity before this chapter.</w:t>
       </w:r>
     </w:p>
     <w:p>
-      <w:r>
-        <w:t>Before applying the procedure, write its units, denominator or decision boundary where relevant. A partner should be able to repeat each step using the same inputs. If a required input is absent or violates the stated contract, record that condition explicitly instead of quietly replacing it with a convenient value.</w:t>
+      <w:pPr>
+        <w:pStyle w:val="Heading3"/>
+      </w:pPr>
+      <w:r>
+        <w:t>End goal for the pictorial case</w:t>
+      </w:r>
+    </w:p>
+    <w:p>
+      <w:pPr>
+        <w:spacing w:line="336" w:lineRule="auto" w:after="180"/>
+      </w:pPr>
+      <w:r>
+        <w:rPr>
+          <w:b w:val="0"/>
+        </w:rPr>
+        <w:t>Explain data retention and deletion using the deciding step in this fictional service.</w:t>
+      </w:r>
+    </w:p>
+    <w:p>
+      <w:pPr>
+        <w:spacing w:line="336" w:lineRule="auto" w:after="180"/>
+      </w:pPr>
+      <w:r>
+        <w:rPr>
+          <w:b w:val="0"/>
+        </w:rPr>
+        <w:t>This added worked case illustrates the week’s main idea. Retain all original and connected topics; schedule its practice within the teaching cycle.</w:t>
+      </w:r>
+    </w:p>
+    <w:p>
+      <w:pPr>
+        <w:pStyle w:val="Heading1"/>
+      </w:pPr>
+      <w:r>
+        <w:t>02. Explain and model the mechanism</w:t>
+      </w:r>
+    </w:p>
+    <w:p>
+      <w:r>
+        <w:t>Model Data retention and deletion using the supplied case, labelled mechanism and reasoning. Make the scope of each conclusion explicit.</w:t>
+      </w:r>
+    </w:p>
+    <w:p>
+      <w:pPr>
+        <w:spacing w:line="336" w:lineRule="auto" w:after="180"/>
+      </w:pPr>
+      <w:r>
+        <w:rPr>
+          <w:b w:val="0"/>
+        </w:rPr>
+        <w:t>Retention and deletion cover all declared stores, including caches and logs. Removing a visible row may leave copies elsewhere.</w:t>
+      </w:r>
+    </w:p>
+    <w:p>
+      <w:pPr>
+        <w:pStyle w:val="Heading3"/>
+      </w:pPr>
+      <w:r>
+        <w:t>Explain Data retention and deletion · 1</w:t>
+      </w:r>
+    </w:p>
+    <w:p>
+      <w:pPr>
+        <w:spacing w:line="336" w:lineRule="auto" w:after="180"/>
+      </w:pPr>
+      <w:r>
+        <w:rPr>
+          <w:b w:val="0"/>
+        </w:rPr>
+        <w:t>Begin by writing the question the procedure is intended to answer. Identify the information already supplied, the information it will produce and the information still missing.</w:t>
+      </w:r>
+    </w:p>
+    <w:p>
+      <w:pPr>
+        <w:spacing w:line="336" w:lineRule="auto" w:after="180"/>
+      </w:pPr>
+      <w:r>
+        <w:rPr>
+          <w:b w:val="0"/>
+        </w:rPr>
+        <w:t>These are constructed classroom examples; they do not require live accounts, private records or an external service. Do not treat a plausible explanation as a measured outcome.</w:t>
+      </w:r>
+    </w:p>
+    <w:p>
+      <w:pPr>
+        <w:spacing w:line="336" w:lineRule="auto" w:after="180"/>
+      </w:pPr>
+      <w:r>
+        <w:rPr>
+          <w:b w:val="0"/>
+        </w:rPr>
+        <w:t>Toy policy retains session content for 7 days and deletes it when age is at least7. Audit metadata may remain for 30 days without content. Track primary storage, cache and backup policy separately.</w:t>
+      </w:r>
+    </w:p>
+    <w:p>
+      <w:pPr>
+        <w:pStyle w:val="Heading3"/>
+      </w:pPr>
+      <w:r>
+        <w:t>Explain Data retention and deletion · 2</w:t>
+      </w:r>
+    </w:p>
+    <w:p>
+      <w:pPr>
+        <w:spacing w:line="336" w:lineRule="auto" w:after="180"/>
+      </w:pPr>
+      <w:r>
+        <w:rPr>
+          <w:b w:val="0"/>
+        </w:rPr>
+        <w:t xml:space="preserve">Before applying the procedure, write its units, denominator or decision boundary where relevant. A partner should be able to repeat each step using the same </w:t>
+      </w:r>
+      <w:r>
+        <w:rPr>
+          <w:b/>
+        </w:rPr>
+        <w:t>input</w:t>
+      </w:r>
+      <w:r>
+        <w:rPr>
+          <w:b w:val="0"/>
+        </w:rPr>
+        <w:t>s.</w:t>
+      </w:r>
+    </w:p>
+    <w:p>
+      <w:pPr>
+        <w:spacing w:line="336" w:lineRule="auto" w:after="180"/>
+      </w:pPr>
+      <w:r>
+        <w:rPr>
+          <w:b w:val="0"/>
+        </w:rPr>
+        <w:t xml:space="preserve">If a required </w:t>
+      </w:r>
+      <w:r>
+        <w:rPr>
+          <w:b/>
+        </w:rPr>
+        <w:t>input</w:t>
+      </w:r>
+      <w:r>
+        <w:rPr>
+          <w:b w:val="0"/>
+        </w:rPr>
+        <w:t xml:space="preserve"> is absent or violates the stated contract, record that condition explicitly instead of quietly replacing it with a convenient value.</w:t>
       </w:r>
     </w:p>
     <w:tbl>
@@ -576,36 +1037,222 @@
       </w:r>
     </w:p>
     <w:p>
-      <w:r>
-        <w:t>Guided: Retain age6; delete content ages7 and9 from primary and cache under the policy. Retain only allowed audit metadata; backups need their stated expiry process. Qualification: This fictional retention exercise is not a statement of legal retention requirements. Exit: accept a concrete variation with its predicted outcome and a stated condition that would challenge the mechanism; reject a claim resting on unmeasured evidence.</w:t>
+      <w:pPr>
+        <w:pStyle w:val="Heading3"/>
+      </w:pPr>
+      <w:r>
+        <w:t>Explain Data retention and deletion · 3</w:t>
       </w:r>
     </w:p>
     <w:p>
       <w:pPr>
-        <w:pStyle w:val="Heading3"/>
-      </w:pPr>
-      <w:r>
-        <w:t>Model the reasoning aloud</w:t>
+        <w:spacing w:line="336" w:lineRule="auto" w:after="180"/>
+      </w:pPr>
+      <w:r>
+        <w:rPr>
+          <w:b w:val="0"/>
+        </w:rPr>
+        <w:t xml:space="preserve">Guided: Retain age6; delete content ages7 and9 from primary and cache under the policy. Retain only allowed audit metadata; backups need their stated expiry </w:t>
+      </w:r>
+      <w:r>
+        <w:rPr>
+          <w:b/>
+        </w:rPr>
+        <w:t>process</w:t>
+      </w:r>
+      <w:r>
+        <w:rPr>
+          <w:b w:val="0"/>
+        </w:rPr>
+        <w:t>.</w:t>
       </w:r>
     </w:p>
     <w:p>
-      <w:r>
-        <w:t>Use the complete worked example below before asking learners to complete W2. Reveal a small part, invite a prediction, then explain the deciding step. These teacher notes contain solutions; do not reveal the independent case answer during modelling.</w:t>
+      <w:pPr>
+        <w:spacing w:line="336" w:lineRule="auto" w:after="180"/>
+      </w:pPr>
+      <w:r>
+        <w:rPr>
+          <w:b w:val="0"/>
+        </w:rPr>
+        <w:t>Qualification: This fictional retention exercise is not a statement of legal retention requirements.</w:t>
       </w:r>
     </w:p>
     <w:p>
-      <w:r>
-        <w:t>Record ages are6, 7, 9 days. Cache contains copies of all three.</w:t>
+      <w:pPr>
+        <w:spacing w:line="336" w:lineRule="auto" w:after="180"/>
+      </w:pPr>
+      <w:r>
+        <w:rPr>
+          <w:b w:val="0"/>
+        </w:rPr>
+        <w:t xml:space="preserve">Exit: accept a concrete variation with its predicted outcome and a stated condition that would challenge the </w:t>
+      </w:r>
+      <w:r>
+        <w:rPr>
+          <w:b/>
+        </w:rPr>
+        <w:t>mechanism</w:t>
+      </w:r>
+      <w:r>
+        <w:rPr>
+          <w:b w:val="0"/>
+        </w:rPr>
+        <w:t xml:space="preserve">; reject a claim resting on unmeasured </w:t>
+      </w:r>
+      <w:r>
+        <w:rPr>
+          <w:b/>
+        </w:rPr>
+        <w:t>evidence</w:t>
+      </w:r>
+      <w:r>
+        <w:rPr>
+          <w:b w:val="0"/>
+        </w:rPr>
+        <w:t>.</w:t>
       </w:r>
     </w:p>
     <w:p>
-      <w:r>
-        <w:t>Retain age6; delete content ages7 and9 from primary and cache under the policy. Retain only allowed audit metadata; backups need their stated expiry process.</w:t>
+      <w:pPr>
+        <w:pStyle w:val="Heading3"/>
+      </w:pPr>
+      <w:r>
+        <w:t>Model the reasoning aloud</w:t>
       </w:r>
     </w:p>
     <w:p>
-      <w:r>
-        <w:t>Compare the intermediate evidence with the final statement. Explain why each number or decision follows from the stated inputs. The conclusion belongs to this scenario and procedure; changing the inputs, evaluation population or authority can change what it establishes. Retain the raw record so a later revision can be compared honestly.</w:t>
+      <w:pPr>
+        <w:spacing w:line="336" w:lineRule="auto" w:after="180"/>
+      </w:pPr>
+      <w:r>
+        <w:rPr>
+          <w:b w:val="0"/>
+        </w:rPr>
+        <w:t xml:space="preserve">Use the complete worked example below before asking learners to complete W2. Reveal a small part, invite a </w:t>
+      </w:r>
+      <w:r>
+        <w:rPr>
+          <w:b/>
+        </w:rPr>
+        <w:t>prediction</w:t>
+      </w:r>
+      <w:r>
+        <w:rPr>
+          <w:b w:val="0"/>
+        </w:rPr>
+        <w:t>, then explain the deciding step.</w:t>
+      </w:r>
+    </w:p>
+    <w:p>
+      <w:pPr>
+        <w:spacing w:line="336" w:lineRule="auto" w:after="180"/>
+      </w:pPr>
+      <w:r>
+        <w:rPr>
+          <w:b w:val="0"/>
+        </w:rPr>
+        <w:t>These teacher notes contain solutions; do not reveal the independent case answer during modelling.</w:t>
+      </w:r>
+    </w:p>
+    <w:p>
+      <w:pPr>
+        <w:spacing w:line="336" w:lineRule="auto" w:after="180"/>
+      </w:pPr>
+      <w:r>
+        <w:rPr>
+          <w:b w:val="0"/>
+        </w:rPr>
+        <w:t>Record ages are6, 7, 9 days. Cache contains copies of all three.</w:t>
+      </w:r>
+    </w:p>
+    <w:p>
+      <w:pPr>
+        <w:spacing w:line="336" w:lineRule="auto" w:after="180"/>
+      </w:pPr>
+      <w:r>
+        <w:rPr>
+          <w:b w:val="0"/>
+        </w:rPr>
+        <w:t xml:space="preserve">Retain age6; delete content ages7 and9 from primary and cache under the policy. Retain only allowed audit metadata; backups need their stated expiry </w:t>
+      </w:r>
+      <w:r>
+        <w:rPr>
+          <w:b/>
+        </w:rPr>
+        <w:t>process</w:t>
+      </w:r>
+      <w:r>
+        <w:rPr>
+          <w:b w:val="0"/>
+        </w:rPr>
+        <w:t>.</w:t>
+      </w:r>
+    </w:p>
+    <w:p>
+      <w:pPr>
+        <w:pStyle w:val="Heading3"/>
+      </w:pPr>
+      <w:r>
+        <w:t>Model the reasoning aloud · 4</w:t>
+      </w:r>
+    </w:p>
+    <w:p>
+      <w:pPr>
+        <w:spacing w:line="336" w:lineRule="auto" w:after="180"/>
+      </w:pPr>
+      <w:r>
+        <w:rPr>
+          <w:b w:val="0"/>
+        </w:rPr>
+        <w:t xml:space="preserve">Compare the intermediate </w:t>
+      </w:r>
+      <w:r>
+        <w:rPr>
+          <w:b/>
+        </w:rPr>
+        <w:t>evidence</w:t>
+      </w:r>
+      <w:r>
+        <w:rPr>
+          <w:b w:val="0"/>
+        </w:rPr>
+        <w:t xml:space="preserve"> with the final statement. Explain why each number or decision follows from the stated </w:t>
+      </w:r>
+      <w:r>
+        <w:rPr>
+          <w:b/>
+        </w:rPr>
+        <w:t>input</w:t>
+      </w:r>
+      <w:r>
+        <w:rPr>
+          <w:b w:val="0"/>
+        </w:rPr>
+        <w:t>s.</w:t>
+      </w:r>
+    </w:p>
+    <w:p>
+      <w:pPr>
+        <w:spacing w:line="336" w:lineRule="auto" w:after="180"/>
+      </w:pPr>
+      <w:r>
+        <w:rPr>
+          <w:b w:val="0"/>
+        </w:rPr>
+        <w:t xml:space="preserve">The conclusion belongs to this scenario and procedure; changing the </w:t>
+      </w:r>
+      <w:r>
+        <w:rPr>
+          <w:b/>
+        </w:rPr>
+        <w:t>input</w:t>
+      </w:r>
+      <w:r>
+        <w:rPr>
+          <w:b w:val="0"/>
+        </w:rPr>
+        <w:t>s, evaluation population or authority can change what it establishes. Retain the raw record so a later revision can be compared honestly.</w:t>
       </w:r>
     </w:p>
     <w:tbl>
@@ -711,7 +1358,13 @@
       </w:tr>
     </w:tbl>
     <w:p>
-      <w:r>
+      <w:pPr>
+        <w:spacing w:line="336" w:lineRule="auto" w:after="180"/>
+      </w:pPr>
+      <w:r>
+        <w:rPr>
+          <w:b w:val="0"/>
+        </w:rPr>
         <w:t>Use the diagram and verbal explanation together. Ask learners to match a sentence to a specific visual step; do not assign learners fixed visual or auditory learning styles.</w:t>
       </w:r>
     </w:p>
@@ -724,7 +1377,13 @@
       </w:r>
     </w:p>
     <w:p>
-      <w:r>
+      <w:pPr>
+        <w:spacing w:line="336" w:lineRule="auto" w:after="180"/>
+      </w:pPr>
+      <w:r>
+        <w:rPr>
+          <w:b w:val="0"/>
+        </w:rPr>
         <w:t>Delete every listed copy. A fictional policy deletes transcripts at age seven days or older, including listed backups.</w:t>
       </w:r>
     </w:p>
@@ -737,7 +1396,22 @@
       </w:r>
     </w:p>
     <w:p>
-      <w:r>
+      <w:pPr>
+        <w:pStyle w:val="Heading3"/>
+      </w:pPr>
+      <w:r>
+        <w:t>Supplied facts</w:t>
+      </w:r>
+    </w:p>
+    <w:p>
+      <w:pPr>
+        <w:spacing w:line="336" w:lineRule="auto" w:after="180"/>
+        <w:shd w:fill="F1F6FC"/>
+      </w:pPr>
+      <w:r>
+        <w:rPr>
+          <w:b w:val="0"/>
+        </w:rPr>
         <w:t>T1 is six days old. T2 is seven days old with one backup. Scope lists primary storage and that backup only.</w:t>
       </w:r>
     </w:p>
@@ -901,21 +1575,31 @@
       </w:r>
     </w:p>
     <w:p>
-      <w:r>
-        <w:t>Retention requires an age rule and an inventory. Deleting the visible copy alone does not demonstrate removal of listed backups.</w:t>
+      <w:pPr>
+        <w:pStyle w:val="Heading3"/>
+      </w:pPr>
+      <w:r>
+        <w:t>Why the result follows</w:t>
       </w:r>
     </w:p>
     <w:p>
       <w:pPr>
-        <w:pStyle w:val="Heading3"/>
-      </w:pPr>
-      <w:r>
-        <w:t>What this example does not establish</w:t>
+        <w:spacing w:line="336" w:lineRule="auto" w:after="180"/>
+        <w:shd w:fill="F1F6FC"/>
+      </w:pPr>
+      <w:r>
+        <w:rPr>
+          <w:b w:val="0"/>
+        </w:rPr>
+        <w:t>Retention requires an age rule and an inventory. Deleting the visible copy alone does not demonstrate removal of listed backups.</w:t>
       </w:r>
     </w:p>
     <w:p>
-      <w:r>
-        <w:t>The inventory cannot prove deletion from unknown locations; document scope and investigate untracked copies.</w:t>
+      <w:pPr>
+        <w:pStyle w:val="Heading3"/>
+      </w:pPr>
+      <w:r>
+        <w:t>What this example does not establish</w:t>
       </w:r>
     </w:p>
     <w:p>
@@ -923,43 +1607,168 @@
         <w:pStyle w:val="Heading3"/>
       </w:pPr>
       <w:r>
-        <w:t>Change one thing in the pictured case</w:t>
+        <w:t>Keep the stated limit</w:t>
       </w:r>
     </w:p>
     <w:p>
-      <w:r>
-        <w:t>Change: Primary deletion succeeds but backup deletion fails.</w:t>
+      <w:pPr>
+        <w:spacing w:line="336" w:lineRule="auto" w:after="180"/>
+        <w:shd w:fill="FFF5E6"/>
+      </w:pPr>
+      <w:r>
+        <w:rPr>
+          <w:b w:val="0"/>
+        </w:rPr>
+        <w:t>The inventory cannot prove deletion from unknown locations; document scope and investigate untracked copies.</w:t>
       </w:r>
     </w:p>
     <w:p>
-      <w:r>
-        <w:t>Prediction: Record incomplete deletion and follow the retry or escalation procedure.</w:t>
+      <w:pPr>
+        <w:pStyle w:val="Heading3"/>
+      </w:pPr>
+      <w:r>
+        <w:t>Change one thing in the pictured case</w:t>
       </w:r>
     </w:p>
     <w:p>
-      <w:r>
-        <w:t>Reason: One required copy remains in the declared scope.</w:t>
+      <w:pPr>
+        <w:pStyle w:val="Heading3"/>
+      </w:pPr>
+      <w:r>
+        <w:t>Change one thing</w:t>
       </w:r>
     </w:p>
     <w:p>
       <w:pPr>
-        <w:pStyle w:val="Heading3"/>
-      </w:pPr>
-      <w:r>
-        <w:t>Ask while showing the picture</w:t>
+        <w:spacing w:line="336" w:lineRule="auto" w:after="180"/>
+        <w:shd w:fill="F5F1FB"/>
+      </w:pPr>
+      <w:r>
+        <w:rPr>
+          <w:b w:val="0"/>
+        </w:rPr>
+        <w:t>Change: Primary deletion succeeds but backup deletion fails.</w:t>
       </w:r>
     </w:p>
     <w:p>
-      <w:r>
-        <w:t>Cover the result. Ask learners to name the inputs and predict the next step. Uncover one step, connect the icon to the actual procedure, and explain its evidence. Then change the supplied condition and compare. The picture is a representation; it does not document execution of a real AI model.</w:t>
+      <w:pPr>
+        <w:pStyle w:val="Heading3"/>
+      </w:pPr>
+      <w:r>
+        <w:t>Predicted result</w:t>
       </w:r>
     </w:p>
     <w:p>
       <w:pPr>
+        <w:spacing w:line="336" w:lineRule="auto" w:after="180"/>
+        <w:shd w:fill="F1F6FC"/>
+      </w:pPr>
+      <w:r>
+        <w:rPr>
+          <w:b/>
+        </w:rPr>
+        <w:t>Prediction</w:t>
+      </w:r>
+      <w:r>
+        <w:rPr>
+          <w:b w:val="0"/>
+        </w:rPr>
+        <w:t>: Record incomplete deletion and follow the retry or escalation procedure.</w:t>
+      </w:r>
+    </w:p>
+    <w:p>
+      <w:pPr>
+        <w:pStyle w:val="Heading3"/>
+      </w:pPr>
+      <w:r>
+        <w:t>Why the result follows</w:t>
+      </w:r>
+    </w:p>
+    <w:p>
+      <w:pPr>
+        <w:spacing w:line="336" w:lineRule="auto" w:after="180"/>
+        <w:shd w:fill="F1F6FC"/>
+      </w:pPr>
+      <w:r>
+        <w:rPr>
+          <w:b w:val="0"/>
+        </w:rPr>
+        <w:t>Reason: One required copy remains in the declared scope.</w:t>
+      </w:r>
+    </w:p>
+    <w:p>
+      <w:pPr>
+        <w:pStyle w:val="Heading3"/>
+      </w:pPr>
+      <w:r>
+        <w:t>Ask while showing the picture</w:t>
+      </w:r>
+    </w:p>
+    <w:p>
+      <w:pPr>
+        <w:pStyle w:val="Heading3"/>
+      </w:pPr>
+      <w:r>
+        <w:t>Ask while showing the picture · 5</w:t>
+      </w:r>
+    </w:p>
+    <w:p>
+      <w:pPr>
+        <w:spacing w:line="336" w:lineRule="auto" w:after="180"/>
+      </w:pPr>
+      <w:r>
+        <w:rPr>
+          <w:b w:val="0"/>
+        </w:rPr>
+        <w:t xml:space="preserve">Cover the result. Ask learners to name the </w:t>
+      </w:r>
+      <w:r>
+        <w:rPr>
+          <w:b/>
+        </w:rPr>
+        <w:t>input</w:t>
+      </w:r>
+      <w:r>
+        <w:rPr>
+          <w:b w:val="0"/>
+        </w:rPr>
+        <w:t xml:space="preserve">s and predict the next step. Uncover one step, connect the icon to the actual procedure, and explain its </w:t>
+      </w:r>
+      <w:r>
+        <w:rPr>
+          <w:b/>
+        </w:rPr>
+        <w:t>evidence</w:t>
+      </w:r>
+      <w:r>
+        <w:rPr>
+          <w:b w:val="0"/>
+        </w:rPr>
+        <w:t>. Then change the supplied condition and compare.</w:t>
+      </w:r>
+    </w:p>
+    <w:p>
+      <w:pPr>
+        <w:spacing w:line="336" w:lineRule="auto" w:after="180"/>
+      </w:pPr>
+      <w:r>
+        <w:rPr>
+          <w:b w:val="0"/>
+        </w:rPr>
+        <w:t>The picture is a representation; it does not document execution of a real AI model.</w:t>
+      </w:r>
+    </w:p>
+    <w:p>
+      <w:pPr>
         <w:pStyle w:val="Heading1"/>
       </w:pPr>
       <w:r>
         <w:t>03. Demonstrate and guide practice</w:t>
+      </w:r>
+    </w:p>
+    <w:p>
+      <w:r>
+        <w:t>Demonstrate Data retention and deletion, reduce support deliberately and check individual reasoning before discussing answers.</w:t>
       </w:r>
     </w:p>
     <w:tbl>
@@ -1175,36 +1984,100 @@
       </w:tr>
     </w:tbl>
     <w:p>
-      <w:r>
-        <w:t>Use the worked example in Sections 3 and 6. Collect a prediction before revealing its result; ask the learner to point to each intermediate fact.</w:t>
+      <w:pPr>
+        <w:spacing w:line="336" w:lineRule="auto" w:after="180"/>
+      </w:pPr>
+      <w:r>
+        <w:rPr>
+          <w:b w:val="0"/>
+        </w:rPr>
+        <w:t xml:space="preserve">Use the worked example in Sections 3 and 6. Collect a </w:t>
+      </w:r>
+      <w:r>
+        <w:rPr>
+          <w:b/>
+        </w:rPr>
+        <w:t>prediction</w:t>
+      </w:r>
+      <w:r>
+        <w:rPr>
+          <w:b w:val="0"/>
+        </w:rPr>
+        <w:t xml:space="preserve"> before revealing its result; ask the learner to point to each intermediate fact.</w:t>
       </w:r>
     </w:p>
     <w:p>
-      <w:r>
-        <w:t>Provide an input/procedure/result/limit frame and a calculator when needed. Ask students to identify the first step before completing the whole trace. Extension: compare two concrete variants of this mechanism while holding unrelated conditions fixed; report both successful and unsuccessful outcomes.</w:t>
+      <w:pPr>
+        <w:spacing w:line="336" w:lineRule="auto" w:after="180"/>
+      </w:pPr>
+      <w:r>
+        <w:rPr>
+          <w:b w:val="0"/>
+        </w:rPr>
+        <w:t xml:space="preserve">Provide an </w:t>
+      </w:r>
+      <w:r>
+        <w:rPr>
+          <w:b/>
+        </w:rPr>
+        <w:t>input</w:t>
+      </w:r>
+      <w:r>
+        <w:rPr>
+          <w:b w:val="0"/>
+        </w:rPr>
+        <w:t>/procedure/result/limit frame and a calculator when needed. Ask students to identify the first step before completing the whole trace.</w:t>
       </w:r>
     </w:p>
     <w:p>
       <w:pPr>
-        <w:pStyle w:val="Heading3"/>
-      </w:pPr>
-      <w:r>
-        <w:t>Reduce help deliberately</w:t>
+        <w:spacing w:line="336" w:lineRule="auto" w:after="180"/>
+      </w:pPr>
+      <w:r>
+        <w:rPr>
+          <w:b w:val="0"/>
+        </w:rPr>
+        <w:t xml:space="preserve">Extension: compare two concrete variants of this </w:t>
+      </w:r>
+      <w:r>
+        <w:rPr>
+          <w:b/>
+        </w:rPr>
+        <w:t>mechanism</w:t>
+      </w:r>
+      <w:r>
+        <w:rPr>
+          <w:b w:val="0"/>
+        </w:rPr>
+        <w:t xml:space="preserve"> while holding unrelated conditions fixed; report both successful and unsuccessful outcomes.</w:t>
       </w:r>
     </w:p>
     <w:p>
-      <w:r>
-        <w:t>Completion task: Record ages are6, 7, 9 days. Cache contains copies of all three. Show the intermediate steps and give the conclusion with its scope.</w:t>
+      <w:pPr>
+        <w:pStyle w:val="Heading3"/>
+      </w:pPr>
+      <w:r>
+        <w:t>Reduce help deliberately</w:t>
       </w:r>
     </w:p>
     <w:p>
-      <w:r>
-        <w:t>Teacher check: Teacher explanation: Retain age6; delete content ages7 and9 from primary and cache under the policy. Retain only allowed audit metadata; backups need their stated expiry process.</w:t>
+      <w:pPr>
+        <w:pStyle w:val="Heading3"/>
+      </w:pPr>
+      <w:r>
+        <w:t>Completion practice</w:t>
       </w:r>
     </w:p>
     <w:p>
-      <w:r>
-        <w:t>Start by identifying the given inputs together. Leave the intermediate steps blank. If needed, model one step, then withdraw that help on the next step. Move to a full trace only when the partial trace is understood. For partners, alternate explainer and checker; collect a response from every learner before discussion.</w:t>
+      <w:pPr>
+        <w:spacing w:line="336" w:lineRule="auto" w:after="180"/>
+        <w:shd w:fill="F5F1FB"/>
+      </w:pPr>
+      <w:r>
+        <w:rPr>
+          <w:b w:val="0"/>
+        </w:rPr>
+        <w:t>Completion task: Record ages are6, 7, 9 days. Cache contains copies of all three. Show the intermediate steps and give the conclusion with its scope.</w:t>
       </w:r>
     </w:p>
     <w:p>
@@ -1212,22 +2085,65 @@
         <w:pStyle w:val="Heading3"/>
       </w:pPr>
       <w:r>
-        <w:t>Individual reasoning check</w:t>
+        <w:t>Reasoning to listen for</w:t>
       </w:r>
     </w:p>
     <w:p>
-      <w:r>
-        <w:t>Use the worked case for Data retention and deletion. Proposed explanation: “The worked result establishes every future case”. Decide whether this explanation is supported. Point to the step or supplied fact that decides; explain your repair if needed.</w:t>
+      <w:pPr>
+        <w:spacing w:line="336" w:lineRule="auto" w:after="180"/>
+        <w:shd w:fill="F1F6FC"/>
+      </w:pPr>
+      <w:r>
+        <w:rPr>
+          <w:b w:val="0"/>
+        </w:rPr>
+        <w:t xml:space="preserve">Teacher check: Teacher explanation: Retain age6; delete content ages7 and9 from primary and cache under the policy. Retain only allowed audit metadata; backups need their stated expiry </w:t>
+      </w:r>
+      <w:r>
+        <w:rPr>
+          <w:b/>
+        </w:rPr>
+        <w:t>process</w:t>
+      </w:r>
+      <w:r>
+        <w:rPr>
+          <w:b w:val="0"/>
+        </w:rPr>
+        <w:t>.</w:t>
       </w:r>
     </w:p>
     <w:p>
-      <w:r>
-        <w:t>Expected correction: This fictional retention exercise is not a statement of legal retention requirements.</w:t>
+      <w:pPr>
+        <w:spacing w:line="336" w:lineRule="auto" w:after="180"/>
+      </w:pPr>
+      <w:r>
+        <w:rPr>
+          <w:b w:val="0"/>
+        </w:rPr>
+        <w:t xml:space="preserve">Start by identifying the given </w:t>
+      </w:r>
+      <w:r>
+        <w:rPr>
+          <w:b/>
+        </w:rPr>
+        <w:t>input</w:t>
+      </w:r>
+      <w:r>
+        <w:rPr>
+          <w:b w:val="0"/>
+        </w:rPr>
+        <w:t>s together. Leave the intermediate steps blank. If needed, model one step, then withdraw that help on the next step. Move to a full trace only when the partial trace is understood.</w:t>
       </w:r>
     </w:p>
     <w:p>
-      <w:r>
-        <w:t>Collect explanations, not only yes/no votes. If a misunderstanding is common, re-model the relevant step for the class. If it affects a few learners, give a short targeted group explanation while others solve a more demanding variation.</w:t>
+      <w:pPr>
+        <w:spacing w:line="336" w:lineRule="auto" w:after="180"/>
+      </w:pPr>
+      <w:r>
+        <w:rPr>
+          <w:b w:val="0"/>
+        </w:rPr>
+        <w:t>For partners, alternate explainer and checker; collect a response from every learner before discussion.</w:t>
       </w:r>
     </w:p>
     <w:p>
@@ -1235,63 +2151,296 @@
         <w:pStyle w:val="Heading3"/>
       </w:pPr>
       <w:r>
-        <w:t>Pictorial practice question</w:t>
+        <w:t>Individual reasoning check</w:t>
       </w:r>
     </w:p>
     <w:p>
-      <w:r>
-        <w:t>Apply the seven-day boundary to T1 and T2. How many T2 locations need verification, and may deletion be called complete if its backup remains?</w:t>
+      <w:pPr>
+        <w:spacing w:line="336" w:lineRule="auto" w:after="180"/>
+      </w:pPr>
+      <w:r>
+        <w:rPr>
+          <w:b w:val="0"/>
+        </w:rPr>
+        <w:t>Use the worked case for Data retention and deletion. Proposed explanation: “The worked result establishes every future case”. Decide whether this explanation is supported.</w:t>
       </w:r>
     </w:p>
     <w:p>
       <w:pPr>
-        <w:pStyle w:val="Heading3"/>
-      </w:pPr>
-      <w:r>
-        <w:t>Reasoned teacher answer</w:t>
+        <w:spacing w:line="336" w:lineRule="auto" w:after="180"/>
+      </w:pPr>
+      <w:r>
+        <w:rPr>
+          <w:b w:val="0"/>
+        </w:rPr>
+        <w:t>Point to the step or supplied fact that decides; explain your repair if needed.</w:t>
       </w:r>
     </w:p>
     <w:p>
-      <w:r>
-        <w:t>Keep T1 for now; T2 reaches the deletion boundary. T2 is present in two declared locations. The scoped deletion passes only after both T2 copies are removed. Changed case: Record incomplete deletion and follow the retry or escalation procedure. One required copy remains in the declared scope.</w:t>
+      <w:pPr>
+        <w:pStyle w:val="Heading3"/>
+      </w:pPr>
+      <w:r>
+        <w:t>Expected repair</w:t>
       </w:r>
     </w:p>
     <w:p>
-      <w:r>
-        <w:t>Changed-case reasoning: Record incomplete deletion and follow the retry or escalation procedure. One required copy remains in the declared scope.</w:t>
+      <w:pPr>
+        <w:spacing w:line="336" w:lineRule="auto" w:after="180"/>
+        <w:shd w:fill="F1F6FC"/>
+      </w:pPr>
+      <w:r>
+        <w:rPr>
+          <w:b w:val="0"/>
+        </w:rPr>
+        <w:t>Expected correction: This fictional retention exercise is not a statement of legal retention requirements.</w:t>
       </w:r>
     </w:p>
     <w:p>
-      <w:r>
-        <w:t>Collect each learner’s explanation before discussion. Use the first missing connection between input, deciding step and result to choose support. This question is worked-case practice, not fresh mastery evidence.</w:t>
+      <w:pPr>
+        <w:spacing w:line="336" w:lineRule="auto" w:after="180"/>
+      </w:pPr>
+      <w:r>
+        <w:rPr>
+          <w:b w:val="0"/>
+        </w:rPr>
+        <w:t>Collect explanations, not only yes/no votes. If a misunderstanding is common, re-model the relevant step for the class.</w:t>
       </w:r>
     </w:p>
     <w:p>
       <w:pPr>
-        <w:pStyle w:val="Heading1"/>
-      </w:pPr>
-      <w:r>
-        <w:t>04. Run the investigation and diagnose misconceptions</w:t>
+        <w:spacing w:line="336" w:lineRule="auto" w:after="180"/>
+      </w:pPr>
+      <w:r>
+        <w:rPr>
+          <w:b w:val="0"/>
+        </w:rPr>
+        <w:t>If it affects a few learners, give a short targeted group explanation while others solve a more demanding variation.</w:t>
       </w:r>
     </w:p>
     <w:p>
-      <w:r>
-        <w:t>The worked result establishes every future case: This fictional retention exercise is not a statement of legal retention requirements.</w:t>
+      <w:pPr>
+        <w:pStyle w:val="Heading3"/>
+      </w:pPr>
+      <w:r>
+        <w:t>Pictorial practice question</w:t>
       </w:r>
     </w:p>
     <w:p>
-      <w:r>
-        <w:t>A missing input may be replaced without recording the change: A replacement changes the evidence or contract. Record the change and its justification; do not silently turn unknown into a measured value.</w:t>
+      <w:pPr>
+        <w:spacing w:line="336" w:lineRule="auto" w:after="180"/>
+        <w:shd w:fill="F5F1FB"/>
+      </w:pPr>
+      <w:r>
+        <w:rPr>
+          <w:b w:val="0"/>
+        </w:rPr>
+        <w:t>Apply the seven-day boundary to T1 and T2. How many T2 locations need verification, and may deletion be called complete if its backup remains?</w:t>
       </w:r>
     </w:p>
     <w:p>
-      <w:r>
-        <w:t>Repeating an assessed case is new independent evidence: A replay checks consistency. An example used for feedback or revision cannot later be described as untouched final evaluation.</w:t>
+      <w:pPr>
+        <w:pStyle w:val="Heading3"/>
+      </w:pPr>
+      <w:r>
+        <w:t>Reasoned teacher answer</w:t>
       </w:r>
     </w:p>
     <w:p>
-      <w:r>
-        <w:t>Use Section 9 for the evidence ledger. Add a boundary or missing-input case and record the expected response before checking. More successful repeats of one case do not establish wider coverage.</w:t>
+      <w:pPr>
+        <w:spacing w:line="336" w:lineRule="auto" w:after="180"/>
+      </w:pPr>
+      <w:r>
+        <w:rPr>
+          <w:b w:val="0"/>
+        </w:rPr>
+        <w:t xml:space="preserve">Keep T1 for now; T2 reaches the </w:t>
+      </w:r>
+      <w:r>
+        <w:rPr>
+          <w:b/>
+        </w:rPr>
+        <w:t>deletion boundary</w:t>
+      </w:r>
+      <w:r>
+        <w:rPr>
+          <w:b w:val="0"/>
+        </w:rPr>
+        <w:t>. T2 is present in two declared locations. The scoped deletion passes only after both T2 copies are removed.</w:t>
+      </w:r>
+    </w:p>
+    <w:p>
+      <w:pPr>
+        <w:spacing w:line="336" w:lineRule="auto" w:after="180"/>
+      </w:pPr>
+      <w:r>
+        <w:rPr>
+          <w:b w:val="0"/>
+        </w:rPr>
+        <w:t>Changed case: Record incomplete deletion and follow the retry or escalation procedure. One required copy remains in the declared scope.</w:t>
+      </w:r>
+    </w:p>
+    <w:p>
+      <w:pPr>
+        <w:spacing w:line="336" w:lineRule="auto" w:after="180"/>
+      </w:pPr>
+      <w:r>
+        <w:rPr>
+          <w:b w:val="0"/>
+        </w:rPr>
+        <w:t>Changed-case reasoning: Record incomplete deletion and follow the retry or escalation procedure. One required copy remains in the declared scope.</w:t>
+      </w:r>
+    </w:p>
+    <w:p>
+      <w:pPr>
+        <w:spacing w:line="336" w:lineRule="auto" w:after="180"/>
+      </w:pPr>
+      <w:r>
+        <w:rPr>
+          <w:b w:val="0"/>
+        </w:rPr>
+        <w:t xml:space="preserve">Collect each learner’s explanation before discussion. Use the first missing connection between </w:t>
+      </w:r>
+      <w:r>
+        <w:rPr>
+          <w:b/>
+        </w:rPr>
+        <w:t>input</w:t>
+      </w:r>
+      <w:r>
+        <w:rPr>
+          <w:b w:val="0"/>
+        </w:rPr>
+        <w:t xml:space="preserve">, deciding step and result to choose support. This question is worked-case practice, not fresh mastery </w:t>
+      </w:r>
+      <w:r>
+        <w:rPr>
+          <w:b/>
+        </w:rPr>
+        <w:t>evidence</w:t>
+      </w:r>
+      <w:r>
+        <w:rPr>
+          <w:b w:val="0"/>
+        </w:rPr>
+        <w:t>.</w:t>
+      </w:r>
+    </w:p>
+    <w:p>
+      <w:pPr>
+        <w:pStyle w:val="Heading1"/>
+      </w:pPr>
+      <w:r>
+        <w:t>04. Run the investigation and diagnose misconceptions</w:t>
+      </w:r>
+    </w:p>
+    <w:p>
+      <w:r>
+        <w:t>Run the Data retention and deletion investigation and use the first unsupported step to choose a teaching response.</w:t>
+      </w:r>
+    </w:p>
+    <w:p>
+      <w:pPr>
+        <w:spacing w:line="336" w:lineRule="auto" w:after="180"/>
+      </w:pPr>
+      <w:r>
+        <w:rPr>
+          <w:b w:val="0"/>
+        </w:rPr>
+        <w:t>The worked result establishes every future case: This fictional retention exercise is not a statement of legal retention requirements.</w:t>
+      </w:r>
+    </w:p>
+    <w:p>
+      <w:pPr>
+        <w:spacing w:line="336" w:lineRule="auto" w:after="180"/>
+      </w:pPr>
+      <w:r>
+        <w:rPr>
+          <w:b w:val="0"/>
+        </w:rPr>
+        <w:t xml:space="preserve">A missing </w:t>
+      </w:r>
+      <w:r>
+        <w:rPr>
+          <w:b/>
+        </w:rPr>
+        <w:t>input</w:t>
+      </w:r>
+      <w:r>
+        <w:rPr>
+          <w:b w:val="0"/>
+        </w:rPr>
+        <w:t xml:space="preserve"> may be replaced without recording the change: A replacement changes the </w:t>
+      </w:r>
+      <w:r>
+        <w:rPr>
+          <w:b/>
+        </w:rPr>
+        <w:t>evidence</w:t>
+      </w:r>
+      <w:r>
+        <w:rPr>
+          <w:b w:val="0"/>
+        </w:rPr>
+        <w:t xml:space="preserve"> or contract. Record the change and its justification; do not silently turn unknown into a measured value.</w:t>
+      </w:r>
+    </w:p>
+    <w:p>
+      <w:pPr>
+        <w:spacing w:line="336" w:lineRule="auto" w:after="180"/>
+      </w:pPr>
+      <w:r>
+        <w:rPr>
+          <w:b w:val="0"/>
+        </w:rPr>
+        <w:t xml:space="preserve">Repeating an assessed case is new independent </w:t>
+      </w:r>
+      <w:r>
+        <w:rPr>
+          <w:b/>
+        </w:rPr>
+        <w:t>evidence</w:t>
+      </w:r>
+      <w:r>
+        <w:rPr>
+          <w:b w:val="0"/>
+        </w:rPr>
+        <w:t>: A replay checks consistency. An example used for feedback or revision cannot later be described as untouched final evaluation.</w:t>
+      </w:r>
+    </w:p>
+    <w:p>
+      <w:pPr>
+        <w:spacing w:line="336" w:lineRule="auto" w:after="180"/>
+      </w:pPr>
+      <w:r>
+        <w:rPr>
+          <w:b w:val="0"/>
+        </w:rPr>
+        <w:t xml:space="preserve">Use Section 9 for the </w:t>
+      </w:r>
+      <w:r>
+        <w:rPr>
+          <w:b/>
+        </w:rPr>
+        <w:t>evidence</w:t>
+      </w:r>
+      <w:r>
+        <w:rPr>
+          <w:b w:val="0"/>
+        </w:rPr>
+        <w:t xml:space="preserve"> ledger. Add a boundary or missing-</w:t>
+      </w:r>
+      <w:r>
+        <w:rPr>
+          <w:b/>
+        </w:rPr>
+        <w:t>input</w:t>
+      </w:r>
+      <w:r>
+        <w:rPr>
+          <w:b w:val="0"/>
+        </w:rPr>
+        <w:t xml:space="preserve"> case and record the expected response before checking. More successful repeats of one case do not establish wider coverage.</w:t>
       </w:r>
     </w:p>
     <w:p>
@@ -1449,29 +2598,38 @@
       </w:tr>
     </w:tbl>
     <w:p>
-      <w:r>
-        <w:t>Offer an oral explanation, drawing, enlarged visual or fewer examples when that removes a reading/writing barrier. Keep the same reasoning goal. Stretch secure learners by changing a boundary or assumption and asking them to defend the effect, not simply by assigning more of the same questions.</w:t>
+      <w:pPr>
+        <w:spacing w:line="336" w:lineRule="auto" w:after="180"/>
+      </w:pPr>
+      <w:r>
+        <w:rPr>
+          <w:b w:val="0"/>
+        </w:rPr>
+        <w:t>Offer an oral explanation, drawing, enlarged visual or fewer examples when that removes a reading/writing barrier. Keep the same reasoning goal.</w:t>
       </w:r>
     </w:p>
     <w:p>
       <w:pPr>
-        <w:pStyle w:val="Heading1"/>
-      </w:pPr>
-      <w:r>
-        <w:t>05. Assess and explain the answers</w:t>
+        <w:spacing w:line="336" w:lineRule="auto" w:after="180"/>
+      </w:pPr>
+      <w:r>
+        <w:rPr>
+          <w:b w:val="0"/>
+        </w:rPr>
+        <w:t>Stretch secure learners by changing a boundary or assumption and asking them to defend the effect, not simply by assigning more of the same questions.</w:t>
       </w:r>
     </w:p>
     <w:p>
       <w:pPr>
-        <w:pStyle w:val="Heading3"/>
-      </w:pPr>
-      <w:r>
-        <w:t>Guided and exit questions</w:t>
+        <w:pStyle w:val="Heading1"/>
+      </w:pPr>
+      <w:r>
+        <w:t>05. Assess and explain the answers</w:t>
       </w:r>
     </w:p>
     <w:p>
       <w:r>
-        <w:t>Guided: Retain age6; delete content ages7 and9 from primary and cache under the policy. Retain only allowed audit metadata; backups need their stated expiry process. Qualification: This fictional retention exercise is not a statement of legal retention requirements. Exit: accept a concrete variation with its predicted outcome and a stated condition that would challenge the mechanism; reject a claim resting on unmeasured evidence.</w:t>
+        <w:t>Use the Data retention and deletion questions, teacher keys and criteria after the relevant attempts. Previously discussed cases are practice; protect the separately selected independent task.</w:t>
       </w:r>
     </w:p>
     <w:p>
@@ -1479,89 +2637,232 @@
         <w:pStyle w:val="Heading3"/>
       </w:pPr>
       <w:r>
-        <w:t>W1 Explain the mechanism</w:t>
+        <w:t>Guided and exit questions</w:t>
       </w:r>
     </w:p>
     <w:p>
-      <w:r>
-        <w:t>Explain the weekly mechanism in your own words. Use the worked scenario to name its input, decision rule and output.</w:t>
+      <w:pPr>
+        <w:spacing w:line="336" w:lineRule="auto" w:after="180"/>
+      </w:pPr>
+      <w:r>
+        <w:rPr>
+          <w:b w:val="0"/>
+        </w:rPr>
+        <w:t xml:space="preserve">Guided: Retain age6; delete content ages7 and9 from primary and cache under the policy. Retain only allowed audit metadata; backups need their stated expiry </w:t>
+      </w:r>
+      <w:r>
+        <w:rPr>
+          <w:b/>
+        </w:rPr>
+        <w:t>process</w:t>
+      </w:r>
+      <w:r>
+        <w:rPr>
+          <w:b w:val="0"/>
+        </w:rPr>
+        <w:t>.</w:t>
       </w:r>
     </w:p>
     <w:p>
-      <w:r>
-        <w:t>Teacher explanation: Retention and deletion cover all declared stores, including caches and logs. Removing a visible row may leave copies elsewhere. Toy policy retains session content for 7 days and deletes it when age is at least7. Audit metadata may remain for 30 days without content. Track primary storage, cache and backup policy separately.</w:t>
+      <w:pPr>
+        <w:spacing w:line="336" w:lineRule="auto" w:after="180"/>
+      </w:pPr>
+      <w:r>
+        <w:rPr>
+          <w:b w:val="0"/>
+        </w:rPr>
+        <w:t>Qualification: This fictional retention exercise is not a statement of legal retention requirements.</w:t>
       </w:r>
     </w:p>
     <w:p>
       <w:pPr>
-        <w:pStyle w:val="Heading3"/>
-      </w:pPr>
-      <w:r>
-        <w:t>W2 Trace the worked case</w:t>
+        <w:spacing w:line="336" w:lineRule="auto" w:after="180"/>
+      </w:pPr>
+      <w:r>
+        <w:rPr>
+          <w:b w:val="0"/>
+        </w:rPr>
+        <w:t xml:space="preserve">Exit: accept a concrete variation with its predicted outcome and a stated condition that would challenge the </w:t>
+      </w:r>
+      <w:r>
+        <w:rPr>
+          <w:b/>
+        </w:rPr>
+        <w:t>mechanism</w:t>
+      </w:r>
+      <w:r>
+        <w:rPr>
+          <w:b w:val="0"/>
+        </w:rPr>
+        <w:t xml:space="preserve">; reject a claim resting on unmeasured </w:t>
+      </w:r>
+      <w:r>
+        <w:rPr>
+          <w:b/>
+        </w:rPr>
+        <w:t>evidence</w:t>
+      </w:r>
+      <w:r>
+        <w:rPr>
+          <w:b w:val="0"/>
+        </w:rPr>
+        <w:t>.</w:t>
       </w:r>
     </w:p>
     <w:p>
-      <w:r>
-        <w:t>Record ages are6, 7, 9 days. Cache contains copies of all three. Show the intermediate steps and give the conclusion with its scope.</w:t>
+      <w:pPr>
+        <w:pStyle w:val="Heading3"/>
+      </w:pPr>
+      <w:r>
+        <w:t>W1 Explain the mechanism</w:t>
       </w:r>
     </w:p>
     <w:p>
-      <w:r>
-        <w:t>Teacher explanation: Retain age6; delete content ages7 and9 from primary and cache under the policy. Retain only allowed audit metadata; backups need their stated expiry process.</w:t>
+      <w:pPr>
+        <w:pStyle w:val="Heading3"/>
+      </w:pPr>
+      <w:r>
+        <w:t>Workbook question · W1</w:t>
       </w:r>
     </w:p>
     <w:p>
       <w:pPr>
-        <w:pStyle w:val="Heading3"/>
-      </w:pPr>
-      <w:r>
-        <w:t>W3 Audit the limit</w:t>
+        <w:spacing w:line="336" w:lineRule="auto" w:after="180"/>
+        <w:shd w:fill="F5F1FB"/>
+      </w:pPr>
+      <w:r>
+        <w:rPr>
+          <w:b w:val="0"/>
+        </w:rPr>
+        <w:t xml:space="preserve">Explain the weekly </w:t>
+      </w:r>
+      <w:r>
+        <w:rPr>
+          <w:b/>
+        </w:rPr>
+        <w:t>mechanism</w:t>
+      </w:r>
+      <w:r>
+        <w:rPr>
+          <w:b w:val="0"/>
+        </w:rPr>
+        <w:t xml:space="preserve"> in your own words. Use the worked scenario to name its </w:t>
+      </w:r>
+      <w:r>
+        <w:rPr>
+          <w:b/>
+        </w:rPr>
+        <w:t>input</w:t>
+      </w:r>
+      <w:r>
+        <w:rPr>
+          <w:b w:val="0"/>
+        </w:rPr>
+        <w:t xml:space="preserve">, decision rule and </w:t>
+      </w:r>
+      <w:r>
+        <w:rPr>
+          <w:b/>
+        </w:rPr>
+        <w:t>output</w:t>
+      </w:r>
+      <w:r>
+        <w:rPr>
+          <w:b w:val="0"/>
+        </w:rPr>
+        <w:t>.</w:t>
       </w:r>
     </w:p>
     <w:p>
-      <w:r>
-        <w:t>A report omits this qualification: This fictional retention exercise is not a statement of legal retention requirements. Explain how omitting it could change a reader's interpretation, and write an accurate replacement.</w:t>
+      <w:pPr>
+        <w:pStyle w:val="Heading3"/>
+      </w:pPr>
+      <w:r>
+        <w:t>Teacher reasoning · W1</w:t>
       </w:r>
     </w:p>
     <w:p>
-      <w:r>
-        <w:t>Teacher explanation: This fictional retention exercise is not a statement of legal retention requirements. State the observed result separately from the unverified or out-of-scope claim; preserve the original evidence rather than inventing a missing fact.</w:t>
+      <w:pPr>
+        <w:spacing w:line="336" w:lineRule="auto" w:after="180"/>
+        <w:shd w:fill="F1F6FC"/>
+      </w:pPr>
+      <w:r>
+        <w:rPr>
+          <w:b w:val="0"/>
+        </w:rPr>
+        <w:t>Teacher explanation: Retention and deletion cover all declared stores, including caches and logs. Removing a visible row may leave copies elsewhere.</w:t>
       </w:r>
     </w:p>
     <w:p>
       <w:pPr>
-        <w:pStyle w:val="Heading3"/>
-      </w:pPr>
-      <w:r>
-        <w:t>W4 Apply a new case independently</w:t>
+        <w:spacing w:line="336" w:lineRule="auto" w:after="180"/>
+        <w:shd w:fill="F1F6FC"/>
+      </w:pPr>
+      <w:r>
+        <w:rPr>
+          <w:b w:val="0"/>
+        </w:rPr>
+        <w:t>Toy policy retains session content for 7 days and deletes it when age is at least7. Audit metadata may remain for 30 days without content. Track primary storage, cache and backup policy separately.</w:t>
       </w:r>
     </w:p>
     <w:p>
-      <w:r>
-        <w:t>Retention is5 days, inclusive deletion boundary. Ages4, 5, 6; a log stores complete content. Trace required action.</w:t>
+      <w:pPr>
+        <w:pStyle w:val="Heading3"/>
+      </w:pPr>
+      <w:r>
+        <w:t>W2 Trace the worked case</w:t>
       </w:r>
     </w:p>
     <w:p>
-      <w:r>
-        <w:t>Teacher explanation: Age4 retained; age5/6 content removed from declared stores. Full-content logs violate minimisation and need policy-compliant handling.</w:t>
+      <w:pPr>
+        <w:pStyle w:val="Heading3"/>
+      </w:pPr>
+      <w:r>
+        <w:t>Workbook question · W2</w:t>
       </w:r>
     </w:p>
     <w:p>
       <w:pPr>
-        <w:pStyle w:val="Heading3"/>
-      </w:pPr>
-      <w:r>
-        <w:t>W5 Design a revealing follow-up</w:t>
+        <w:spacing w:line="336" w:lineRule="auto" w:after="180"/>
+        <w:shd w:fill="F5F1FB"/>
+      </w:pPr>
+      <w:r>
+        <w:rPr>
+          <w:b w:val="0"/>
+        </w:rPr>
+        <w:t>Record ages are6, 7, 9 days. Cache contains copies of all three. Show the intermediate steps and give the conclusion with its scope.</w:t>
       </w:r>
     </w:p>
     <w:p>
-      <w:r>
-        <w:t>For the worked scenario, propose one additional case that could reveal a failure, describe its expected outcome before running it, and explain what would need to remain fixed for a fair comparison. Do not reuse W4 as a new final test after receiving feedback.</w:t>
+      <w:pPr>
+        <w:pStyle w:val="Heading3"/>
+      </w:pPr>
+      <w:r>
+        <w:t>Teacher reasoning · W2</w:t>
       </w:r>
     </w:p>
     <w:p>
-      <w:r>
-        <w:t>Teacher explanation: Accept a concrete variant of the worked input or a missing/conflicting/boundary condition, with an expectation derived from the declared procedure. Require preserved settings, original outputs and data roles. This fictional retention exercise is not a statement of legal retention requirements. The new case should test this particular mechanism rather than merely restate the original result.</w:t>
+      <w:pPr>
+        <w:spacing w:line="336" w:lineRule="auto" w:after="180"/>
+        <w:shd w:fill="F1F6FC"/>
+      </w:pPr>
+      <w:r>
+        <w:rPr>
+          <w:b w:val="0"/>
+        </w:rPr>
+        <w:t xml:space="preserve">Teacher explanation: Retain age6; delete content ages7 and9 from primary and cache under the policy. Retain only allowed audit metadata; backups need their stated expiry </w:t>
+      </w:r>
+      <w:r>
+        <w:rPr>
+          <w:b/>
+        </w:rPr>
+        <w:t>process</w:t>
+      </w:r>
+      <w:r>
+        <w:rPr>
+          <w:b w:val="0"/>
+        </w:rPr>
+        <w:t>.</w:t>
       </w:r>
     </w:p>
     <w:p>
@@ -1569,38 +2870,383 @@
         <w:pStyle w:val="Heading3"/>
       </w:pPr>
       <w:r>
-        <w:t>Independent assessment and fresh retry</w:t>
+        <w:t>W3 Audit the limit</w:t>
       </w:r>
     </w:p>
     <w:p>
-      <w:r>
-        <w:t>W4: Age4 retained; age5/6 content removed from declared stores. Full-content logs violate minimisation and need policy-compliant handling. Require intermediate reasoning and the stated scope. Fresh retry: Retention3 days; records ages2, 3. Expected reasoning: Age2 retained; age3 deletion boundary applies. Document residual copies under the backup policy. If students need support, record it and reassess with another new case rather than awarding independence to a copied answer.</w:t>
+      <w:pPr>
+        <w:pStyle w:val="Heading3"/>
+      </w:pPr>
+      <w:r>
+        <w:t>Workbook question · W3</w:t>
       </w:r>
     </w:p>
     <w:p>
       <w:pPr>
-        <w:pStyle w:val="Heading3"/>
-      </w:pPr>
-      <w:r>
-        <w:t>Assess independent transfer</w:t>
+        <w:spacing w:line="336" w:lineRule="auto" w:after="180"/>
+        <w:shd w:fill="F5F1FB"/>
+      </w:pPr>
+      <w:r>
+        <w:rPr>
+          <w:b w:val="0"/>
+        </w:rPr>
+        <w:t>A report omits this qualification: This fictional retention exercise is not a statement of legal retention requirements. Explain how omitting it could change a reader's interpretation, and write an accurate replacement.</w:t>
       </w:r>
     </w:p>
     <w:p>
-      <w:r>
-        <w:t>Selected case: Fictional retention policy deletes records at age &gt;=4 days. X is3 days, Y4, Z5. A copy of Y remains in a temporary log after its main record is deleted. Evaluate compliance.</w:t>
+      <w:pPr>
+        <w:pStyle w:val="Heading3"/>
+      </w:pPr>
+      <w:r>
+        <w:t>Teacher reasoning · W3</w:t>
       </w:r>
     </w:p>
     <w:p>
       <w:pPr>
-        <w:pStyle w:val="Heading3"/>
-      </w:pPr>
-      <w:r>
-        <w:t>Selected case answer</w:t>
+        <w:spacing w:line="336" w:lineRule="auto" w:after="180"/>
+        <w:shd w:fill="F1F6FC"/>
+      </w:pPr>
+      <w:r>
+        <w:rPr>
+          <w:b w:val="0"/>
+        </w:rPr>
+        <w:t>Teacher explanation: This fictional retention exercise is not a statement of legal retention requirements.</w:t>
       </w:r>
     </w:p>
     <w:p>
-      <w:r>
-        <w:t>Keep X; delete Y and Z. The boundary includes4. Y cleanup is incomplete while a copy remains in a declared storage location. Check all locations within the policy scope; do not claim global deletion without evidence.</w:t>
+      <w:pPr>
+        <w:spacing w:line="336" w:lineRule="auto" w:after="180"/>
+        <w:shd w:fill="F1F6FC"/>
+      </w:pPr>
+      <w:r>
+        <w:rPr>
+          <w:b w:val="0"/>
+        </w:rPr>
+        <w:t xml:space="preserve">State the observed result separately from the unverified or out-of-scope claim; preserve the original </w:t>
+      </w:r>
+      <w:r>
+        <w:rPr>
+          <w:b/>
+        </w:rPr>
+        <w:t>evidence</w:t>
+      </w:r>
+      <w:r>
+        <w:rPr>
+          <w:b w:val="0"/>
+        </w:rPr>
+        <w:t xml:space="preserve"> rather than inventing a missing fact.</w:t>
+      </w:r>
+    </w:p>
+    <w:p>
+      <w:pPr>
+        <w:pStyle w:val="Heading3"/>
+      </w:pPr>
+      <w:r>
+        <w:t>W4 Apply a new case independently</w:t>
+      </w:r>
+    </w:p>
+    <w:p>
+      <w:pPr>
+        <w:pStyle w:val="Heading3"/>
+      </w:pPr>
+      <w:r>
+        <w:t>Workbook question · W4</w:t>
+      </w:r>
+    </w:p>
+    <w:p>
+      <w:pPr>
+        <w:spacing w:line="336" w:lineRule="auto" w:after="180"/>
+        <w:shd w:fill="F5F1FB"/>
+      </w:pPr>
+      <w:r>
+        <w:rPr>
+          <w:b w:val="0"/>
+        </w:rPr>
+        <w:t xml:space="preserve">Retention is5 days, inclusive </w:t>
+      </w:r>
+      <w:r>
+        <w:rPr>
+          <w:b/>
+        </w:rPr>
+        <w:t>deletion boundary</w:t>
+      </w:r>
+      <w:r>
+        <w:rPr>
+          <w:b w:val="0"/>
+        </w:rPr>
+        <w:t>. Ages4, 5, 6; a log stores complete content. Trace required action.</w:t>
+      </w:r>
+    </w:p>
+    <w:p>
+      <w:pPr>
+        <w:pStyle w:val="Heading3"/>
+      </w:pPr>
+      <w:r>
+        <w:t>Teacher reasoning · W4</w:t>
+      </w:r>
+    </w:p>
+    <w:p>
+      <w:pPr>
+        <w:spacing w:line="336" w:lineRule="auto" w:after="180"/>
+        <w:shd w:fill="F1F6FC"/>
+      </w:pPr>
+      <w:r>
+        <w:rPr>
+          <w:b w:val="0"/>
+        </w:rPr>
+        <w:t>Teacher explanation: Age4 retained; age5/6 content removed from declared stores. Full-content logs violate minimisation and need policy-compliant handling.</w:t>
+      </w:r>
+    </w:p>
+    <w:p>
+      <w:pPr>
+        <w:pStyle w:val="Heading3"/>
+      </w:pPr>
+      <w:r>
+        <w:t>W5 Design a revealing follow-up</w:t>
+      </w:r>
+    </w:p>
+    <w:p>
+      <w:pPr>
+        <w:pStyle w:val="Heading3"/>
+      </w:pPr>
+      <w:r>
+        <w:t>Workbook question · W5</w:t>
+      </w:r>
+    </w:p>
+    <w:p>
+      <w:pPr>
+        <w:spacing w:line="336" w:lineRule="auto" w:after="180"/>
+        <w:shd w:fill="F5F1FB"/>
+      </w:pPr>
+      <w:r>
+        <w:rPr>
+          <w:b w:val="0"/>
+        </w:rPr>
+        <w:t>For the worked scenario, propose one additional case that could reveal a failure, describe its expected outcome before running it, and explain what would need to remain fixed for a fair comparison.</w:t>
+      </w:r>
+    </w:p>
+    <w:p>
+      <w:pPr>
+        <w:spacing w:line="336" w:lineRule="auto" w:after="180"/>
+        <w:shd w:fill="F5F1FB"/>
+      </w:pPr>
+      <w:r>
+        <w:rPr>
+          <w:b w:val="0"/>
+        </w:rPr>
+        <w:t>Do not reuse W4 as a new final test after receiving feedback.</w:t>
+      </w:r>
+    </w:p>
+    <w:p>
+      <w:pPr>
+        <w:pStyle w:val="Heading3"/>
+      </w:pPr>
+      <w:r>
+        <w:t>Teacher reasoning · W5</w:t>
+      </w:r>
+    </w:p>
+    <w:p>
+      <w:pPr>
+        <w:spacing w:line="336" w:lineRule="auto" w:after="180"/>
+        <w:shd w:fill="F1F6FC"/>
+      </w:pPr>
+      <w:r>
+        <w:rPr>
+          <w:b w:val="0"/>
+        </w:rPr>
+        <w:t xml:space="preserve">Teacher explanation: Accept a concrete variant of the worked </w:t>
+      </w:r>
+      <w:r>
+        <w:rPr>
+          <w:b/>
+        </w:rPr>
+        <w:t>input</w:t>
+      </w:r>
+      <w:r>
+        <w:rPr>
+          <w:b w:val="0"/>
+        </w:rPr>
+        <w:t xml:space="preserve"> or a missing/conflicting/boundary condition, with an expectation derived from the declared procedure.</w:t>
+      </w:r>
+    </w:p>
+    <w:p>
+      <w:pPr>
+        <w:spacing w:line="336" w:lineRule="auto" w:after="180"/>
+        <w:shd w:fill="F1F6FC"/>
+      </w:pPr>
+      <w:r>
+        <w:rPr>
+          <w:b w:val="0"/>
+        </w:rPr>
+        <w:t xml:space="preserve">Require preserved settings, original </w:t>
+      </w:r>
+      <w:r>
+        <w:rPr>
+          <w:b/>
+        </w:rPr>
+        <w:t>output</w:t>
+      </w:r>
+      <w:r>
+        <w:rPr>
+          <w:b w:val="0"/>
+        </w:rPr>
+        <w:t>s and data roles. This fictional retention exercise is not a statement of legal retention requirements.</w:t>
+      </w:r>
+    </w:p>
+    <w:p>
+      <w:pPr>
+        <w:spacing w:line="336" w:lineRule="auto" w:after="180"/>
+        <w:shd w:fill="F1F6FC"/>
+      </w:pPr>
+      <w:r>
+        <w:rPr>
+          <w:b w:val="0"/>
+        </w:rPr>
+        <w:t xml:space="preserve">The new case should test this particular </w:t>
+      </w:r>
+      <w:r>
+        <w:rPr>
+          <w:b/>
+        </w:rPr>
+        <w:t>mechanism</w:t>
+      </w:r>
+      <w:r>
+        <w:rPr>
+          <w:b w:val="0"/>
+        </w:rPr>
+        <w:t xml:space="preserve"> rather than merely restate the original result.</w:t>
+      </w:r>
+    </w:p>
+    <w:p>
+      <w:pPr>
+        <w:pStyle w:val="Heading3"/>
+      </w:pPr>
+      <w:r>
+        <w:t>Independent assessment and fresh retry</w:t>
+      </w:r>
+    </w:p>
+    <w:p>
+      <w:pPr>
+        <w:pStyle w:val="Heading3"/>
+      </w:pPr>
+      <w:r>
+        <w:t>Teacher key · Independent assessment and fresh retry</w:t>
+      </w:r>
+    </w:p>
+    <w:p>
+      <w:pPr>
+        <w:spacing w:line="336" w:lineRule="auto" w:after="180"/>
+        <w:shd w:fill="F1F6FC"/>
+      </w:pPr>
+      <w:r>
+        <w:rPr>
+          <w:b w:val="0"/>
+        </w:rPr>
+        <w:t>W4: Age4 retained; age5/6 content removed from declared stores. Full-content logs violate minimisation and need policy-compliant handling. Require intermediate reasoning and the stated scope.</w:t>
+      </w:r>
+    </w:p>
+    <w:p>
+      <w:pPr>
+        <w:spacing w:line="336" w:lineRule="auto" w:after="180"/>
+        <w:shd w:fill="F1F6FC"/>
+      </w:pPr>
+      <w:r>
+        <w:rPr>
+          <w:b w:val="0"/>
+        </w:rPr>
+        <w:t xml:space="preserve">Fresh retry: Retention3 days; records ages2, 3. Expected reasoning: Age2 retained; age3 </w:t>
+      </w:r>
+      <w:r>
+        <w:rPr>
+          <w:b/>
+        </w:rPr>
+        <w:t>deletion boundary</w:t>
+      </w:r>
+      <w:r>
+        <w:rPr>
+          <w:b w:val="0"/>
+        </w:rPr>
+        <w:t xml:space="preserve"> applies. Document residual copies under the backup policy.</w:t>
+      </w:r>
+    </w:p>
+    <w:p>
+      <w:pPr>
+        <w:spacing w:line="336" w:lineRule="auto" w:after="180"/>
+        <w:shd w:fill="F1F6FC"/>
+      </w:pPr>
+      <w:r>
+        <w:rPr>
+          <w:b w:val="0"/>
+        </w:rPr>
+        <w:t>If students need support, record it and reassess with another new case rather than awarding independence to a copied answer.</w:t>
+      </w:r>
+    </w:p>
+    <w:p>
+      <w:pPr>
+        <w:pStyle w:val="Heading3"/>
+      </w:pPr>
+      <w:r>
+        <w:t>Assess independent transfer</w:t>
+      </w:r>
+    </w:p>
+    <w:p>
+      <w:pPr>
+        <w:pStyle w:val="Heading3"/>
+      </w:pPr>
+      <w:r>
+        <w:t>Independent question · withhold the key</w:t>
+      </w:r>
+    </w:p>
+    <w:p>
+      <w:pPr>
+        <w:spacing w:line="336" w:lineRule="auto" w:after="180"/>
+        <w:shd w:fill="F5F1FB"/>
+      </w:pPr>
+      <w:r>
+        <w:rPr>
+          <w:b w:val="0"/>
+        </w:rPr>
+        <w:t>Selected case: Fictional retention policy deletes records at age &gt;=4 days. X is3 days, Y4, Z5. A copy of Y remains in a temporary log after its main record is deleted. Evaluate compliance.</w:t>
+      </w:r>
+    </w:p>
+    <w:p>
+      <w:pPr>
+        <w:pStyle w:val="Heading3"/>
+      </w:pPr>
+      <w:r>
+        <w:t>Selected case answer</w:t>
+      </w:r>
+    </w:p>
+    <w:p>
+      <w:pPr>
+        <w:pStyle w:val="Heading3"/>
+      </w:pPr>
+      <w:r>
+        <w:t>Teacher key · Selected case answer</w:t>
+      </w:r>
+    </w:p>
+    <w:p>
+      <w:pPr>
+        <w:spacing w:line="336" w:lineRule="auto" w:after="180"/>
+        <w:shd w:fill="F1F6FC"/>
+      </w:pPr>
+      <w:r>
+        <w:rPr>
+          <w:b w:val="0"/>
+        </w:rPr>
+        <w:t xml:space="preserve">Keep X; delete Y and Z. The boundary includes4. Y cleanup is incomplete while a copy remains in a declared storage location. Check all locations within the policy scope; do not claim global deletion without </w:t>
+      </w:r>
+      <w:r>
+        <w:rPr>
+          <w:b/>
+        </w:rPr>
+        <w:t>evidence</w:t>
+      </w:r>
+      <w:r>
+        <w:rPr>
+          <w:b w:val="0"/>
+        </w:rPr>
+        <w:t>.</w:t>
       </w:r>
     </w:p>
     <w:tbl>
@@ -1706,67 +3352,281 @@
       </w:tr>
     </w:tbl>
     <w:p>
-      <w:r>
-        <w:t>Record each dimension as not yet, with support, or independent. Accept a valid alternative procedure with a defensible trace. Do not penalise an honestly recorded model failure if the learner correctly explains its evidence and limits.</w:t>
+      <w:pPr>
+        <w:pStyle w:val="Heading3"/>
+      </w:pPr>
+      <w:r>
+        <w:t>Teacher key · Selected case answer</w:t>
       </w:r>
     </w:p>
     <w:p>
       <w:pPr>
-        <w:pStyle w:val="Heading3"/>
-      </w:pPr>
-      <w:r>
-        <w:t>Feedback that the learner uses</w:t>
+        <w:spacing w:line="336" w:lineRule="auto" w:after="180"/>
+        <w:shd w:fill="F1F6FC"/>
+      </w:pPr>
+      <w:r>
+        <w:rPr>
+          <w:b w:val="0"/>
+        </w:rPr>
+        <w:t>Record each dimension as not yet, with support, or independent. Accept a valid alternative procedure with a defensible trace.</w:t>
       </w:r>
     </w:p>
     <w:p>
-      <w:r>
-        <w:t>Name the earliest unsupported step and give one action to repair it. Have the learner make that repair now and explain why. Then assess the relevant skill on a fresh, fully specified case. Confirm it was not previously practised with feedback; solve and check the new case before assigning it. A follow-up design prompt is a starting brief, not automatically an equivalent test.</w:t>
+      <w:pPr>
+        <w:spacing w:line="336" w:lineRule="auto" w:after="180"/>
+        <w:shd w:fill="F1F6FC"/>
+      </w:pPr>
+      <w:r>
+        <w:rPr>
+          <w:b w:val="0"/>
+        </w:rPr>
+        <w:t xml:space="preserve">Do not penalise an honestly recorded model failure if the learner correctly explains its </w:t>
+      </w:r>
+      <w:r>
+        <w:rPr>
+          <w:b/>
+        </w:rPr>
+        <w:t>evidence</w:t>
+      </w:r>
+      <w:r>
+        <w:rPr>
+          <w:b w:val="0"/>
+        </w:rPr>
+        <w:t xml:space="preserve"> and limits.</w:t>
       </w:r>
     </w:p>
     <w:p>
       <w:pPr>
-        <w:pStyle w:val="Heading1"/>
-      </w:pPr>
-      <w:r>
-        <w:t>06. Connect the project, support and next lesson</w:t>
+        <w:pStyle w:val="Heading3"/>
+      </w:pPr>
+      <w:r>
+        <w:t>Feedback that the learner uses</w:t>
       </w:r>
     </w:p>
     <w:p>
-      <w:r>
-        <w:t>Add a labelled data retention and deletion evidence sheet to Grounded Learning Service. Show how you can explain the mechanism and terminology of data retention and deletion. Use the supplied fictional case and keep its inputs, intermediate steps, calculation or prediction, and limitation. Connect this record to last week’s record; a matching answer without a trace is insufficient.</w:t>
+      <w:pPr>
+        <w:spacing w:line="336" w:lineRule="auto" w:after="180"/>
+      </w:pPr>
+      <w:r>
+        <w:rPr>
+          <w:b w:val="0"/>
+        </w:rPr>
+        <w:t>Name the earliest unsupported step and give one action to repair it. Have the learner make that repair now and explain why. Then assess the relevant skill on a fresh, fully specified case.</w:t>
       </w:r>
     </w:p>
     <w:p>
-      <w:r>
-        <w:t>Provide an input/procedure/result/limit frame and a calculator when needed. Ask students to identify the first step before completing the whole trace. Extension: compare two concrete variants of this mechanism while holding unrelated conditions fixed; report both successful and unsuccessful outcomes.</w:t>
+      <w:pPr>
+        <w:spacing w:line="336" w:lineRule="auto" w:after="180"/>
+      </w:pPr>
+      <w:r>
+        <w:rPr>
+          <w:b w:val="0"/>
+        </w:rPr>
+        <w:t>Confirm it was not previously practised with feedback; solve and check the new case before assigning it. A follow-up design prompt is a starting brief, not automatically an equivalent test.</w:t>
       </w:r>
     </w:p>
     <w:p>
-      <w:r>
-        <w:t>Next connection: Caching and stale information. Preserve the current case record and retrieve its evidence boundary before moving on.</w:t>
+      <w:pPr>
+        <w:pStyle w:val="Heading1"/>
+      </w:pPr>
+      <w:r>
+        <w:t>06. Connect the project, support and next lesson</w:t>
       </w:r>
     </w:p>
     <w:p>
       <w:r>
-        <w:t>Retain the project ledger and assess a changed case after support. Check the relevant prerequisite before carrying this component forward.</w:t>
+        <w:t>Connect Data retention and deletion to Grounded Learning Service, adapt support and plan a later changed-case check.</w:t>
       </w:r>
     </w:p>
     <w:p>
       <w:pPr>
-        <w:pStyle w:val="Heading3"/>
-      </w:pPr>
-      <w:r>
-        <w:t>Plan the delayed return</w:t>
+        <w:spacing w:line="336" w:lineRule="auto" w:after="180"/>
+      </w:pPr>
+      <w:r>
+        <w:rPr>
+          <w:b w:val="0"/>
+        </w:rPr>
+        <w:t xml:space="preserve">Add a labelled data retention and deletion </w:t>
+      </w:r>
+      <w:r>
+        <w:rPr>
+          <w:b/>
+        </w:rPr>
+        <w:t>evidence</w:t>
+      </w:r>
+      <w:r>
+        <w:rPr>
+          <w:b w:val="0"/>
+        </w:rPr>
+        <w:t xml:space="preserve"> sheet to Grounded Learning Service. Show how you can explain the </w:t>
+      </w:r>
+      <w:r>
+        <w:rPr>
+          <w:b/>
+        </w:rPr>
+        <w:t>mechanism</w:t>
+      </w:r>
+      <w:r>
+        <w:rPr>
+          <w:b w:val="0"/>
+        </w:rPr>
+        <w:t xml:space="preserve"> and terminology of data retention and deletion.</w:t>
       </w:r>
     </w:p>
     <w:p>
-      <w:r>
-        <w:t>Suggested return points in this level: ai-6/21, ai-6/23, ai-6/26. Use actual classroom dates, adjusting for holidays and gaps. One, three and six teaching weeks are scheduling choices, not a claimed optimal spacing.</w:t>
+      <w:pPr>
+        <w:spacing w:line="336" w:lineRule="auto" w:after="180"/>
+      </w:pPr>
+      <w:r>
+        <w:rPr>
+          <w:b w:val="0"/>
+        </w:rPr>
+        <w:t xml:space="preserve">Use the supplied fictional case and keep its </w:t>
+      </w:r>
+      <w:r>
+        <w:rPr>
+          <w:b/>
+        </w:rPr>
+        <w:t>input</w:t>
+      </w:r>
+      <w:r>
+        <w:rPr>
+          <w:b w:val="0"/>
+        </w:rPr>
+        <w:t xml:space="preserve">s, intermediate steps, calculation or </w:t>
+      </w:r>
+      <w:r>
+        <w:rPr>
+          <w:b/>
+        </w:rPr>
+        <w:t>prediction</w:t>
+      </w:r>
+      <w:r>
+        <w:rPr>
+          <w:b w:val="0"/>
+        </w:rPr>
+        <w:t>, and limitation. Connect this record to last week’s record; a matching answer without a trace is insufficient.</w:t>
       </w:r>
     </w:p>
     <w:p>
-      <w:r>
-        <w:t>At a delayed check, ask for the idea from memory and a changed application. Compare with the earlier independent response and record support used. For a new level, revisit the previous capstone before checking the new prerequisites.</w:t>
+      <w:pPr>
+        <w:spacing w:line="336" w:lineRule="auto" w:after="180"/>
+      </w:pPr>
+      <w:r>
+        <w:rPr>
+          <w:b w:val="0"/>
+        </w:rPr>
+        <w:t xml:space="preserve">Provide an </w:t>
+      </w:r>
+      <w:r>
+        <w:rPr>
+          <w:b/>
+        </w:rPr>
+        <w:t>input</w:t>
+      </w:r>
+      <w:r>
+        <w:rPr>
+          <w:b w:val="0"/>
+        </w:rPr>
+        <w:t>/procedure/result/limit frame and a calculator when needed. Ask students to identify the first step before completing the whole trace.</w:t>
+      </w:r>
+    </w:p>
+    <w:p>
+      <w:pPr>
+        <w:spacing w:line="336" w:lineRule="auto" w:after="180"/>
+      </w:pPr>
+      <w:r>
+        <w:rPr>
+          <w:b w:val="0"/>
+        </w:rPr>
+        <w:t xml:space="preserve">Extension: compare two concrete variants of this </w:t>
+      </w:r>
+      <w:r>
+        <w:rPr>
+          <w:b/>
+        </w:rPr>
+        <w:t>mechanism</w:t>
+      </w:r>
+      <w:r>
+        <w:rPr>
+          <w:b w:val="0"/>
+        </w:rPr>
+        <w:t xml:space="preserve"> while holding unrelated conditions fixed; report both successful and unsuccessful outcomes.</w:t>
+      </w:r>
+    </w:p>
+    <w:p>
+      <w:pPr>
+        <w:spacing w:line="336" w:lineRule="auto" w:after="180"/>
+      </w:pPr>
+      <w:r>
+        <w:rPr>
+          <w:b w:val="0"/>
+        </w:rPr>
+        <w:t xml:space="preserve">Next connection: Caching and stale information. Preserve the current case record and retrieve its </w:t>
+      </w:r>
+      <w:r>
+        <w:rPr>
+          <w:b/>
+        </w:rPr>
+        <w:t>evidence</w:t>
+      </w:r>
+      <w:r>
+        <w:rPr>
+          <w:b w:val="0"/>
+        </w:rPr>
+        <w:t xml:space="preserve"> boundary before moving on.</w:t>
+      </w:r>
+    </w:p>
+    <w:p>
+      <w:pPr>
+        <w:spacing w:line="336" w:lineRule="auto" w:after="180"/>
+      </w:pPr>
+      <w:r>
+        <w:rPr>
+          <w:b w:val="0"/>
+        </w:rPr>
+        <w:t>Retain the project ledger and assess a changed case after support. Check the relevant prerequisite before carrying this component forward.</w:t>
+      </w:r>
+    </w:p>
+    <w:p>
+      <w:pPr>
+        <w:pStyle w:val="Heading3"/>
+      </w:pPr>
+      <w:r>
+        <w:t>Plan the delayed return</w:t>
+      </w:r>
+    </w:p>
+    <w:p>
+      <w:pPr>
+        <w:spacing w:line="336" w:lineRule="auto" w:after="180"/>
+      </w:pPr>
+      <w:r>
+        <w:rPr>
+          <w:b w:val="0"/>
+        </w:rPr>
+        <w:t>Suggested return points in this level: ai-6/21, ai-6/23, ai-6/26. Use actual classroom dates, adjusting for holidays and gaps. One, three and six teaching weeks are scheduling choices, not a claimed optimal spacing.</w:t>
+      </w:r>
+    </w:p>
+    <w:p>
+      <w:pPr>
+        <w:spacing w:line="336" w:lineRule="auto" w:after="180"/>
+      </w:pPr>
+      <w:r>
+        <w:rPr>
+          <w:b w:val="0"/>
+        </w:rPr>
+        <w:t>At a delayed check, ask for the idea from memory and a changed application. Compare with the earlier independent response and record support used.</w:t>
+      </w:r>
+    </w:p>
+    <w:p>
+      <w:pPr>
+        <w:spacing w:line="336" w:lineRule="auto" w:after="180"/>
+      </w:pPr>
+      <w:r>
+        <w:rPr>
+          <w:b w:val="0"/>
+        </w:rPr>
+        <w:t>For a new level, revisit the previous capstone before checking the new prerequisites.</w:t>
       </w:r>
     </w:p>
     <w:tbl>
@@ -1926,8 +3786,26 @@
       </w:tr>
     </w:tbl>
     <w:p>
-      <w:r>
-        <w:t>Use the evidence to choose reteaching or the next step. A completed page, confidence rating or attractive project does not by itself demonstrate understanding.</w:t>
+      <w:pPr>
+        <w:spacing w:line="336" w:lineRule="auto" w:after="180"/>
+      </w:pPr>
+      <w:r>
+        <w:rPr>
+          <w:b w:val="0"/>
+        </w:rPr>
+        <w:t xml:space="preserve">Use the </w:t>
+      </w:r>
+      <w:r>
+        <w:rPr>
+          <w:b/>
+        </w:rPr>
+        <w:t>evidence</w:t>
+      </w:r>
+      <w:r>
+        <w:rPr>
+          <w:b w:val="0"/>
+        </w:rPr>
+        <w:t xml:space="preserve"> to choose reteaching or the next step. A completed page, confidence rating or attractive project does not by itself demonstrate understanding.</w:t>
       </w:r>
     </w:p>
     <w:p>
@@ -1939,8 +3817,26 @@
       </w:r>
     </w:p>
     <w:p>
-      <w:r>
-        <w:t>For the Grounded Learning Service, retain an annotated trace and the changed-case result. Name the contract or evidence that makes the deciding step valid, so another team can review it.</w:t>
+      <w:pPr>
+        <w:spacing w:line="336" w:lineRule="auto" w:after="180"/>
+      </w:pPr>
+      <w:r>
+        <w:rPr>
+          <w:b w:val="0"/>
+        </w:rPr>
+        <w:t xml:space="preserve">For the Grounded Learning Service, retain an annotated trace and the changed-case result. Name the contract or </w:t>
+      </w:r>
+      <w:r>
+        <w:rPr>
+          <w:b/>
+        </w:rPr>
+        <w:t>evidence</w:t>
+      </w:r>
+      <w:r>
+        <w:rPr>
+          <w:b w:val="0"/>
+        </w:rPr>
+        <w:t xml:space="preserve"> that makes the deciding step valid, so another team can review it.</w:t>
       </w:r>
     </w:p>
     <w:p>
@@ -1953,12 +3849,62 @@
     </w:p>
     <w:p>
       <w:r>
-        <w:t>Teaching target: Explain the mechanism and terminology of data retention and deletion</w:t>
+        <w:t>Use this preparation summary alongside the detailed Data retention and deletion lesson; it is a checklist rather than a replacement for the full sequence.</w:t>
       </w:r>
     </w:p>
     <w:p>
-      <w:r>
-        <w:t>Prepare the labelled worked-case picture, the matching workbook, fictional input cards and a place for individual responses. Check a local Python 3 environment before class; have a paper-trace version ready.</w:t>
+      <w:pPr>
+        <w:pStyle w:val="Heading3"/>
+      </w:pPr>
+      <w:r>
+        <w:t>Teaching target</w:t>
+      </w:r>
+    </w:p>
+    <w:p>
+      <w:pPr>
+        <w:spacing w:line="336" w:lineRule="auto" w:after="180"/>
+        <w:shd w:fill="EDF7F3"/>
+      </w:pPr>
+      <w:r>
+        <w:rPr>
+          <w:b w:val="0"/>
+        </w:rPr>
+        <w:t xml:space="preserve">Teaching target: Explain the </w:t>
+      </w:r>
+      <w:r>
+        <w:rPr>
+          <w:b/>
+        </w:rPr>
+        <w:t>mechanism</w:t>
+      </w:r>
+      <w:r>
+        <w:rPr>
+          <w:b w:val="0"/>
+        </w:rPr>
+        <w:t xml:space="preserve"> and terminology of data retention and deletion</w:t>
+      </w:r>
+    </w:p>
+    <w:p>
+      <w:pPr>
+        <w:spacing w:line="336" w:lineRule="auto" w:after="180"/>
+      </w:pPr>
+      <w:r>
+        <w:rPr>
+          <w:b w:val="0"/>
+        </w:rPr>
+        <w:t xml:space="preserve">Prepare the labelled worked-case picture, the matching workbook, fictional </w:t>
+      </w:r>
+      <w:r>
+        <w:rPr>
+          <w:b/>
+        </w:rPr>
+        <w:t>input</w:t>
+      </w:r>
+      <w:r>
+        <w:rPr>
+          <w:b w:val="0"/>
+        </w:rPr>
+        <w:t xml:space="preserve"> cards and a place for individual responses. Check a local Python 3 environment before class; have a paper-trace version ready.</w:t>
       </w:r>
     </w:p>
     <w:tbl>
@@ -2105,37 +4051,183 @@
       </w:tr>
     </w:tbl>
     <w:p>
-      <w:r>
+      <w:pPr>
+        <w:spacing w:line="336" w:lineRule="auto" w:after="180"/>
+      </w:pPr>
+      <w:r>
+        <w:rPr>
+          <w:b w:val="0"/>
+        </w:rPr>
         <w:t>Before class, solve the supported practice: Record ages are6, 7, 9 days. Cache contains copies of all three. Show the intermediate steps and give the conclusion with its scope.</w:t>
       </w:r>
     </w:p>
     <w:p>
-      <w:r>
-        <w:t>Reasoned practice answer: Teacher explanation: Retain age6; delete content ages7 and9 from primary and cache under the policy. Retain only allowed audit metadata; backups need their stated expiry process.</w:t>
+      <w:pPr>
+        <w:pStyle w:val="Heading3"/>
+      </w:pPr>
+      <w:r>
+        <w:t>Supported practice answer</w:t>
       </w:r>
     </w:p>
     <w:p>
-      <w:r>
-        <w:t>Check every learner before discussion: Use the worked case for Data retention and deletion. Proposed explanation: “The worked result establishes every future case”. Decide whether this explanation is supported. Point to the step or supplied fact that decides; explain your repair if needed.</w:t>
+      <w:pPr>
+        <w:spacing w:line="336" w:lineRule="auto" w:after="180"/>
+        <w:shd w:fill="F1F6FC"/>
+      </w:pPr>
+      <w:r>
+        <w:rPr>
+          <w:b w:val="0"/>
+        </w:rPr>
+        <w:t xml:space="preserve">Reasoned practice answer: Teacher explanation: Retain age6; delete content ages7 and9 from primary and cache under the policy. Retain only allowed audit metadata; backups need their stated expiry </w:t>
+      </w:r>
+      <w:r>
+        <w:rPr>
+          <w:b/>
+        </w:rPr>
+        <w:t>process</w:t>
+      </w:r>
+      <w:r>
+        <w:rPr>
+          <w:b w:val="0"/>
+        </w:rPr>
+        <w:t>.</w:t>
       </w:r>
     </w:p>
     <w:p>
-      <w:r>
-        <w:t>Misconception repair: This fictional retention exercise is not a statement of legal retention requirements.</w:t>
+      <w:pPr>
+        <w:spacing w:line="336" w:lineRule="auto" w:after="180"/>
+      </w:pPr>
+      <w:r>
+        <w:rPr>
+          <w:b w:val="0"/>
+        </w:rPr>
+        <w:t>Check every learner before discussion: Use the worked case for Data retention and deletion. Proposed explanation: “The worked result establishes every future case”. Decide whether this explanation is supported.</w:t>
       </w:r>
     </w:p>
     <w:p>
-      <w:r>
-        <w:t>Support: read the exact case aloud, enlarge the labelled picture, supply input cards and model only the first deciding step. Accept a spoken explanation or drawing; retain the reasoning goal.</w:t>
+      <w:pPr>
+        <w:spacing w:line="336" w:lineRule="auto" w:after="180"/>
+      </w:pPr>
+      <w:r>
+        <w:rPr>
+          <w:b w:val="0"/>
+        </w:rPr>
+        <w:t>Point to the step or supplied fact that decides; explain your repair if needed.</w:t>
       </w:r>
     </w:p>
     <w:p>
-      <w:r>
-        <w:t>Extension: Primary deletion succeeds but backup deletion fails. Require a prediction and a reason before comparing. Expected result: Record incomplete deletion and follow the retry or escalation procedure. Reason: One required copy remains in the declared scope.</w:t>
+      <w:pPr>
+        <w:pStyle w:val="Heading3"/>
+      </w:pPr>
+      <w:r>
+        <w:t>Repair the misconception</w:t>
       </w:r>
     </w:p>
     <w:p>
-      <w:r>
+      <w:pPr>
+        <w:spacing w:line="336" w:lineRule="auto" w:after="180"/>
+        <w:shd w:fill="FFF5E6"/>
+      </w:pPr>
+      <w:r>
+        <w:rPr>
+          <w:b w:val="0"/>
+        </w:rPr>
+        <w:t>Misconception repair: This fictional retention exercise is not a statement of legal retention requirements.</w:t>
+      </w:r>
+    </w:p>
+    <w:p>
+      <w:pPr>
+        <w:pStyle w:val="Heading3"/>
+      </w:pPr>
+      <w:r>
+        <w:t>Support without giving away the answer</w:t>
+      </w:r>
+    </w:p>
+    <w:p>
+      <w:pPr>
+        <w:spacing w:line="336" w:lineRule="auto" w:after="180"/>
+        <w:shd w:fill="F1F6F8"/>
+      </w:pPr>
+      <w:r>
+        <w:rPr>
+          <w:b w:val="0"/>
+        </w:rPr>
+        <w:t xml:space="preserve">Support: read the exact case aloud, enlarge the labelled picture, supply </w:t>
+      </w:r>
+      <w:r>
+        <w:rPr>
+          <w:b/>
+        </w:rPr>
+        <w:t>input</w:t>
+      </w:r>
+      <w:r>
+        <w:rPr>
+          <w:b w:val="0"/>
+        </w:rPr>
+        <w:t xml:space="preserve"> cards and model only the first deciding step. Accept a spoken explanation or drawing; retain the reasoning goal.</w:t>
+      </w:r>
+    </w:p>
+    <w:p>
+      <w:pPr>
+        <w:pStyle w:val="Heading3"/>
+      </w:pPr>
+      <w:r>
+        <w:t>Extend the reasoning</w:t>
+      </w:r>
+    </w:p>
+    <w:p>
+      <w:pPr>
+        <w:spacing w:line="336" w:lineRule="auto" w:after="180"/>
+        <w:shd w:fill="F5F1FB"/>
+      </w:pPr>
+      <w:r>
+        <w:rPr>
+          <w:b w:val="0"/>
+        </w:rPr>
+        <w:t xml:space="preserve">Extension: Primary deletion succeeds but backup deletion fails. Require a </w:t>
+      </w:r>
+      <w:r>
+        <w:rPr>
+          <w:b/>
+        </w:rPr>
+        <w:t>prediction</w:t>
+      </w:r>
+      <w:r>
+        <w:rPr>
+          <w:b w:val="0"/>
+        </w:rPr>
+        <w:t xml:space="preserve"> and a reason before comparing. Expected result: Record incomplete deletion and follow the retry or escalation procedure.</w:t>
+      </w:r>
+    </w:p>
+    <w:p>
+      <w:pPr>
+        <w:spacing w:line="336" w:lineRule="auto" w:after="180"/>
+        <w:shd w:fill="F5F1FB"/>
+      </w:pPr>
+      <w:r>
+        <w:rPr>
+          <w:b w:val="0"/>
+        </w:rPr>
+        <w:t>Reason: One required copy remains in the declared scope.</w:t>
+      </w:r>
+    </w:p>
+    <w:p>
+      <w:pPr>
+        <w:pStyle w:val="Heading3"/>
+      </w:pPr>
+      <w:r>
+        <w:t>Protect the independent attempt</w:t>
+      </w:r>
+    </w:p>
+    <w:p>
+      <w:pPr>
+        <w:spacing w:line="336" w:lineRule="auto" w:after="180"/>
+        <w:shd w:fill="FFF5E6"/>
+      </w:pPr>
+      <w:r>
+        <w:rPr>
+          <w:b w:val="0"/>
+        </w:rPr>
         <w:t>Independent assessment: withhold the reserved answer until the learner has attempted the new case. Record support separately from correctness.</w:t>
       </w:r>
     </w:p>
@@ -2324,46 +4416,921 @@
       </w:tr>
     </w:tbl>
     <w:p>
-      <w:r>
-        <w:t>Project checkpoint: Evaluate and revise. Compare with your starting method, explain errors and record a justified revision.</w:t>
+      <w:pPr>
+        <w:pStyle w:val="Heading3"/>
+      </w:pPr>
+      <w:r>
+        <w:t>Project checkpoint</w:t>
       </w:r>
     </w:p>
     <w:p>
-      <w:r>
-        <w:t>Use the weekly teacher answer for topic-specific reasoning. A saved progress tick is an activity record; judge mastery from the learner’s explanation and evidence.</w:t>
+      <w:pPr>
+        <w:spacing w:line="336" w:lineRule="auto" w:after="180"/>
+        <w:shd w:fill="EDF7F3"/>
+      </w:pPr>
+      <w:r>
+        <w:rPr>
+          <w:b w:val="0"/>
+        </w:rPr>
+        <w:t>Project checkpoint: Evaluate and revise. Compare with your starting method, explain errors and record a justified revision.</w:t>
       </w:r>
     </w:p>
     <w:p>
       <w:pPr>
-        <w:pStyle w:val="Heading1"/>
-      </w:pPr>
-      <w:r>
-        <w:t>08. Use feedback, labs and repair paths</w:t>
+        <w:spacing w:line="336" w:lineRule="auto" w:after="180"/>
+      </w:pPr>
+      <w:r>
+        <w:rPr>
+          <w:b w:val="0"/>
+        </w:rPr>
+        <w:t xml:space="preserve">Use the weekly teacher answer for topic-specific reasoning. A saved progress tick is an activity record; judge mastery from the learner’s explanation and </w:t>
+      </w:r>
+      <w:r>
+        <w:rPr>
+          <w:b/>
+        </w:rPr>
+        <w:t>evidence</w:t>
+      </w:r>
+      <w:r>
+        <w:rPr>
+          <w:b w:val="0"/>
+        </w:rPr>
+        <w:t>.</w:t>
       </w:r>
     </w:p>
     <w:p>
-      <w:r>
-        <w:t>Use the two formative questions as supported practice, not as independent mastery scores. Discuss the deciding evidence rather than accepting a guessed selection.</w:t>
+      <w:pPr>
+        <w:pStyle w:val="Heading1"/>
+      </w:pPr>
+      <w:r>
+        <w:t>08. Use feedback, labs and repair paths</w:t>
       </w:r>
     </w:p>
     <w:p>
       <w:r>
-        <w:t>The feedback comes from the reviewed public worked case. Do not reveal the separately reserved independent teacher answer until the learner has attempted that case.</w:t>
+        <w:t>Use feedback, earlier review and portfolios purposefully. Apply the coding routine only when this lesson has an executable lab.</w:t>
       </w:r>
     </w:p>
     <w:p>
-      <w:r>
-        <w:t>Ask students to predict before running code. Preserve errors and actual outputs; collect a changed test and an explanation. The branch-boundary and indexing lessons deliberately include failure cases.</w:t>
+      <w:pPr>
+        <w:spacing w:line="336" w:lineRule="auto" w:after="180"/>
+      </w:pPr>
+      <w:r>
+        <w:rPr>
+          <w:b w:val="0"/>
+        </w:rPr>
+        <w:t xml:space="preserve">Use the two formative questions as supported practice, not as independent mastery scores. Discuss the deciding </w:t>
+      </w:r>
+      <w:r>
+        <w:rPr>
+          <w:b/>
+        </w:rPr>
+        <w:t>evidence</w:t>
+      </w:r>
+      <w:r>
+        <w:rPr>
+          <w:b w:val="0"/>
+        </w:rPr>
+        <w:t xml:space="preserve"> rather than accepting a guessed selection.</w:t>
       </w:r>
     </w:p>
     <w:p>
-      <w:r>
-        <w:t>Use the earlier worked-explanation links to address a specific missing building block, then return to the current question. Adapt this suggestion after observing the learner; it is not an automatic diagnosis.</w:t>
+      <w:pPr>
+        <w:spacing w:line="336" w:lineRule="auto" w:after="180"/>
+      </w:pPr>
+      <w:r>
+        <w:rPr>
+          <w:b w:val="0"/>
+        </w:rPr>
+        <w:t>The feedback comes from the reviewed public worked case. Do not reveal the separately reserved independent teacher answer until the learner has attempted that case.</w:t>
       </w:r>
     </w:p>
     <w:p>
-      <w:r>
-        <w:t>Collect the completed-work portfolio as evidence. Record support separately from correctness, and assess explanation, trace/test and limitations. Progress ticks and quiz selections alone do not establish mastery.</w:t>
+      <w:pPr>
+        <w:pStyle w:val="Heading3"/>
+      </w:pPr>
+      <w:r>
+        <w:t>For later coding lessons</w:t>
+      </w:r>
+    </w:p>
+    <w:p>
+      <w:r>
+        <w:t>This week has no code block. Use this routine when a later lesson includes an executable lab.</w:t>
+      </w:r>
+    </w:p>
+    <w:p>
+      <w:pPr>
+        <w:spacing w:line="336" w:lineRule="auto" w:after="180"/>
+        <w:shd w:fill="F1F6F8"/>
+      </w:pPr>
+      <w:r>
+        <w:rPr>
+          <w:b w:val="0"/>
+        </w:rPr>
+        <w:t xml:space="preserve">Ask students to predict before running code. Preserve errors and actual </w:t>
+      </w:r>
+      <w:r>
+        <w:rPr>
+          <w:b/>
+        </w:rPr>
+        <w:t>output</w:t>
+      </w:r>
+      <w:r>
+        <w:rPr>
+          <w:b w:val="0"/>
+        </w:rPr>
+        <w:t>s; collect a changed test and an explanation. The branch-boundary and indexing lessons deliberately include failure cases.</w:t>
+      </w:r>
+    </w:p>
+    <w:p>
+      <w:pPr>
+        <w:spacing w:line="336" w:lineRule="auto" w:after="180"/>
+      </w:pPr>
+      <w:r>
+        <w:rPr>
+          <w:b w:val="0"/>
+        </w:rPr>
+        <w:t>Use the earlier worked-explanation links to address a specific missing building block, then return to the current question. Adapt this suggestion after observing the learner; it is not an automatic diagnosis.</w:t>
+      </w:r>
+    </w:p>
+    <w:p>
+      <w:pPr>
+        <w:spacing w:line="336" w:lineRule="auto" w:after="180"/>
+      </w:pPr>
+      <w:r>
+        <w:rPr>
+          <w:b w:val="0"/>
+        </w:rPr>
+        <w:t xml:space="preserve">Collect the completed-work portfolio as </w:t>
+      </w:r>
+      <w:r>
+        <w:rPr>
+          <w:b/>
+        </w:rPr>
+        <w:t>evidence</w:t>
+      </w:r>
+      <w:r>
+        <w:rPr>
+          <w:b w:val="0"/>
+        </w:rPr>
+        <w:t>. Record support separately from correctness, and assess explanation, trace/test and limitations. Progress ticks and quiz selections alone do not establish mastery.</w:t>
+      </w:r>
+    </w:p>
+    <w:p>
+      <w:pPr>
+        <w:pStyle w:val="Heading1"/>
+      </w:pPr>
+      <w:r>
+        <w:t>09. Visual concept journey</w:t>
+      </w:r>
+    </w:p>
+    <w:p>
+      <w:r>
+        <w:t>Show one Data retention and deletion graphic at a time, request a prediction and discuss its trace before the independent assessment.</w:t>
+      </w:r>
+    </w:p>
+    <w:p>
+      <w:pPr>
+        <w:spacing w:line="336" w:lineRule="auto" w:after="180"/>
+      </w:pPr>
+      <w:r>
+        <w:rPr>
+          <w:b w:val="0"/>
+        </w:rPr>
+        <w:t xml:space="preserve">Use one picture at a time. Hide a worked result before asking for a </w:t>
+      </w:r>
+      <w:r>
+        <w:rPr>
+          <w:b/>
+        </w:rPr>
+        <w:t>prediction</w:t>
+      </w:r>
+      <w:r>
+        <w:rPr>
+          <w:b w:val="0"/>
+        </w:rPr>
+        <w:t>, then reveal it for feedback. These are supported teaching cases; retain the separate independent assessment for a fresh first attempt.</w:t>
+      </w:r>
+    </w:p>
+    <w:p>
+      <w:pPr>
+        <w:pStyle w:val="Heading3"/>
+      </w:pPr>
+      <w:r>
+        <w:t>01. Data retention and deletion: the case</w:t>
+      </w:r>
+    </w:p>
+    <w:p>
+      <w:r>
+        <w:drawing>
+          <wp:inline xmlns:a="http://schemas.openxmlformats.org/drawingml/2006/main" xmlns:pic="http://schemas.openxmlformats.org/drawingml/2006/picture">
+            <wp:extent cx="5486400" cy="2834640"/>
+            <wp:docPr id="2" name="Picture 2" descr="Delete every listed copy. A fictional policy deletes transcripts at age seven days or older, including listed backups. Supplied facts: T1 is six days old. T2 is seven days old with one backup. Scope lists primary storage and that backup only."/>
+            <wp:cNvGraphicFramePr>
+              <a:graphicFrameLocks noChangeAspect="1"/>
+            </wp:cNvGraphicFramePr>
+            <a:graphic>
+              <a:graphicData uri="http://schemas.openxmlformats.org/drawingml/2006/picture">
+                <pic:pic>
+                  <pic:nvPicPr>
+                    <pic:cNvPr id="0" name="academy-story-ai-6-20-01.png"/>
+                    <pic:cNvPicPr/>
+                  </pic:nvPicPr>
+                  <pic:blipFill>
+                    <a:blip r:embed="rId10"/>
+                    <a:stretch>
+                      <a:fillRect/>
+                    </a:stretch>
+                  </pic:blipFill>
+                  <pic:spPr>
+                    <a:xfrm>
+                      <a:off x="0" y="0"/>
+                      <a:ext cx="5486400" cy="2834640"/>
+                    </a:xfrm>
+                    <a:prstGeom prst="rect"/>
+                  </pic:spPr>
+                </pic:pic>
+              </a:graphicData>
+            </a:graphic>
+          </wp:inline>
+        </w:drawing>
+      </w:r>
+    </w:p>
+    <w:p>
+      <w:pPr>
+        <w:spacing w:line="336" w:lineRule="auto" w:after="180"/>
+      </w:pPr>
+      <w:r>
+        <w:rPr>
+          <w:b w:val="0"/>
+        </w:rPr>
+        <w:t>Delete every listed copy. A fictional policy deletes transcripts at age seven days or older, including listed backups. Supplied facts: T1 is six days old. T2 is seven days old with one backup.</w:t>
+      </w:r>
+    </w:p>
+    <w:p>
+      <w:pPr>
+        <w:spacing w:line="336" w:lineRule="auto" w:after="180"/>
+      </w:pPr>
+      <w:r>
+        <w:rPr>
+          <w:b w:val="0"/>
+        </w:rPr>
+        <w:t>Scope lists primary storage and that backup only.</w:t>
+      </w:r>
+    </w:p>
+    <w:p>
+      <w:pPr>
+        <w:spacing w:line="336" w:lineRule="auto" w:after="180"/>
+        <w:shd w:fill="F5F1FB"/>
+      </w:pPr>
+      <w:r>
+        <w:rPr>
+          <w:b w:val="0"/>
+        </w:rPr>
+        <w:t>Point to the given fact that matters most. Explain why it matters.</w:t>
+      </w:r>
+    </w:p>
+    <w:p>
+      <w:pPr>
+        <w:pStyle w:val="Heading3"/>
+      </w:pPr>
+      <w:r>
+        <w:t>Discuss while showing the picture</w:t>
+      </w:r>
+    </w:p>
+    <w:p>
+      <w:pPr>
+        <w:spacing w:line="336" w:lineRule="auto" w:after="180"/>
+        <w:shd w:fill="F1F6F8"/>
+      </w:pPr>
+      <w:r>
+        <w:rPr>
+          <w:b w:val="0"/>
+        </w:rPr>
+        <w:t>Teacher prompt: Point to the given fact that matters most. Explain why it matters. Ask learners to describe one label or arrow in ordinary words. Use the adjacent transcript if the image is difficult to see.</w:t>
+      </w:r>
+    </w:p>
+    <w:p>
+      <w:pPr>
+        <w:pStyle w:val="Heading3"/>
+      </w:pPr>
+      <w:r>
+        <w:t>02. Follow the deciding steps</w:t>
+      </w:r>
+    </w:p>
+    <w:p>
+      <w:r>
+        <w:drawing>
+          <wp:inline xmlns:a="http://schemas.openxmlformats.org/drawingml/2006/main" xmlns:pic="http://schemas.openxmlformats.org/drawingml/2006/picture">
+            <wp:extent cx="5486400" cy="3182112"/>
+            <wp:docPr id="3" name="Picture 3" descr="Check age: Keep T1 for now; T2 reaches the deletion boundary. → Find copies: T2 is present in two declared locations. → Verify removal: The scoped deletion passes only after both T2 copies are removed."/>
+            <wp:cNvGraphicFramePr>
+              <a:graphicFrameLocks noChangeAspect="1"/>
+            </wp:cNvGraphicFramePr>
+            <a:graphic>
+              <a:graphicData uri="http://schemas.openxmlformats.org/drawingml/2006/picture">
+                <pic:pic>
+                  <pic:nvPicPr>
+                    <pic:cNvPr id="0" name="academy-story-ai-6-20-02.png"/>
+                    <pic:cNvPicPr/>
+                  </pic:nvPicPr>
+                  <pic:blipFill>
+                    <a:blip r:embed="rId11"/>
+                    <a:stretch>
+                      <a:fillRect/>
+                    </a:stretch>
+                  </pic:blipFill>
+                  <pic:spPr>
+                    <a:xfrm>
+                      <a:off x="0" y="0"/>
+                      <a:ext cx="5486400" cy="3182112"/>
+                    </a:xfrm>
+                    <a:prstGeom prst="rect"/>
+                  </pic:spPr>
+                </pic:pic>
+              </a:graphicData>
+            </a:graphic>
+          </wp:inline>
+        </w:drawing>
+      </w:r>
+    </w:p>
+    <w:p>
+      <w:pPr>
+        <w:spacing w:line="336" w:lineRule="auto" w:after="180"/>
+      </w:pPr>
+      <w:r>
+        <w:rPr>
+          <w:b w:val="0"/>
+        </w:rPr>
+        <w:t xml:space="preserve">Check age: Keep T1 for now; T2 reaches the </w:t>
+      </w:r>
+      <w:r>
+        <w:rPr>
+          <w:b/>
+        </w:rPr>
+        <w:t>deletion boundary</w:t>
+      </w:r>
+      <w:r>
+        <w:rPr>
+          <w:b w:val="0"/>
+        </w:rPr>
+        <w:t>. → Find copies: T2 is present in two declared locations. → Verify removal: The scoped deletion passes only after both T2 copies are removed.</w:t>
+      </w:r>
+    </w:p>
+    <w:p>
+      <w:pPr>
+        <w:spacing w:line="336" w:lineRule="auto" w:after="180"/>
+        <w:shd w:fill="F5F1FB"/>
+      </w:pPr>
+      <w:r>
+        <w:rPr>
+          <w:b w:val="0"/>
+        </w:rPr>
+        <w:t xml:space="preserve">Point to each numbered stage and explain which recorded </w:t>
+      </w:r>
+      <w:r>
+        <w:rPr>
+          <w:b/>
+        </w:rPr>
+        <w:t>input</w:t>
+      </w:r>
+      <w:r>
+        <w:rPr>
+          <w:b w:val="0"/>
+        </w:rPr>
+        <w:t xml:space="preserve"> it uses.</w:t>
+      </w:r>
+    </w:p>
+    <w:p>
+      <w:pPr>
+        <w:pStyle w:val="Heading3"/>
+      </w:pPr>
+      <w:r>
+        <w:t>Discuss while showing the picture</w:t>
+      </w:r>
+    </w:p>
+    <w:p>
+      <w:pPr>
+        <w:spacing w:line="336" w:lineRule="auto" w:after="180"/>
+        <w:shd w:fill="F1F6F8"/>
+      </w:pPr>
+      <w:r>
+        <w:rPr>
+          <w:b w:val="0"/>
+        </w:rPr>
+        <w:t xml:space="preserve">Teacher prompt: Point to each numbered stage and explain which recorded </w:t>
+      </w:r>
+      <w:r>
+        <w:rPr>
+          <w:b/>
+        </w:rPr>
+        <w:t>input</w:t>
+      </w:r>
+      <w:r>
+        <w:rPr>
+          <w:b w:val="0"/>
+        </w:rPr>
+        <w:t xml:space="preserve"> it uses. Ask learners to describe one label or arrow in ordinary words. Use the adjacent transcript if the image is difficult to see.</w:t>
+      </w:r>
+    </w:p>
+    <w:p>
+      <w:pPr>
+        <w:pStyle w:val="Heading3"/>
+      </w:pPr>
+      <w:r>
+        <w:t>03. A deletion rule needs an inventory of copies</w:t>
+      </w:r>
+    </w:p>
+    <w:p>
+      <w:r>
+        <w:drawing>
+          <wp:inline xmlns:a="http://schemas.openxmlformats.org/drawingml/2006/main" xmlns:pic="http://schemas.openxmlformats.org/drawingml/2006/picture">
+            <wp:extent cx="5486400" cy="3337560"/>
+            <wp:docPr id="4" name="Picture 4" descr="The toy retention boundary is seven days or older. Keep six-day T1 for now. Seven-day T2 appears in primary storage and one listed backup; both locations need removal verification. This diagram specifies required checks, not an actual deletion run."/>
+            <wp:cNvGraphicFramePr>
+              <a:graphicFrameLocks noChangeAspect="1"/>
+            </wp:cNvGraphicFramePr>
+            <a:graphic>
+              <a:graphicData uri="http://schemas.openxmlformats.org/drawingml/2006/picture">
+                <pic:pic>
+                  <pic:nvPicPr>
+                    <pic:cNvPr id="0" name="academy-story-ai-6-20-03.png"/>
+                    <pic:cNvPicPr/>
+                  </pic:nvPicPr>
+                  <pic:blipFill>
+                    <a:blip r:embed="rId12"/>
+                    <a:stretch>
+                      <a:fillRect/>
+                    </a:stretch>
+                  </pic:blipFill>
+                  <pic:spPr>
+                    <a:xfrm>
+                      <a:off x="0" y="0"/>
+                      <a:ext cx="5486400" cy="3337560"/>
+                    </a:xfrm>
+                    <a:prstGeom prst="rect"/>
+                  </pic:spPr>
+                </pic:pic>
+              </a:graphicData>
+            </a:graphic>
+          </wp:inline>
+        </w:drawing>
+      </w:r>
+    </w:p>
+    <w:p>
+      <w:pPr>
+        <w:spacing w:line="336" w:lineRule="auto" w:after="180"/>
+      </w:pPr>
+      <w:r>
+        <w:rPr>
+          <w:b w:val="0"/>
+        </w:rPr>
+        <w:t>The toy retention boundary is seven days or older. Keep six-day T1 for now. Seven-day T2 appears in primary storage and one listed backup; both locations need removal verification.</w:t>
+      </w:r>
+    </w:p>
+    <w:p>
+      <w:pPr>
+        <w:spacing w:line="336" w:lineRule="auto" w:after="180"/>
+      </w:pPr>
+      <w:r>
+        <w:rPr>
+          <w:b w:val="0"/>
+        </w:rPr>
+        <w:t>This diagram specifies required checks, not an actual deletion run.</w:t>
+      </w:r>
+    </w:p>
+    <w:p>
+      <w:pPr>
+        <w:spacing w:line="336" w:lineRule="auto" w:after="180"/>
+        <w:shd w:fill="F5F1FB"/>
+      </w:pPr>
+      <w:r>
+        <w:rPr>
+          <w:b w:val="0"/>
+        </w:rPr>
+        <w:t>Read the labels and values. Explain the relationship the model shows.</w:t>
+      </w:r>
+    </w:p>
+    <w:p>
+      <w:pPr>
+        <w:pStyle w:val="Heading3"/>
+      </w:pPr>
+      <w:r>
+        <w:t>Discuss while showing the picture</w:t>
+      </w:r>
+    </w:p>
+    <w:p>
+      <w:pPr>
+        <w:spacing w:line="336" w:lineRule="auto" w:after="180"/>
+        <w:shd w:fill="F1F6F8"/>
+      </w:pPr>
+      <w:r>
+        <w:rPr>
+          <w:b w:val="0"/>
+        </w:rPr>
+        <w:t>Teacher prompt: Read the labels and values. Explain the relationship the model shows. Ask learners to describe one label or arrow in ordinary words. Use the adjacent transcript if the image is difficult to see.</w:t>
+      </w:r>
+    </w:p>
+    <w:p>
+      <w:pPr>
+        <w:pStyle w:val="Heading3"/>
+      </w:pPr>
+      <w:r>
+        <w:t>04. Change one thing. Trace what follows.</w:t>
+      </w:r>
+    </w:p>
+    <w:p>
+      <w:r>
+        <w:drawing>
+          <wp:inline xmlns:a="http://schemas.openxmlformats.org/drawingml/2006/main" xmlns:pic="http://schemas.openxmlformats.org/drawingml/2006/picture">
+            <wp:extent cx="5486400" cy="3026664"/>
+            <wp:docPr id="5" name="Picture 5" descr="Original case: The scoped deletion passes only after both T2 copies are removed. Changed condition: Primary deletion succeeds but backup deletion fails. Expected result: Record incomplete deletion and follow the retry or escalation procedure. Reason: One required copy remains in the declared scope."/>
+            <wp:cNvGraphicFramePr>
+              <a:graphicFrameLocks noChangeAspect="1"/>
+            </wp:cNvGraphicFramePr>
+            <a:graphic>
+              <a:graphicData uri="http://schemas.openxmlformats.org/drawingml/2006/picture">
+                <pic:pic>
+                  <pic:nvPicPr>
+                    <pic:cNvPr id="0" name="academy-story-ai-6-20-04.png"/>
+                    <pic:cNvPicPr/>
+                  </pic:nvPicPr>
+                  <pic:blipFill>
+                    <a:blip r:embed="rId13"/>
+                    <a:stretch>
+                      <a:fillRect/>
+                    </a:stretch>
+                  </pic:blipFill>
+                  <pic:spPr>
+                    <a:xfrm>
+                      <a:off x="0" y="0"/>
+                      <a:ext cx="5486400" cy="3026664"/>
+                    </a:xfrm>
+                    <a:prstGeom prst="rect"/>
+                  </pic:spPr>
+                </pic:pic>
+              </a:graphicData>
+            </a:graphic>
+          </wp:inline>
+        </w:drawing>
+      </w:r>
+    </w:p>
+    <w:p>
+      <w:pPr>
+        <w:spacing w:line="336" w:lineRule="auto" w:after="180"/>
+      </w:pPr>
+      <w:r>
+        <w:rPr>
+          <w:b w:val="0"/>
+        </w:rPr>
+        <w:t>Original case: The scoped deletion passes only after both T2 copies are removed. Changed condition: Primary deletion succeeds but backup deletion fails.</w:t>
+      </w:r>
+    </w:p>
+    <w:p>
+      <w:pPr>
+        <w:spacing w:line="336" w:lineRule="auto" w:after="180"/>
+      </w:pPr>
+      <w:r>
+        <w:rPr>
+          <w:b w:val="0"/>
+        </w:rPr>
+        <w:t>Expected result: Record incomplete deletion and follow the retry or escalation procedure. Reason: One required copy remains in the declared scope.</w:t>
+      </w:r>
+    </w:p>
+    <w:p>
+      <w:pPr>
+        <w:spacing w:line="336" w:lineRule="auto" w:after="180"/>
+        <w:shd w:fill="F5F1FB"/>
+      </w:pPr>
+      <w:r>
+        <w:rPr>
+          <w:b w:val="0"/>
+        </w:rPr>
+        <w:t>Predict before checking the worked changed-case result. Name what changed and what the supplied facts allow you to conclude.</w:t>
+      </w:r>
+    </w:p>
+    <w:p>
+      <w:pPr>
+        <w:pStyle w:val="Heading3"/>
+      </w:pPr>
+      <w:r>
+        <w:t>Discuss while showing the picture</w:t>
+      </w:r>
+    </w:p>
+    <w:p>
+      <w:pPr>
+        <w:spacing w:line="336" w:lineRule="auto" w:after="180"/>
+        <w:shd w:fill="F1F6F8"/>
+      </w:pPr>
+      <w:r>
+        <w:rPr>
+          <w:b w:val="0"/>
+        </w:rPr>
+        <w:t>Teacher prompt: Predict before checking the worked changed-case result. Name what changed and what the supplied facts allow you to conclude. Ask learners to describe one label or arrow in ordinary words.</w:t>
+      </w:r>
+    </w:p>
+    <w:p>
+      <w:pPr>
+        <w:spacing w:line="336" w:lineRule="auto" w:after="180"/>
+        <w:shd w:fill="F1F6F8"/>
+      </w:pPr>
+      <w:r>
+        <w:rPr>
+          <w:b w:val="0"/>
+        </w:rPr>
+        <w:t>Use the adjacent transcript if the image is difficult to see. Changed-case reasoning: One required copy remains in the declared scope.</w:t>
+      </w:r>
+    </w:p>
+    <w:p>
+      <w:pPr>
+        <w:pStyle w:val="Heading3"/>
+      </w:pPr>
+      <w:r>
+        <w:t>05. Connect the explanation to its limit</w:t>
+      </w:r>
+    </w:p>
+    <w:p>
+      <w:r>
+        <w:drawing>
+          <wp:inline xmlns:a="http://schemas.openxmlformats.org/drawingml/2006/main" xmlns:pic="http://schemas.openxmlformats.org/drawingml/2006/picture">
+            <wp:extent cx="5486400" cy="2834640"/>
+            <wp:docPr id="6" name="Picture 6" descr="Retention requires an age rule and an inventory. Deleting the visible copy alone does not demonstrate removal of listed backups. Limit: The inventory cannot prove deletion from unknown locations; document scope and investigate untracked copies."/>
+            <wp:cNvGraphicFramePr>
+              <a:graphicFrameLocks noChangeAspect="1"/>
+            </wp:cNvGraphicFramePr>
+            <a:graphic>
+              <a:graphicData uri="http://schemas.openxmlformats.org/drawingml/2006/picture">
+                <pic:pic>
+                  <pic:nvPicPr>
+                    <pic:cNvPr id="0" name="academy-story-ai-6-20-05.png"/>
+                    <pic:cNvPicPr/>
+                  </pic:nvPicPr>
+                  <pic:blipFill>
+                    <a:blip r:embed="rId14"/>
+                    <a:stretch>
+                      <a:fillRect/>
+                    </a:stretch>
+                  </pic:blipFill>
+                  <pic:spPr>
+                    <a:xfrm>
+                      <a:off x="0" y="0"/>
+                      <a:ext cx="5486400" cy="2834640"/>
+                    </a:xfrm>
+                    <a:prstGeom prst="rect"/>
+                  </pic:spPr>
+                </pic:pic>
+              </a:graphicData>
+            </a:graphic>
+          </wp:inline>
+        </w:drawing>
+      </w:r>
+    </w:p>
+    <w:p>
+      <w:pPr>
+        <w:spacing w:line="336" w:lineRule="auto" w:after="180"/>
+      </w:pPr>
+      <w:r>
+        <w:rPr>
+          <w:b w:val="0"/>
+        </w:rPr>
+        <w:t>Retention requires an age rule and an inventory. Deleting the visible copy alone does not demonstrate removal of listed backups.</w:t>
+      </w:r>
+    </w:p>
+    <w:p>
+      <w:pPr>
+        <w:spacing w:line="336" w:lineRule="auto" w:after="180"/>
+      </w:pPr>
+      <w:r>
+        <w:rPr>
+          <w:b w:val="0"/>
+        </w:rPr>
+        <w:t>Limit: The inventory cannot prove deletion from unknown locations; document scope and investigate untracked copies.</w:t>
+      </w:r>
+    </w:p>
+    <w:p>
+      <w:pPr>
+        <w:spacing w:line="336" w:lineRule="auto" w:after="180"/>
+        <w:shd w:fill="F5F1FB"/>
+      </w:pPr>
+      <w:r>
+        <w:rPr>
+          <w:b w:val="0"/>
+        </w:rPr>
+        <w:t>Explain the case, then point to a limit on the claim.</w:t>
+      </w:r>
+    </w:p>
+    <w:p>
+      <w:pPr>
+        <w:pStyle w:val="Heading3"/>
+      </w:pPr>
+      <w:r>
+        <w:t>Discuss while showing the picture</w:t>
+      </w:r>
+    </w:p>
+    <w:p>
+      <w:pPr>
+        <w:spacing w:line="336" w:lineRule="auto" w:after="180"/>
+        <w:shd w:fill="F1F6F8"/>
+      </w:pPr>
+      <w:r>
+        <w:rPr>
+          <w:b w:val="0"/>
+        </w:rPr>
+        <w:t>Teacher prompt: Explain the case, then point to a limit on the claim. Ask learners to describe one label or arrow in ordinary words. Use the adjacent transcript if the image is difficult to see.</w:t>
+      </w:r>
+    </w:p>
+    <w:p>
+      <w:pPr>
+        <w:spacing w:line="336" w:lineRule="auto" w:after="180"/>
+        <w:shd w:fill="F1F6F8"/>
+      </w:pPr>
+      <w:r>
+        <w:rPr>
+          <w:b w:val="0"/>
+        </w:rPr>
+        <w:t>Keep the stated scope: The inventory cannot prove deletion from unknown locations; document scope and investigate untracked copies.</w:t>
+      </w:r>
+    </w:p>
+    <w:p>
+      <w:pPr>
+        <w:pStyle w:val="Heading3"/>
+      </w:pPr>
+      <w:r>
+        <w:t>06. Make the idea visible in your project</w:t>
+      </w:r>
+    </w:p>
+    <w:p>
+      <w:r>
+        <w:drawing>
+          <wp:inline xmlns:a="http://schemas.openxmlformats.org/drawingml/2006/main" xmlns:pic="http://schemas.openxmlformats.org/drawingml/2006/picture">
+            <wp:extent cx="5486400" cy="3529584"/>
+            <wp:docPr id="7" name="Picture 7" descr="For the Grounded Learning Service, retain an annotated trace and the changed-case result. Name the contract or evidence that makes the deciding step valid, so another team can review it. Draw your input, deciding step, result and limit. Supported question: Apply the seven-day boundary to T1 and T2. How many T2 locations need verification, and may deletion be called complete if its backup remains?"/>
+            <wp:cNvGraphicFramePr>
+              <a:graphicFrameLocks noChangeAspect="1"/>
+            </wp:cNvGraphicFramePr>
+            <a:graphic>
+              <a:graphicData uri="http://schemas.openxmlformats.org/drawingml/2006/picture">
+                <pic:pic>
+                  <pic:nvPicPr>
+                    <pic:cNvPr id="0" name="academy-story-ai-6-20-06.png"/>
+                    <pic:cNvPicPr/>
+                  </pic:nvPicPr>
+                  <pic:blipFill>
+                    <a:blip r:embed="rId15"/>
+                    <a:stretch>
+                      <a:fillRect/>
+                    </a:stretch>
+                  </pic:blipFill>
+                  <pic:spPr>
+                    <a:xfrm>
+                      <a:off x="0" y="0"/>
+                      <a:ext cx="5486400" cy="3529584"/>
+                    </a:xfrm>
+                    <a:prstGeom prst="rect"/>
+                  </pic:spPr>
+                </pic:pic>
+              </a:graphicData>
+            </a:graphic>
+          </wp:inline>
+        </w:drawing>
+      </w:r>
+    </w:p>
+    <w:p>
+      <w:pPr>
+        <w:spacing w:line="336" w:lineRule="auto" w:after="180"/>
+      </w:pPr>
+      <w:r>
+        <w:rPr>
+          <w:b w:val="0"/>
+        </w:rPr>
+        <w:t xml:space="preserve">For the Grounded Learning Service, retain an annotated trace and the changed-case result. Name the contract or </w:t>
+      </w:r>
+      <w:r>
+        <w:rPr>
+          <w:b/>
+        </w:rPr>
+        <w:t>evidence</w:t>
+      </w:r>
+      <w:r>
+        <w:rPr>
+          <w:b w:val="0"/>
+        </w:rPr>
+        <w:t xml:space="preserve"> that makes the deciding step valid, so another team can review it.</w:t>
+      </w:r>
+    </w:p>
+    <w:p>
+      <w:pPr>
+        <w:spacing w:line="336" w:lineRule="auto" w:after="180"/>
+      </w:pPr>
+      <w:r>
+        <w:rPr>
+          <w:b w:val="0"/>
+        </w:rPr>
+        <w:t xml:space="preserve">Draw your </w:t>
+      </w:r>
+      <w:r>
+        <w:rPr>
+          <w:b/>
+        </w:rPr>
+        <w:t>input</w:t>
+      </w:r>
+      <w:r>
+        <w:rPr>
+          <w:b w:val="0"/>
+        </w:rPr>
+        <w:t>, deciding step, result and limit. Supported question: Apply the seven-day boundary to T1 and T2. How many T2 locations need verification, and may deletion be called complete if its backup remains?</w:t>
+      </w:r>
+    </w:p>
+    <w:p>
+      <w:pPr>
+        <w:spacing w:line="336" w:lineRule="auto" w:after="180"/>
+        <w:shd w:fill="F5F1FB"/>
+      </w:pPr>
+      <w:r>
+        <w:rPr>
+          <w:b w:val="0"/>
+        </w:rPr>
+        <w:t xml:space="preserve">Draw your project trace and justify the deciding step using </w:t>
+      </w:r>
+      <w:r>
+        <w:rPr>
+          <w:b/>
+        </w:rPr>
+        <w:t>evidence</w:t>
+      </w:r>
+      <w:r>
+        <w:rPr>
+          <w:b w:val="0"/>
+        </w:rPr>
+        <w:t>.</w:t>
+      </w:r>
+    </w:p>
+    <w:p>
+      <w:pPr>
+        <w:pStyle w:val="Heading3"/>
+      </w:pPr>
+      <w:r>
+        <w:t>Discuss while showing the picture</w:t>
+      </w:r>
+    </w:p>
+    <w:p>
+      <w:pPr>
+        <w:spacing w:line="336" w:lineRule="auto" w:after="180"/>
+        <w:shd w:fill="F1F6F8"/>
+      </w:pPr>
+      <w:r>
+        <w:rPr>
+          <w:b w:val="0"/>
+        </w:rPr>
+        <w:t xml:space="preserve">Teacher prompt: Draw your project trace and justify the deciding step using </w:t>
+      </w:r>
+      <w:r>
+        <w:rPr>
+          <w:b/>
+        </w:rPr>
+        <w:t>evidence</w:t>
+      </w:r>
+      <w:r>
+        <w:rPr>
+          <w:b w:val="0"/>
+        </w:rPr>
+        <w:t>. Ask learners to describe one label or arrow in ordinary words. Use the adjacent transcript if the image is difficult to see.</w:t>
+      </w:r>
+    </w:p>
+    <w:p>
+      <w:pPr>
+        <w:spacing w:line="336" w:lineRule="auto" w:after="180"/>
+        <w:shd w:fill="F1F6F8"/>
+      </w:pPr>
+      <w:r>
+        <w:rPr>
+          <w:b w:val="0"/>
+        </w:rPr>
+        <w:t xml:space="preserve">Supported practice key: Keep T1 for now; T2 reaches the </w:t>
+      </w:r>
+      <w:r>
+        <w:rPr>
+          <w:b/>
+        </w:rPr>
+        <w:t>deletion boundary</w:t>
+      </w:r>
+      <w:r>
+        <w:rPr>
+          <w:b w:val="0"/>
+        </w:rPr>
+        <w:t>. T2 is present in two declared locations. The scoped deletion passes only after both T2 copies are removed.</w:t>
+      </w:r>
+    </w:p>
+    <w:p>
+      <w:pPr>
+        <w:spacing w:line="336" w:lineRule="auto" w:after="180"/>
+        <w:shd w:fill="F1F6F8"/>
+      </w:pPr>
+      <w:r>
+        <w:rPr>
+          <w:b w:val="0"/>
+        </w:rPr>
+        <w:t>Changed case: Record incomplete deletion and follow the retry or escalation procedure. One required copy remains in the declared scope.</w:t>
       </w:r>
     </w:p>
     <w:sectPr>

--- a/downloads/teacher/ai-6-week-20.docx
+++ b/downloads/teacher/ai-6-week-20.docx
@@ -137,7 +137,7 @@
           </w:tcPr>
           <w:p>
             <w:r>
-              <w:t>Sections 1–6; record the brief recall in the workbook.</w:t>
+              <w:t>Use Your mission, Notice the evidence, See how it works, Words that unlock the idea and Follow a worked example; record recall in the workbook.</w:t>
             </w:r>
           </w:p>
         </w:tc>
@@ -169,7 +169,7 @@
           </w:tcPr>
           <w:p>
             <w:r>
-              <w:t>Sections 7–10; use the matching workbook W2 and misconception check.</w:t>
+              <w:t>Use Find and repair a mistake, Practise together and Build your understanding; use the matching workbook W2 and Individual reasoning check.</w:t>
             </w:r>
           </w:p>
         </w:tc>
@@ -201,7 +201,7 @@
           </w:tcPr>
           <w:p>
             <w:r>
-              <w:t>Sections 9 and 11–14. Give extra time to finish the full task set; use Section 15 when the week includes a coding lab.</w:t>
+              <w:t>Use Run the investigation, Connect your project and Try a new case independently. Allow extra time for the full task set. When code is supplied, use the examples in See how it works or Follow a worked example and the browser lab in Supported practice, repair and portfolio.</w:t>
             </w:r>
           </w:p>
         </w:tc>
@@ -785,7 +785,7 @@
         <w:rPr>
           <w:b w:val="0"/>
         </w:rPr>
-        <w:t>Toy policy retains session content for 7 days and deletes it when age is at least7. Audit metadata may remain for 30 days without content. Track primary storage, cache and backup policy separately.</w:t>
+        <w:t>Toy policy retains session content for 7 days and deletes it when age is at least 7. Audit metadata may remain for 30 days without content. Track primary storage, cache and backup policy separately.</w:t>
       </w:r>
     </w:p>
     <w:p>
@@ -1005,7 +1005,7 @@
           </w:tcPr>
           <w:p>
             <w:r>
-              <w:t>Record ages are6, 7, 9 days. Cache contains copies of all three.</w:t>
+              <w:t>Record ages are 6, 7, 9 days. Cache contains copies of all three.</w:t>
             </w:r>
           </w:p>
         </w:tc>
@@ -1015,7 +1015,7 @@
           </w:tcPr>
           <w:p>
             <w:r>
-              <w:t>Toy policy retains session content for 7 days and deletes it when age is at least7.</w:t>
+              <w:t>Toy policy retains session content for 7 days and deletes it when age is at least 7.</w:t>
             </w:r>
           </w:p>
         </w:tc>
@@ -1025,7 +1025,7 @@
           </w:tcPr>
           <w:p>
             <w:r>
-              <w:t>Retain age6; delete content ages7 and9 from primary and cache under the policy. Retain only allowed audit metadata; backups need their stated expiry process.</w:t>
+              <w:t>Retain age 6; delete content ages 7 and 9 from primary and cache under the policy. Retain only allowed audit metadata; backups need their stated expiry process.</w:t>
             </w:r>
           </w:p>
         </w:tc>
@@ -1052,7 +1052,7 @@
         <w:rPr>
           <w:b w:val="0"/>
         </w:rPr>
-        <w:t xml:space="preserve">Guided: Retain age6; delete content ages7 and9 from primary and cache under the policy. Retain only allowed audit metadata; backups need their stated expiry </w:t>
+        <w:t xml:space="preserve">Guided: Retain age 6; delete content ages 7 and 9 from primary and cache under the policy. Retain only allowed audit metadata; backups need their stated expiry </w:t>
       </w:r>
       <w:r>
         <w:rPr>
@@ -1163,7 +1163,7 @@
         <w:rPr>
           <w:b w:val="0"/>
         </w:rPr>
-        <w:t>Record ages are6, 7, 9 days. Cache contains copies of all three.</w:t>
+        <w:t>Record ages are 6, 7, 9 days. Cache contains copies of all three.</w:t>
       </w:r>
     </w:p>
     <w:p>
@@ -1174,7 +1174,7 @@
         <w:rPr>
           <w:b w:val="0"/>
         </w:rPr>
-        <w:t xml:space="preserve">Retain age6; delete content ages7 and9 from primary and cache under the policy. Retain only allowed audit metadata; backups need their stated expiry </w:t>
+        <w:t xml:space="preserve">Retain age 6; delete content ages 7 and 9 from primary and cache under the policy. Retain only allowed audit metadata; backups need their stated expiry </w:t>
       </w:r>
       <w:r>
         <w:rPr>
@@ -1991,7 +1991,7 @@
         <w:rPr>
           <w:b w:val="0"/>
         </w:rPr>
-        <w:t xml:space="preserve">Use the worked example in Sections 3 and 6. Collect a </w:t>
+        <w:t xml:space="preserve">Use See how it works and Follow a worked example. Collect a </w:t>
       </w:r>
       <w:r>
         <w:rPr>
@@ -2077,7 +2077,7 @@
         <w:rPr>
           <w:b w:val="0"/>
         </w:rPr>
-        <w:t>Completion task: Record ages are6, 7, 9 days. Cache contains copies of all three. Show the intermediate steps and give the conclusion with its scope.</w:t>
+        <w:t>Completion task: Record ages are 6, 7, 9 days. Cache contains copies of all three. Show the intermediate steps and give the conclusion with its scope.</w:t>
       </w:r>
     </w:p>
     <w:p>
@@ -2097,7 +2097,7 @@
         <w:rPr>
           <w:b w:val="0"/>
         </w:rPr>
-        <w:t xml:space="preserve">Teacher check: Teacher explanation: Retain age6; delete content ages7 and9 from primary and cache under the policy. Retain only allowed audit metadata; backups need their stated expiry </w:t>
+        <w:t xml:space="preserve">Teacher check: Teacher explanation: Retain age 6; delete content ages 7 and 9 from primary and cache under the policy. Retain only allowed audit metadata; backups need their stated expiry </w:t>
       </w:r>
       <w:r>
         <w:rPr>
@@ -2416,7 +2416,7 @@
         <w:rPr>
           <w:b w:val="0"/>
         </w:rPr>
-        <w:t xml:space="preserve">Use Section 9 for the </w:t>
+        <w:t xml:space="preserve">Use Run the investigation for the </w:t>
       </w:r>
       <w:r>
         <w:rPr>
@@ -2648,7 +2648,7 @@
         <w:rPr>
           <w:b w:val="0"/>
         </w:rPr>
-        <w:t xml:space="preserve">Guided: Retain age6; delete content ages7 and9 from primary and cache under the policy. Retain only allowed audit metadata; backups need their stated expiry </w:t>
+        <w:t xml:space="preserve">Guided: Retain age 6; delete content ages 7 and 9 from primary and cache under the policy. Retain only allowed audit metadata; backups need their stated expiry </w:t>
       </w:r>
       <w:r>
         <w:rPr>
@@ -2802,7 +2802,7 @@
         <w:rPr>
           <w:b w:val="0"/>
         </w:rPr>
-        <w:t>Toy policy retains session content for 7 days and deletes it when age is at least7. Audit metadata may remain for 30 days without content. Track primary storage, cache and backup policy separately.</w:t>
+        <w:t>Toy policy retains session content for 7 days and deletes it when age is at least 7. Audit metadata may remain for 30 days without content. Track primary storage, cache and backup policy separately.</w:t>
       </w:r>
     </w:p>
     <w:p>
@@ -2830,7 +2830,7 @@
         <w:rPr>
           <w:b w:val="0"/>
         </w:rPr>
-        <w:t>Record ages are6, 7, 9 days. Cache contains copies of all three. Show the intermediate steps and give the conclusion with its scope.</w:t>
+        <w:t>Record ages are 6, 7, 9 days. Cache contains copies of all three. Show the intermediate steps and give the conclusion with its scope.</w:t>
       </w:r>
     </w:p>
     <w:p>
@@ -2850,7 +2850,7 @@
         <w:rPr>
           <w:b w:val="0"/>
         </w:rPr>
-        <w:t xml:space="preserve">Teacher explanation: Retain age6; delete content ages7 and9 from primary and cache under the policy. Retain only allowed audit metadata; backups need their stated expiry </w:t>
+        <w:t xml:space="preserve">Teacher explanation: Retain age 6; delete content ages 7 and 9 from primary and cache under the policy. Retain only allowed audit metadata; backups need their stated expiry </w:t>
       </w:r>
       <w:r>
         <w:rPr>
@@ -2974,7 +2974,7 @@
         <w:rPr>
           <w:b w:val="0"/>
         </w:rPr>
-        <w:t>. Ages4, 5, 6; a log stores complete content. Trace required action.</w:t>
+        <w:t>. Ages 4, 5, 6; a log stores complete content. Trace required action.</w:t>
       </w:r>
     </w:p>
     <w:p>
@@ -2994,7 +2994,7 @@
         <w:rPr>
           <w:b w:val="0"/>
         </w:rPr>
-        <w:t>Teacher explanation: Age4 retained; age5/6 content removed from declared stores. Full-content logs violate minimisation and need policy-compliant handling.</w:t>
+        <w:t>Teacher explanation: Age 4 retained; age 5/6 content removed from declared stores. Full-content logs violate minimisation and need policy-compliant handling.</w:t>
       </w:r>
     </w:p>
     <w:p>
@@ -3142,7 +3142,7 @@
         <w:rPr>
           <w:b w:val="0"/>
         </w:rPr>
-        <w:t>W4: Age4 retained; age5/6 content removed from declared stores. Full-content logs violate minimisation and need policy-compliant handling. Require intermediate reasoning and the stated scope.</w:t>
+        <w:t>W4: Age 4 retained; age 5/6 content removed from declared stores. Full-content logs violate minimisation and need policy-compliant handling. Require intermediate reasoning and the stated scope.</w:t>
       </w:r>
     </w:p>
     <w:p>
@@ -3154,7 +3154,7 @@
         <w:rPr>
           <w:b w:val="0"/>
         </w:rPr>
-        <w:t xml:space="preserve">Fresh retry: Retention3 days; records ages2, 3. Expected reasoning: Age2 retained; age3 </w:t>
+        <w:t xml:space="preserve">Fresh retry: Retention 3 days; records ages 2, 3. Expected reasoning: Age 2 retained; age 3 </w:t>
       </w:r>
       <w:r>
         <w:rPr>
@@ -3234,19 +3234,7 @@
         <w:rPr>
           <w:b w:val="0"/>
         </w:rPr>
-        <w:t xml:space="preserve">Keep X; delete Y and Z. The boundary includes4. Y cleanup is incomplete while a copy remains in a declared storage location. Check all locations within the policy scope; do not claim global deletion without </w:t>
-      </w:r>
-      <w:r>
-        <w:rPr>
-          <w:b/>
-        </w:rPr>
-        <w:t>evidence</w:t>
-      </w:r>
-      <w:r>
-        <w:rPr>
-          <w:b w:val="0"/>
-        </w:rPr>
-        <w:t>.</w:t>
+        <w:t>Teacher explanation: Retain X at age 3 days. Delete Y at age 4 and Z at age 5 from every store covered by the fictional policy. The temporary log still contains a copy of Y, so deleting its main record alone is incomplete. Remove that content through the declared deletion process and verify the copies; do not treat this fictional rule as a legal retention requirement.</w:t>
       </w:r>
     </w:p>
     <w:tbl>
@@ -3980,7 +3968,7 @@
           </w:tcPr>
           <w:p>
             <w:r>
-              <w:t>Sections 1–6; record the brief recall in the workbook.</w:t>
+              <w:t>Use Your mission, Notice the evidence, See how it works, Words that unlock the idea and Follow a worked example; record recall in the workbook.</w:t>
             </w:r>
           </w:p>
         </w:tc>
@@ -4012,7 +4000,7 @@
           </w:tcPr>
           <w:p>
             <w:r>
-              <w:t>Sections 7–10; use the matching workbook W2 and misconception check.</w:t>
+              <w:t>Use Find and repair a mistake, Practise together and Build your understanding; use the matching workbook W2 and Individual reasoning check.</w:t>
             </w:r>
           </w:p>
         </w:tc>
@@ -4044,7 +4032,7 @@
           </w:tcPr>
           <w:p>
             <w:r>
-              <w:t>Sections 9 and 11–14. Give extra time to finish the full task set; use Section 15 when the week includes a coding lab.</w:t>
+              <w:t>Use Run the investigation, Connect your project and Try a new case independently. Allow extra time for the full task set. When code is supplied, use the examples in See how it works or Follow a worked example and the browser lab in Supported practice, repair and portfolio.</w:t>
             </w:r>
           </w:p>
         </w:tc>
@@ -4058,7 +4046,7 @@
         <w:rPr>
           <w:b w:val="0"/>
         </w:rPr>
-        <w:t>Before class, solve the supported practice: Record ages are6, 7, 9 days. Cache contains copies of all three. Show the intermediate steps and give the conclusion with its scope.</w:t>
+        <w:t>Before class, solve the supported practice: Record ages are 6, 7, 9 days. Cache contains copies of all three. Show the intermediate steps and give the conclusion with its scope.</w:t>
       </w:r>
     </w:p>
     <w:p>
@@ -4078,7 +4066,7 @@
         <w:rPr>
           <w:b w:val="0"/>
         </w:rPr>
-        <w:t xml:space="preserve">Reasoned practice answer: Teacher explanation: Retain age6; delete content ages7 and9 from primary and cache under the policy. Retain only allowed audit metadata; backups need their stated expiry </w:t>
+        <w:t xml:space="preserve">Reasoned practice answer: Teacher explanation: Retain age 6; delete content ages 7 and 9 from primary and cache under the policy. Retain only allowed audit metadata; backups need their stated expiry </w:t>
       </w:r>
       <w:r>
         <w:rPr>

--- a/downloads/teacher/ai-6-week-20.docx
+++ b/downloads/teacher/ai-6-week-20.docx
@@ -25,20 +25,38 @@
         <w:pStyle w:val="Heading1"/>
       </w:pPr>
       <w:r>
-        <w:t>01. Prepare the purpose, prerequisites and materials</w:t>
+        <w:t>Ask which age clock and which listed content locations the claim covers.</w:t>
       </w:r>
     </w:p>
     <w:p>
       <w:r>
-        <w:t>Prepare Data retention and deletion: check the target, prerequisites, resources and adaptable teaching schedule.</w:t>
+        <w:t>Teach inclusive boundaries, metadata/content separation and preserved failure/retry reports without claiming real secure erasure or legal requirements.</w:t>
       </w:r>
     </w:p>
     <w:p>
-      <w:pPr>
-        <w:pStyle w:val="Heading3"/>
-      </w:pPr>
-      <w:r>
-        <w:t>Teach the learning cycle</w:t>
+      <w:r>
+        <w:t>Model primary/cache actions → inspect explicit backup failures → compare content/audit clocks → assess a fresh temporary-log residual → record scope limits.</w:t>
+      </w:r>
+    </w:p>
+    <w:p>
+      <w:pPr>
+        <w:pStyle w:val="Heading1"/>
+      </w:pPr>
+      <w:r>
+        <w:t>01. Prepare the connected service investigation</w:t>
+      </w:r>
+    </w:p>
+    <w:p>
+      <w:r>
+        <w:t>Keep modelling, shared practice and independent evidence distinct.</w:t>
+      </w:r>
+    </w:p>
+    <w:p>
+      <w:pPr>
+        <w:pStyle w:val="Heading2"/>
+      </w:pPr>
+      <w:r>
+        <w:t>Target and main teaching plan</w:t>
       </w:r>
     </w:p>
     <w:p>
@@ -243,29 +261,32 @@
     </w:p>
     <w:p>
       <w:pPr>
-        <w:spacing w:line="336" w:lineRule="auto" w:after="180"/>
-      </w:pPr>
-      <w:r>
-        <w:rPr>
-          <w:b w:val="0"/>
-        </w:rPr>
-        <w:t>Case exposure check: this source example appears in ai-3/28, ai-6/20. Reuse a familiar case for recall or modelling; verify that the case used to assess transfer has not already received feedback.</w:t>
+        <w:pStyle w:val="Heading2"/>
+      </w:pPr>
+      <w:r>
+        <w:t>Preparation and prerequisite</w:t>
       </w:r>
     </w:p>
     <w:p>
       <w:pPr>
-        <w:pStyle w:val="Heading3"/>
-      </w:pPr>
-      <w:r>
-        <w:t>Retrieval answer guidance</w:t>
+        <w:spacing w:line="336" w:lineRule="auto" w:after="180"/>
+      </w:pPr>
+      <w:r>
+        <w:rPr>
+          <w:b w:val="0"/>
+        </w:rPr>
+        <w:t>Lesson and workbook; paper and pencil</w:t>
       </w:r>
     </w:p>
     <w:p>
       <w:pPr>
-        <w:pStyle w:val="Heading3"/>
-      </w:pPr>
-      <w:r>
-        <w:t>Sandboxing and resource limits</w:t>
+        <w:spacing w:line="336" w:lineRule="auto" w:after="180"/>
+      </w:pPr>
+      <w:r>
+        <w:rPr>
+          <w:b w:val="0"/>
+        </w:rPr>
+        <w:t>Calculator and optional local Python 3 for arithmetic; no live API or private data</w:t>
       </w:r>
     </w:p>
     <w:p>
@@ -276,7 +297,7 @@
         <w:rPr>
           <w:b w:val="0"/>
         </w:rPr>
-        <w:t>Without opening the old lesson, explain one key idea from Sandboxing and resource limits. Give an example and a mistake that the idea helps you avoid.</w:t>
+        <w:t>Prepare the fresh retry separately and withhold its solution until after collection</w:t>
       </w:r>
     </w:p>
     <w:p>
@@ -287,19 +308,31 @@
         <w:rPr>
           <w:b w:val="0"/>
         </w:rPr>
-        <w:t xml:space="preserve">Look for: Explain the </w:t>
+        <w:t xml:space="preserve">A result depends on the </w:t>
       </w:r>
       <w:r>
         <w:rPr>
           <w:b/>
         </w:rPr>
-        <w:t>mechanism</w:t>
+        <w:t>input</w:t>
       </w:r>
       <w:r>
         <w:rPr>
           <w:b w:val="0"/>
         </w:rPr>
-        <w:t xml:space="preserve"> and terminology of sandboxing and resource limits</w:t>
+        <w:t xml:space="preserve">s, procedure and conditions that produced it. Preserve data roles and distinguish observed outcomes from </w:t>
+      </w:r>
+      <w:r>
+        <w:rPr>
+          <w:b/>
+        </w:rPr>
+        <w:t>prediction</w:t>
+      </w:r>
+      <w:r>
+        <w:rPr>
+          <w:b w:val="0"/>
+        </w:rPr>
+        <w:t>s or unmeasured conditions.</w:t>
       </w:r>
     </w:p>
     <w:p>
@@ -310,50 +343,26 @@
         <w:rPr>
           <w:b w:val="0"/>
         </w:rPr>
-        <w:t xml:space="preserve">Reference example, not the only acceptable wording: Teacher explanation: Sandboxing and quotas constrain what a </w:t>
-      </w:r>
-      <w:r>
-        <w:rPr>
-          <w:b/>
-        </w:rPr>
-        <w:t>process</w:t>
-      </w:r>
-      <w:r>
-        <w:rPr>
-          <w:b w:val="0"/>
-        </w:rPr>
-        <w:t xml:space="preserve"> may access or consume. They reduce possible operations but do not verify every result.</w:t>
+        <w:t>If the prior concept cannot be explained, use a short retrieval activity before this chapter.</w:t>
       </w:r>
     </w:p>
     <w:p>
       <w:pPr>
-        <w:spacing w:line="336" w:lineRule="auto" w:after="180"/>
-      </w:pPr>
-      <w:r>
-        <w:rPr>
-          <w:b w:val="0"/>
-        </w:rPr>
-        <w:t xml:space="preserve">The fictional job may read its fixture directory, write its </w:t>
-      </w:r>
-      <w:r>
-        <w:rPr>
-          <w:b/>
-        </w:rPr>
-        <w:t>output</w:t>
-      </w:r>
-      <w:r>
-        <w:rPr>
-          <w:b w:val="0"/>
-        </w:rPr>
-        <w:t xml:space="preserve"> directory, use no network and run for at most 2 seconds with at most 10 queued tasks. Reject excess work before starting it.</w:t>
+        <w:pStyle w:val="Heading2"/>
+      </w:pPr>
+      <w:r>
+        <w:t>Opening retrieval</w:t>
       </w:r>
     </w:p>
     <w:p>
       <w:pPr>
-        <w:pStyle w:val="Heading3"/>
-      </w:pPr>
-      <w:r>
-        <w:t>External side effects and recovery</w:t>
+        <w:spacing w:line="336" w:lineRule="auto" w:after="180"/>
+      </w:pPr>
+      <w:r>
+        <w:rPr>
+          <w:b w:val="0"/>
+        </w:rPr>
+        <w:t>Without opening the old lesson, explain one key idea from Sandboxing and resource limits. Give an example and a mistake that the idea helps you avoid.</w:t>
       </w:r>
     </w:p>
     <w:p>
@@ -364,7 +373,19 @@
         <w:rPr>
           <w:b w:val="0"/>
         </w:rPr>
-        <w:t>Without opening the old lesson, explain one key idea from External side effects and recovery. Give an example and a mistake that the idea helps you avoid.</w:t>
+        <w:t xml:space="preserve">Look for: Explain the </w:t>
+      </w:r>
+      <w:r>
+        <w:rPr>
+          <w:b/>
+        </w:rPr>
+        <w:t>mechanism</w:t>
+      </w:r>
+      <w:r>
+        <w:rPr>
+          <w:b w:val="0"/>
+        </w:rPr>
+        <w:t xml:space="preserve"> and terminology of sandboxing and resource limits</w:t>
       </w:r>
     </w:p>
     <w:p>
@@ -375,19 +396,19 @@
         <w:rPr>
           <w:b w:val="0"/>
         </w:rPr>
-        <w:t xml:space="preserve">Look for: Explain the </w:t>
+        <w:t xml:space="preserve">Reference example, not the only acceptable wording: Teacher explanation: Sandboxing and quotas constrain what a </w:t>
       </w:r>
       <w:r>
         <w:rPr>
           <w:b/>
         </w:rPr>
-        <w:t>mechanism</w:t>
+        <w:t>process</w:t>
       </w:r>
       <w:r>
         <w:rPr>
           <w:b w:val="0"/>
         </w:rPr>
-        <w:t xml:space="preserve"> and terminology of external side effects and recovery</w:t>
+        <w:t xml:space="preserve"> may access or consume. They reduce possible operations but do not verify every result.</w:t>
       </w:r>
     </w:p>
     <w:p>
@@ -398,7 +419,19 @@
         <w:rPr>
           <w:b w:val="0"/>
         </w:rPr>
-        <w:t>Reference example, not the only acceptable wording: Teacher explanation: External effects can succeed while their acknowledgement is lost. Recovery must inspect committed state before repeating the operation.</w:t>
+        <w:t xml:space="preserve">The fictional job may read its fixture directory, write its </w:t>
+      </w:r>
+      <w:r>
+        <w:rPr>
+          <w:b/>
+        </w:rPr>
+        <w:t>output</w:t>
+      </w:r>
+      <w:r>
+        <w:rPr>
+          <w:b w:val="0"/>
+        </w:rPr>
+        <w:t xml:space="preserve"> directory, use no network and run for at most 2 seconds with at most 10 queued tasks. Reject excess work before starting it.</w:t>
       </w:r>
     </w:p>
     <w:p>
@@ -409,7 +442,7 @@
         <w:rPr>
           <w:b w:val="0"/>
         </w:rPr>
-        <w:t>The mock ledger records prepared, committed or unknown per operation ID. Retry a committed operation by returning its result; reconcile unknown status instead of assuming failure.</w:t>
+        <w:t>Without opening the old lesson, explain one key idea from External side effects and recovery. Give an example and a mistake that the idea helps you avoid.</w:t>
       </w:r>
     </w:p>
     <w:p>
@@ -420,15 +453,30 @@
         <w:rPr>
           <w:b w:val="0"/>
         </w:rPr>
-        <w:t>Preserve compensation as a separate authorised action.</w:t>
+        <w:t xml:space="preserve">Look for: Explain the </w:t>
+      </w:r>
+      <w:r>
+        <w:rPr>
+          <w:b/>
+        </w:rPr>
+        <w:t>mechanism</w:t>
+      </w:r>
+      <w:r>
+        <w:rPr>
+          <w:b w:val="0"/>
+        </w:rPr>
+        <w:t xml:space="preserve"> and terminology of external side effects and recovery</w:t>
       </w:r>
     </w:p>
     <w:p>
       <w:pPr>
-        <w:pStyle w:val="Heading3"/>
-      </w:pPr>
-      <w:r>
-        <w:t>Planning and action selection</w:t>
+        <w:spacing w:line="336" w:lineRule="auto" w:after="180"/>
+      </w:pPr>
+      <w:r>
+        <w:rPr>
+          <w:b w:val="0"/>
+        </w:rPr>
+        <w:t>Reference example, not the only acceptable wording: Teacher explanation: External effects can succeed while their acknowledgement is lost. Recovery must inspect committed state before repeating the operation.</w:t>
       </w:r>
     </w:p>
     <w:p>
@@ -439,7 +487,7 @@
         <w:rPr>
           <w:b w:val="0"/>
         </w:rPr>
-        <w:t>Without opening the old lesson, explain one key idea from Planning and action selection. Give an example and a mistake that the idea helps you avoid.</w:t>
+        <w:t>The mock ledger records prepared, committed or unknown per operation ID. Retry a committed operation by returning its result; reconcile unknown status instead of assuming failure.</w:t>
       </w:r>
     </w:p>
     <w:p>
@@ -450,19 +498,7 @@
         <w:rPr>
           <w:b w:val="0"/>
         </w:rPr>
-        <w:t xml:space="preserve">Look for: Explain the </w:t>
-      </w:r>
-      <w:r>
-        <w:rPr>
-          <w:b/>
-        </w:rPr>
-        <w:t>mechanism</w:t>
-      </w:r>
-      <w:r>
-        <w:rPr>
-          <w:b w:val="0"/>
-        </w:rPr>
-        <w:t xml:space="preserve"> and terminology of planning and action selection</w:t>
+        <w:t>Preserve compensation as a separate authorised action.</w:t>
       </w:r>
     </w:p>
     <w:p>
@@ -473,7 +509,7 @@
         <w:rPr>
           <w:b w:val="0"/>
         </w:rPr>
-        <w:t>Reference example, not the only acceptable wording: Teacher explanation: Planning proposes steps; execution must still validate permissions and prerequisites for each step. Replanning cannot invent authority.</w:t>
+        <w:t>Without opening the old lesson, explain one key idea from Planning and action selection. Give an example and a mistake that the idea helps you avoid.</w:t>
       </w:r>
     </w:p>
     <w:p>
@@ -484,19 +520,19 @@
         <w:rPr>
           <w:b w:val="0"/>
         </w:rPr>
-        <w:t xml:space="preserve">For read-only reporting, allowed plan is validate -&gt; retrieve -&gt; verify -&gt; answer. If retrieval lacks </w:t>
+        <w:t xml:space="preserve">Look for: Explain the </w:t>
       </w:r>
       <w:r>
         <w:rPr>
           <w:b/>
         </w:rPr>
-        <w:t>evidence</w:t>
+        <w:t>mechanism</w:t>
       </w:r>
       <w:r>
         <w:rPr>
           <w:b w:val="0"/>
         </w:rPr>
-        <w:t>, route to review. Reject write or send steps before they run.</w:t>
+        <w:t xml:space="preserve"> and terminology of planning and action selection</w:t>
       </w:r>
     </w:p>
     <w:p>
@@ -507,19 +543,7 @@
         <w:rPr>
           <w:b w:val="0"/>
         </w:rPr>
-        <w:t xml:space="preserve">Two 45-minute sessions. Retention and deletion cover all declared stores, including caches and logs. Removing a visible row may leave copies elsewhere. Use the supplied constructed scenarios to make the </w:t>
-      </w:r>
-      <w:r>
-        <w:rPr>
-          <w:b/>
-        </w:rPr>
-        <w:t>mechanism</w:t>
-      </w:r>
-      <w:r>
-        <w:rPr>
-          <w:b w:val="0"/>
-        </w:rPr>
-        <w:t xml:space="preserve"> inspectable.</w:t>
+        <w:t>Reference example, not the only acceptable wording: Teacher explanation: Planning proposes steps; execution must still validate permissions and prerequisites for each step. Replanning cannot invent authority.</w:t>
       </w:r>
     </w:p>
     <w:p>
@@ -530,7 +554,7 @@
         <w:rPr>
           <w:b w:val="0"/>
         </w:rPr>
-        <w:t xml:space="preserve">Collect W4 before sharing solutions. Students should name intermediate </w:t>
+        <w:t xml:space="preserve">For read-only reporting, allowed plan is validate -&gt; retrieve -&gt; verify -&gt; answer. If retrieval lacks </w:t>
       </w:r>
       <w:r>
         <w:rPr>
@@ -542,15 +566,15 @@
         <w:rPr>
           <w:b w:val="0"/>
         </w:rPr>
-        <w:t xml:space="preserve"> and limitations; classroom pacing and learning effectiveness remain unvalidated.</w:t>
+        <w:t>, route to review. Reject write or send steps before they run.</w:t>
       </w:r>
     </w:p>
     <w:p>
       <w:pPr>
-        <w:pStyle w:val="Heading3"/>
-      </w:pPr>
-      <w:r>
-        <w:t>Outcomes</w:t>
+        <w:pStyle w:val="Heading2"/>
+      </w:pPr>
+      <w:r>
+        <w:t>Pictured end goal</w:t>
       </w:r>
     </w:p>
     <w:p>
@@ -561,82 +585,58 @@
         <w:rPr>
           <w:b w:val="0"/>
         </w:rPr>
-        <w:t xml:space="preserve">Explain the </w:t>
-      </w:r>
-      <w:r>
-        <w:rPr>
-          <w:b/>
-        </w:rPr>
-        <w:t>mechanism</w:t>
-      </w:r>
-      <w:r>
-        <w:rPr>
-          <w:b w:val="0"/>
-        </w:rPr>
-        <w:t xml:space="preserve"> and terminology of data retention and deletion</w:t>
+        <w:t>Explain data retention and deletion using the deciding step in this fictional service.</w:t>
       </w:r>
     </w:p>
     <w:p>
       <w:pPr>
-        <w:spacing w:line="336" w:lineRule="auto" w:after="180"/>
-      </w:pPr>
-      <w:r>
-        <w:rPr>
-          <w:b w:val="0"/>
-        </w:rPr>
-        <w:t>Apply the stated procedure to a new case with a traceable result</w:t>
+        <w:pStyle w:val="Heading2"/>
+      </w:pPr>
+      <w:r>
+        <w:t>Earlier wording, alternatives and picture transcripts · reference / check after trying</w:t>
       </w:r>
     </w:p>
     <w:p>
       <w:pPr>
-        <w:spacing w:line="336" w:lineRule="auto" w:after="180"/>
-      </w:pPr>
-      <w:r>
-        <w:rPr>
-          <w:b w:val="0"/>
-        </w:rPr>
-        <w:t>Identify an assumption or limitation and design a revealing follow-up</w:t>
+        <w:pStyle w:val="Heading3"/>
+      </w:pPr>
+      <w:r>
+        <w:t>Teach the learning cycle</w:t>
       </w:r>
     </w:p>
     <w:p>
       <w:pPr>
-        <w:pStyle w:val="Heading3"/>
-      </w:pPr>
-      <w:r>
-        <w:t>Preparation</w:t>
+        <w:spacing w:line="336" w:lineRule="auto" w:after="180"/>
+      </w:pPr>
+      <w:r>
+        <w:rPr>
+          <w:b w:val="0"/>
+        </w:rPr>
+        <w:t>Case exposure check: this source example appears in ai-3/28, ai-6/20. Reuse a familiar case for recall or modelling; verify that the case used to assess transfer has not already received feedback.</w:t>
       </w:r>
     </w:p>
     <w:p>
       <w:pPr>
-        <w:spacing w:line="336" w:lineRule="auto" w:after="180"/>
-      </w:pPr>
-      <w:r>
-        <w:rPr>
-          <w:b w:val="0"/>
-        </w:rPr>
-        <w:t>Lesson and workbook; paper and pencil</w:t>
+        <w:pStyle w:val="Heading3"/>
+      </w:pPr>
+      <w:r>
+        <w:t>Retrieval answer guidance</w:t>
       </w:r>
     </w:p>
     <w:p>
       <w:pPr>
-        <w:spacing w:line="336" w:lineRule="auto" w:after="180"/>
-      </w:pPr>
-      <w:r>
-        <w:rPr>
-          <w:b w:val="0"/>
-        </w:rPr>
-        <w:t>Calculator and optional local Python 3 for arithmetic; no live API or private data</w:t>
+        <w:pStyle w:val="Heading3"/>
+      </w:pPr>
+      <w:r>
+        <w:t>Sandboxing and resource limits</w:t>
       </w:r>
     </w:p>
     <w:p>
       <w:pPr>
-        <w:spacing w:line="336" w:lineRule="auto" w:after="180"/>
-      </w:pPr>
-      <w:r>
-        <w:rPr>
-          <w:b w:val="0"/>
-        </w:rPr>
-        <w:t>Prepare the fresh retry separately and withhold its solution until after collection</w:t>
+        <w:pStyle w:val="Heading3"/>
+      </w:pPr>
+      <w:r>
+        <w:t>External side effects and recovery</w:t>
       </w:r>
     </w:p>
     <w:p>
@@ -644,7 +644,7 @@
         <w:pStyle w:val="Heading3"/>
       </w:pPr>
       <w:r>
-        <w:t>Prerequisite answer</w:t>
+        <w:t>Planning and action selection</w:t>
       </w:r>
     </w:p>
     <w:p>
@@ -655,50 +655,62 @@
         <w:rPr>
           <w:b w:val="0"/>
         </w:rPr>
-        <w:t xml:space="preserve">A result depends on the </w:t>
+        <w:t xml:space="preserve">Use the three-session teaching cycle above, with extra time as needed. Retention and deletion cover all declared stores, including caches and logs. Removing a visible row may leave copies elsewhere. Use the supplied constructed scenarios to make the </w:t>
       </w:r>
       <w:r>
         <w:rPr>
           <w:b/>
         </w:rPr>
-        <w:t>input</w:t>
+        <w:t>mechanism</w:t>
       </w:r>
       <w:r>
         <w:rPr>
           <w:b w:val="0"/>
         </w:rPr>
-        <w:t xml:space="preserve">s, procedure and conditions that produced it. Preserve data roles and distinguish observed outcomes from </w:t>
+        <w:t xml:space="preserve"> inspectable. Collect W4 before sharing solutions. Students should name intermediate </w:t>
       </w:r>
       <w:r>
         <w:rPr>
           <w:b/>
         </w:rPr>
-        <w:t>prediction</w:t>
+        <w:t>evidence</w:t>
       </w:r>
       <w:r>
         <w:rPr>
           <w:b w:val="0"/>
         </w:rPr>
-        <w:t>s or unmeasured conditions.</w:t>
+        <w:t xml:space="preserve"> and limitations; classroom pacing and learning effectiveness remain unvalidated.</w:t>
       </w:r>
     </w:p>
     <w:p>
       <w:pPr>
-        <w:spacing w:line="336" w:lineRule="auto" w:after="180"/>
-      </w:pPr>
-      <w:r>
-        <w:rPr>
-          <w:b w:val="0"/>
-        </w:rPr>
-        <w:t>If the prior concept cannot be explained, use a short retrieval activity before this chapter.</w:t>
+        <w:pStyle w:val="Heading3"/>
+      </w:pPr>
+      <w:r>
+        <w:t>Outcomes</w:t>
       </w:r>
     </w:p>
     <w:p>
       <w:pPr>
-        <w:pStyle w:val="Heading3"/>
-      </w:pPr>
-      <w:r>
-        <w:t>End goal for the pictorial case</w:t>
+        <w:spacing w:line="336" w:lineRule="auto" w:after="180"/>
+      </w:pPr>
+      <w:r>
+        <w:rPr>
+          <w:b w:val="0"/>
+        </w:rPr>
+        <w:t xml:space="preserve">Explain the </w:t>
+      </w:r>
+      <w:r>
+        <w:rPr>
+          <w:b/>
+        </w:rPr>
+        <w:t>mechanism</w:t>
+      </w:r>
+      <w:r>
+        <w:rPr>
+          <w:b w:val="0"/>
+        </w:rPr>
+        <w:t xml:space="preserve"> and terminology of data retention and deletion</w:t>
       </w:r>
     </w:p>
     <w:p>
@@ -709,7 +721,7 @@
         <w:rPr>
           <w:b w:val="0"/>
         </w:rPr>
-        <w:t>Explain data retention and deletion using the deciding step in this fictional service.</w:t>
+        <w:t>Apply the stated procedure to a new case with a traceable result</w:t>
       </w:r>
     </w:p>
     <w:p>
@@ -720,80 +732,1445 @@
         <w:rPr>
           <w:b w:val="0"/>
         </w:rPr>
-        <w:t>This added worked case illustrates the week’s main idea. Retain all original and connected topics; schedule its practice within the teaching cycle.</w:t>
+        <w:t>Identify an assumption or limitation and design a revealing follow-up</w:t>
       </w:r>
     </w:p>
     <w:p>
       <w:pPr>
-        <w:pStyle w:val="Heading1"/>
-      </w:pPr>
-      <w:r>
-        <w:t>02. Explain and model the mechanism</w:t>
+        <w:pStyle w:val="Heading3"/>
+      </w:pPr>
+      <w:r>
+        <w:t>Preparation</w:t>
       </w:r>
     </w:p>
     <w:p>
-      <w:r>
-        <w:t>Model Data retention and deletion using the supplied case, labelled mechanism and reasoning. Make the scope of each conclusion explicit.</w:t>
+      <w:pPr>
+        <w:pStyle w:val="Heading3"/>
+      </w:pPr>
+      <w:r>
+        <w:t>Prerequisite answer</w:t>
       </w:r>
     </w:p>
     <w:p>
       <w:pPr>
-        <w:spacing w:line="336" w:lineRule="auto" w:after="180"/>
-      </w:pPr>
-      <w:r>
-        <w:rPr>
-          <w:b w:val="0"/>
-        </w:rPr>
-        <w:t>Retention and deletion cover all declared stores, including caches and logs. Removing a visible row may leave copies elsewhere.</w:t>
+        <w:pStyle w:val="Heading3"/>
+      </w:pPr>
+      <w:r>
+        <w:t>End goal for the pictorial case</w:t>
       </w:r>
     </w:p>
     <w:p>
       <w:pPr>
-        <w:pStyle w:val="Heading3"/>
-      </w:pPr>
-      <w:r>
-        <w:t>Explain Data retention and deletion · 1</w:t>
+        <w:spacing w:line="336" w:lineRule="auto" w:after="180"/>
+      </w:pPr>
+      <w:r>
+        <w:rPr>
+          <w:b w:val="0"/>
+        </w:rPr>
+        <w:t>This added worked case illustrates the week’s main idea. Retain all original and connected topics; schedule its practice within the teaching cycle.</w:t>
       </w:r>
     </w:p>
     <w:p>
       <w:pPr>
-        <w:spacing w:line="336" w:lineRule="auto" w:after="180"/>
-      </w:pPr>
-      <w:r>
-        <w:rPr>
-          <w:b w:val="0"/>
-        </w:rPr>
-        <w:t>Begin by writing the question the procedure is intended to answer. Identify the information already supplied, the information it will produce and the information still missing.</w:t>
+        <w:pStyle w:val="Heading1"/>
+      </w:pPr>
+      <w:r>
+        <w:t>02. Teach inclusive age rules, copy inventories and policy-correct evidence retention</w:t>
       </w:r>
     </w:p>
     <w:p>
-      <w:pPr>
-        <w:spacing w:line="336" w:lineRule="auto" w:after="180"/>
-      </w:pPr>
-      <w:r>
-        <w:rPr>
-          <w:b w:val="0"/>
-        </w:rPr>
-        <w:t>These are constructed classroom examples; they do not require live accounts, private records or an external service. Do not treat a plausible explanation as a measured outcome.</w:t>
+      <w:r>
+        <w:t>Separate main backup uncertainty, pictured explicit backup policy and the current independent 4-day task.</w:t>
       </w:r>
     </w:p>
     <w:p>
       <w:pPr>
-        <w:spacing w:line="336" w:lineRule="auto" w:after="180"/>
-      </w:pPr>
-      <w:r>
-        <w:rPr>
-          <w:b w:val="0"/>
-        </w:rPr>
-        <w:t>Toy policy retains session content for 7 days and deletes it when age is at least 7. Audit metadata may remain for 30 days without content. Track primary storage, cache and backup policy separately.</w:t>
+        <w:pStyle w:val="Heading2"/>
+      </w:pPr>
+      <w:r>
+        <w:t>Definitions and complete fictional retention policy</w:t>
       </w:r>
     </w:p>
     <w:p>
       <w:pPr>
+        <w:spacing w:line="336" w:lineRule="auto" w:after="180"/>
+      </w:pPr>
+      <w:r>
+        <w:rPr>
+          <w:b w:val="0"/>
+        </w:rPr>
+        <w:t>Retention and deletion cover all declared stores, including caches and logs. Removing a visible row may leave copies elsewhere.</w:t>
+      </w:r>
+    </w:p>
+    <w:p>
+      <w:pPr>
+        <w:spacing w:line="336" w:lineRule="auto" w:after="180"/>
+      </w:pPr>
+      <w:r>
+        <w:rPr>
+          <w:b w:val="0"/>
+        </w:rPr>
+        <w:t>Toy policy retains session content for 7 days and deletes it when age is at least 7. Audit metadata may remain for 30 days without content. Track primary storage, cache and backup policy separately.</w:t>
+      </w:r>
+    </w:p>
+    <w:tbl>
+      <w:tblPr>
+        <w:tblStyle w:val="LightShading-Accent1"/>
+        <w:tblW w:type="auto" w:w="0"/>
+        <w:tblLook w:firstColumn="1" w:firstRow="1" w:lastColumn="0" w:lastRow="0" w:noHBand="0" w:noVBand="1" w:val="04A0"/>
+      </w:tblPr>
+      <w:tblGrid>
+        <w:gridCol w:w="5112"/>
+        <w:gridCol w:w="5112"/>
+      </w:tblGrid>
+      <w:tr>
+        <w:trPr>
+          <w:tblHeader/>
+        </w:trPr>
+        <w:tc>
+          <w:tcPr>
+            <w:tcW w:type="dxa" w:w="5112"/>
+          </w:tcPr>
+          <w:p>
+            <w:r>
+              <w:t>Main fictional retention policy</w:t>
+            </w:r>
+          </w:p>
+        </w:tc>
+        <w:tc>
+          <w:tcPr>
+            <w:tcW w:type="dxa" w:w="5112"/>
+          </w:tcPr>
+          <w:p>
+            <w:r>
+              <w:t>Exact classroom rule</w:t>
+            </w:r>
+          </w:p>
+        </w:tc>
+      </w:tr>
+      <w:tr>
+        <w:tc>
+          <w:tcPr>
+            <w:tcW w:type="dxa" w:w="5112"/>
+          </w:tcPr>
+          <w:p>
+            <w:r>
+              <w:t>Age measurement</w:t>
+            </w:r>
+          </w:p>
+        </w:tc>
+        <w:tc>
+          <w:tcPr>
+            <w:tcW w:type="dxa" w:w="5112"/>
+          </w:tcPr>
+          <w:p>
+            <w:r>
+              <w:t>Supplied nonnegative whole-day ages at one fixed snapshot</w:t>
+            </w:r>
+          </w:p>
+        </w:tc>
+      </w:tr>
+      <w:tr>
+        <w:tc>
+          <w:tcPr>
+            <w:tcW w:type="dxa" w:w="5112"/>
+          </w:tcPr>
+          <w:p>
+            <w:r>
+              <w:t>Session-content boundary</w:t>
+            </w:r>
+          </w:p>
+        </w:tc>
+        <w:tc>
+          <w:tcPr>
+            <w:tcW w:type="dxa" w:w="5112"/>
+          </w:tcPr>
+          <w:p>
+            <w:r>
+              <w:t>Age at least 7 days: removal due; age below 7: retain for now</w:t>
+            </w:r>
+          </w:p>
+        </w:tc>
+      </w:tr>
+      <w:tr>
+        <w:tc>
+          <w:tcPr>
+            <w:tcW w:type="dxa" w:w="5112"/>
+          </w:tcPr>
+          <w:p>
+            <w:r>
+              <w:t>Main listed content stores</w:t>
+            </w:r>
+          </w:p>
+        </w:tc>
+        <w:tc>
+          <w:tcPr>
+            <w:tcW w:type="dxa" w:w="5112"/>
+          </w:tcPr>
+          <w:p>
+            <w:r>
+              <w:t>Primary and cache, both initially holding the three supplied records</w:t>
+            </w:r>
+          </w:p>
+        </w:tc>
+      </w:tr>
+      <w:tr>
+        <w:tc>
+          <w:tcPr>
+            <w:tcW w:type="dxa" w:w="5112"/>
+          </w:tcPr>
+          <w:p>
+            <w:r>
+              <w:t>Backups in main case</w:t>
+            </w:r>
+          </w:p>
+        </w:tc>
+        <w:tc>
+          <w:tcPr>
+            <w:tcW w:type="dxa" w:w="5112"/>
+          </w:tcPr>
+          <w:p>
+            <w:r>
+              <w:t>Need their separately stated expiry process; not inspected by this fixture</w:t>
+            </w:r>
+          </w:p>
+        </w:tc>
+      </w:tr>
+      <w:tr>
+        <w:tc>
+          <w:tcPr>
+            <w:tcW w:type="dxa" w:w="5112"/>
+          </w:tcPr>
+          <w:p>
+            <w:r>
+              <w:t>Audit metadata</w:t>
+            </w:r>
+          </w:p>
+        </w:tc>
+        <w:tc>
+          <w:tcPr>
+            <w:tcW w:type="dxa" w:w="5112"/>
+          </w:tcPr>
+          <w:p>
+            <w:r>
+              <w:t>May remain under a separate 30 day policy, without transcript content</w:t>
+            </w:r>
+          </w:p>
+        </w:tc>
+      </w:tr>
+      <w:tr>
+        <w:tc>
+          <w:tcPr>
+            <w:tcW w:type="dxa" w:w="5112"/>
+          </w:tcPr>
+          <w:p>
+            <w:r>
+              <w:t>Audit age clock</w:t>
+            </w:r>
+          </w:p>
+        </w:tc>
+        <w:tc>
+          <w:tcPr>
+            <w:tcW w:type="dxa" w:w="5112"/>
+          </w:tcPr>
+          <w:p>
+            <w:r>
+              <w:t>Age since the audit event was created, not the original transcript age</w:t>
+            </w:r>
+          </w:p>
+        </w:tc>
+      </w:tr>
+      <w:tr>
+        <w:tc>
+          <w:tcPr>
+            <w:tcW w:type="dxa" w:w="5112"/>
+          </w:tcPr>
+          <w:p>
+            <w:r>
+              <w:t>Verification</w:t>
+            </w:r>
+          </w:p>
+        </w:tc>
+        <w:tc>
+          <w:tcPr>
+            <w:tcW w:type="dxa" w:w="5112"/>
+          </w:tcPr>
+          <w:p>
+            <w:r>
+              <w:t>Check due content absent from every listed store in the modeled scope</w:t>
+            </w:r>
+          </w:p>
+        </w:tc>
+      </w:tr>
+      <w:tr>
+        <w:tc>
+          <w:tcPr>
+            <w:tcW w:type="dxa" w:w="5112"/>
+          </w:tcPr>
+          <w:p>
+            <w:r>
+              <w:t>Code scope</w:t>
+            </w:r>
+          </w:p>
+        </w:tc>
+        <w:tc>
+          <w:tcPr>
+            <w:tcW w:type="dxa" w:w="5112"/>
+          </w:tcPr>
+          <w:p>
+            <w:r>
+              <w:t>Transform copies of fictional dictionaries; no actual storage deletion or secure erasure</w:t>
+            </w:r>
+          </w:p>
+        </w:tc>
+      </w:tr>
+      <w:tr>
+        <w:tc>
+          <w:tcPr>
+            <w:tcW w:type="dxa" w:w="5112"/>
+          </w:tcPr>
+          <w:p>
+            <w:r>
+              <w:t>Policy status</w:t>
+            </w:r>
+          </w:p>
+        </w:tc>
+        <w:tc>
+          <w:tcPr>
+            <w:tcW w:type="dxa" w:w="5112"/>
+          </w:tcPr>
+          <w:p>
+            <w:r>
+              <w:t>These toy lifetimes are supplied exercise rules, not legal retention requirements</w:t>
+            </w:r>
+          </w:p>
+        </w:tc>
+      </w:tr>
+    </w:tbl>
+    <w:p>
+      <w:pPr>
+        <w:pStyle w:val="Heading2"/>
+      </w:pPr>
+      <w:r>
+        <w:t>Main copy ledger and checked reasoning</w:t>
+      </w:r>
+    </w:p>
+    <w:tbl>
+      <w:tblPr>
+        <w:tblStyle w:val="LightShading-Accent1"/>
+        <w:tblW w:type="auto" w:w="0"/>
+        <w:tblLook w:firstColumn="1" w:firstRow="1" w:lastColumn="0" w:lastRow="0" w:noHBand="0" w:noVBand="1" w:val="04A0"/>
+      </w:tblPr>
+      <w:tblGrid>
+        <w:gridCol w:w="2556"/>
+        <w:gridCol w:w="2556"/>
+        <w:gridCol w:w="2556"/>
+        <w:gridCol w:w="2556"/>
+      </w:tblGrid>
+      <w:tr>
+        <w:trPr>
+          <w:tblHeader/>
+        </w:trPr>
+        <w:tc>
+          <w:tcPr>
+            <w:tcW w:type="dxa" w:w="2556"/>
+          </w:tcPr>
+          <w:p>
+            <w:r>
+              <w:t>Main record ID</w:t>
+            </w:r>
+          </w:p>
+        </w:tc>
+        <w:tc>
+          <w:tcPr>
+            <w:tcW w:type="dxa" w:w="2556"/>
+          </w:tcPr>
+          <w:p>
+            <w:r>
+              <w:t>Content age</w:t>
+            </w:r>
+          </w:p>
+        </w:tc>
+        <w:tc>
+          <w:tcPr>
+            <w:tcW w:type="dxa" w:w="2556"/>
+          </w:tcPr>
+          <w:p>
+            <w:r>
+              <w:t>Primary/cache copies initially</w:t>
+            </w:r>
+          </w:p>
+        </w:tc>
+        <w:tc>
+          <w:tcPr>
+            <w:tcW w:type="dxa" w:w="2556"/>
+          </w:tcPr>
+          <w:p>
+            <w:r>
+              <w:t>Required modeled action</w:t>
+            </w:r>
+          </w:p>
+        </w:tc>
+      </w:tr>
+      <w:tr>
+        <w:tc>
+          <w:tcPr>
+            <w:tcW w:type="dxa" w:w="2556"/>
+          </w:tcPr>
+          <w:p>
+            <w:r>
+              <w:t>S6</w:t>
+            </w:r>
+          </w:p>
+        </w:tc>
+        <w:tc>
+          <w:tcPr>
+            <w:tcW w:type="dxa" w:w="2556"/>
+          </w:tcPr>
+          <w:p>
+            <w:r>
+              <w:t>6</w:t>
+            </w:r>
+          </w:p>
+        </w:tc>
+        <w:tc>
+          <w:tcPr>
+            <w:tcW w:type="dxa" w:w="2556"/>
+          </w:tcPr>
+          <w:p>
+            <w:r>
+              <w:t>One in each of2 stores</w:t>
+            </w:r>
+          </w:p>
+        </w:tc>
+        <w:tc>
+          <w:tcPr>
+            <w:tcW w:type="dxa" w:w="2556"/>
+          </w:tcPr>
+          <w:p>
+            <w:r>
+              <w:t>Retain both content copies for now</w:t>
+            </w:r>
+          </w:p>
+        </w:tc>
+      </w:tr>
+      <w:tr>
+        <w:tc>
+          <w:tcPr>
+            <w:tcW w:type="dxa" w:w="2556"/>
+          </w:tcPr>
+          <w:p>
+            <w:r>
+              <w:t>S7</w:t>
+            </w:r>
+          </w:p>
+        </w:tc>
+        <w:tc>
+          <w:tcPr>
+            <w:tcW w:type="dxa" w:w="2556"/>
+          </w:tcPr>
+          <w:p>
+            <w:r>
+              <w:t>7</w:t>
+            </w:r>
+          </w:p>
+        </w:tc>
+        <w:tc>
+          <w:tcPr>
+            <w:tcW w:type="dxa" w:w="2556"/>
+          </w:tcPr>
+          <w:p>
+            <w:r>
+              <w:t>One in each of2 stores</w:t>
+            </w:r>
+          </w:p>
+        </w:tc>
+        <w:tc>
+          <w:tcPr>
+            <w:tcW w:type="dxa" w:w="2556"/>
+          </w:tcPr>
+          <w:p>
+            <w:r>
+              <w:t>Remove both: equality reaches deletion boundary</w:t>
+            </w:r>
+          </w:p>
+        </w:tc>
+      </w:tr>
+      <w:tr>
+        <w:tc>
+          <w:tcPr>
+            <w:tcW w:type="dxa" w:w="2556"/>
+          </w:tcPr>
+          <w:p>
+            <w:r>
+              <w:t>S9</w:t>
+            </w:r>
+          </w:p>
+        </w:tc>
+        <w:tc>
+          <w:tcPr>
+            <w:tcW w:type="dxa" w:w="2556"/>
+          </w:tcPr>
+          <w:p>
+            <w:r>
+              <w:t>9</w:t>
+            </w:r>
+          </w:p>
+        </w:tc>
+        <w:tc>
+          <w:tcPr>
+            <w:tcW w:type="dxa" w:w="2556"/>
+          </w:tcPr>
+          <w:p>
+            <w:r>
+              <w:t>One in each of2 stores</w:t>
+            </w:r>
+          </w:p>
+        </w:tc>
+        <w:tc>
+          <w:tcPr>
+            <w:tcW w:type="dxa" w:w="2556"/>
+          </w:tcPr>
+          <w:p>
+            <w:r>
+              <w:t>Remove both: above boundary</w:t>
+            </w:r>
+          </w:p>
+        </w:tc>
+      </w:tr>
+      <w:tr>
+        <w:tc>
+          <w:tcPr>
+            <w:tcW w:type="dxa" w:w="2556"/>
+          </w:tcPr>
+          <w:p>
+            <w:r>
+              <w:t>After successful scoped simulation</w:t>
+            </w:r>
+          </w:p>
+        </w:tc>
+        <w:tc>
+          <w:tcPr>
+            <w:tcW w:type="dxa" w:w="2556"/>
+          </w:tcPr>
+          <w:p>
+            <w:r>
+              <w:t>S6 remains in both stores</w:t>
+            </w:r>
+          </w:p>
+        </w:tc>
+        <w:tc>
+          <w:tcPr>
+            <w:tcW w:type="dxa" w:w="2556"/>
+          </w:tcPr>
+          <w:p>
+            <w:r>
+              <w:t>Four due entries removed</w:t>
+            </w:r>
+          </w:p>
+        </w:tc>
+        <w:tc>
+          <w:tcPr>
+            <w:tcW w:type="dxa" w:w="2556"/>
+          </w:tcPr>
+          <w:p>
+            <w:r>
+              <w:t>Only primary/cache postconditions checked</w:t>
+            </w:r>
+          </w:p>
+        </w:tc>
+      </w:tr>
+      <w:tr>
+        <w:tc>
+          <w:tcPr>
+            <w:tcW w:type="dxa" w:w="2556"/>
+          </w:tcPr>
+          <w:p>
+            <w:r>
+              <w:t>Main backups</w:t>
+            </w:r>
+          </w:p>
+        </w:tc>
+        <w:tc>
+          <w:tcPr>
+            <w:tcW w:type="dxa" w:w="2556"/>
+          </w:tcPr>
+          <w:p>
+            <w:r>
+              <w:t>No snapshot supplied</w:t>
+            </w:r>
+          </w:p>
+        </w:tc>
+        <w:tc>
+          <w:tcPr>
+            <w:tcW w:type="dxa" w:w="2556"/>
+          </w:tcPr>
+          <w:p>
+            <w:r>
+              <w:t>Separate expiry policy still needed</w:t>
+            </w:r>
+          </w:p>
+        </w:tc>
+        <w:tc>
+          <w:tcPr>
+            <w:tcW w:type="dxa" w:w="2556"/>
+          </w:tcPr>
+          <w:p>
+            <w:r>
+              <w:t>Do not claim global deletion</w:t>
+            </w:r>
+          </w:p>
+        </w:tc>
+      </w:tr>
+      <w:tr>
+        <w:tc>
+          <w:tcPr>
+            <w:tcW w:type="dxa" w:w="2556"/>
+          </w:tcPr>
+          <w:p>
+            <w:r>
+              <w:t>New allowed audit events</w:t>
+            </w:r>
+          </w:p>
+        </w:tc>
+        <w:tc>
+          <w:tcPr>
+            <w:tcW w:type="dxa" w:w="2556"/>
+          </w:tcPr>
+          <w:p>
+            <w:r>
+              <w:t>Event age 0</w:t>
+            </w:r>
+          </w:p>
+        </w:tc>
+        <w:tc>
+          <w:tcPr>
+            <w:tcW w:type="dxa" w:w="2556"/>
+          </w:tcPr>
+          <w:p>
+            <w:r>
+              <w:t>No transcript payload</w:t>
+            </w:r>
+          </w:p>
+        </w:tc>
+        <w:tc>
+          <w:tcPr>
+            <w:tcW w:type="dxa" w:w="2556"/>
+          </w:tcPr>
+          <w:p>
+            <w:r>
+              <w:t>Audit age 29: retain; age 30: due</w:t>
+            </w:r>
+          </w:p>
+        </w:tc>
+      </w:tr>
+    </w:tbl>
+    <w:p>
+      <w:pPr>
+        <w:spacing w:line="336" w:lineRule="auto" w:after="180"/>
+      </w:pPr>
+      <w:r>
+        <w:rPr>
+          <w:b w:val="0"/>
+        </w:rPr>
+        <w:t>Require inclusive deletion at age 7, not only ages above 7. Main primary/cache have S6/S7/S9, so four due S7/S9 copies are removed in the transformed model; S6 stays, and backup expiry remains unverified. Audit events contain IDs/action/location/event age only, with a separate 30 day clock.</w:t>
+      </w:r>
+    </w:p>
+    <w:p>
+      <w:pPr>
+        <w:spacing w:line="336" w:lineRule="auto" w:after="180"/>
+      </w:pPr>
+      <w:r>
+        <w:rPr>
+          <w:b w:val="0"/>
+        </w:rPr>
+        <w:t>Picture T2 needs both primary and its listed backup removed; one failed backup leaves scoped_complete false, and the prior failure report survives a retry. The Python simulation changes copied dictionaries and cannot prove actual erasure or complete store discovery. The selected current independent case uses a 4-day boundary and a temporary-log residual; earlier 5-day wording is only retained practice.</w:t>
+      </w:r>
+    </w:p>
+    <w:p>
+      <w:pPr>
         <w:pStyle w:val="Heading3"/>
       </w:pPr>
       <w:r>
-        <w:t>Explain Data retention and deletion · 2</w:t>
+        <w:t>Data retention and deletion — evidence trace</w:t>
+      </w:r>
+    </w:p>
+    <w:tbl>
+      <w:tblPr>
+        <w:tblStyle w:val="LightShading-Accent1"/>
+        <w:tblW w:type="auto" w:w="0"/>
+        <w:tblLook w:firstColumn="1" w:firstRow="1" w:lastColumn="0" w:lastRow="0" w:noHBand="0" w:noVBand="1" w:val="04A0"/>
+      </w:tblPr>
+      <w:tblGrid>
+        <w:gridCol w:w="3408"/>
+        <w:gridCol w:w="3408"/>
+        <w:gridCol w:w="3408"/>
+      </w:tblGrid>
+      <w:tr>
+        <w:trPr>
+          <w:tblHeader/>
+        </w:trPr>
+        <w:tc>
+          <w:tcPr>
+            <w:tcW w:type="dxa" w:w="3408"/>
+          </w:tcPr>
+          <w:p>
+            <w:r>
+              <w:t>Input and scope</w:t>
+            </w:r>
+          </w:p>
+        </w:tc>
+        <w:tc>
+          <w:tcPr>
+            <w:tcW w:type="dxa" w:w="3408"/>
+          </w:tcPr>
+          <w:p>
+            <w:r>
+              <w:t>Check or calculation</w:t>
+            </w:r>
+          </w:p>
+        </w:tc>
+        <w:tc>
+          <w:tcPr>
+            <w:tcW w:type="dxa" w:w="3408"/>
+          </w:tcPr>
+          <w:p>
+            <w:r>
+              <w:t>Conclusion and limit</w:t>
+            </w:r>
+          </w:p>
+        </w:tc>
+      </w:tr>
+      <w:tr>
+        <w:tc>
+          <w:tcPr>
+            <w:tcW w:type="dxa" w:w="3408"/>
+          </w:tcPr>
+          <w:p>
+            <w:r>
+              <w:t>Record ages are 6, 7, 9 days. Cache contains copies of all three.</w:t>
+            </w:r>
+          </w:p>
+        </w:tc>
+        <w:tc>
+          <w:tcPr>
+            <w:tcW w:type="dxa" w:w="3408"/>
+          </w:tcPr>
+          <w:p>
+            <w:r>
+              <w:t>Toy policy retains session content for 7 days and deletes it when age is at least 7.</w:t>
+            </w:r>
+          </w:p>
+        </w:tc>
+        <w:tc>
+          <w:tcPr>
+            <w:tcW w:type="dxa" w:w="3408"/>
+          </w:tcPr>
+          <w:p>
+            <w:r>
+              <w:t>Retain age 6; delete content ages 7 and 9 from primary and cache under the policy. Retain only allowed audit metadata; backups need their stated expiry process.</w:t>
+            </w:r>
+          </w:p>
+        </w:tc>
+      </w:tr>
+    </w:tbl>
+    <w:p>
+      <w:r>
+        <w:t>The figure connects this chapter's worked input, declared procedure and result. Read the complete worked reasoning for qualifiers and intermediate steps; the abbreviated labels do not replace that reasoning.</w:t>
+      </w:r>
+    </w:p>
+    <w:p>
+      <w:pPr>
+        <w:spacing w:line="336" w:lineRule="auto" w:after="180"/>
+      </w:pPr>
+      <w:r>
+        <w:rPr>
+          <w:b w:val="0"/>
+        </w:rPr>
+        <w:t xml:space="preserve">Guided: Retain age 6; delete content ages 7 and 9 from primary and cache under the policy. Retain only allowed audit metadata; backups need their stated expiry </w:t>
+      </w:r>
+      <w:r>
+        <w:rPr>
+          <w:b/>
+        </w:rPr>
+        <w:t>process</w:t>
+      </w:r>
+      <w:r>
+        <w:rPr>
+          <w:b w:val="0"/>
+        </w:rPr>
+        <w:t>.</w:t>
+      </w:r>
+    </w:p>
+    <w:p>
+      <w:pPr>
+        <w:spacing w:line="336" w:lineRule="auto" w:after="180"/>
+      </w:pPr>
+      <w:r>
+        <w:rPr>
+          <w:b w:val="0"/>
+        </w:rPr>
+        <w:t>Qualification: This fictional retention exercise is not a statement of legal retention requirements.</w:t>
+      </w:r>
+    </w:p>
+    <w:p>
+      <w:pPr>
+        <w:spacing w:line="336" w:lineRule="auto" w:after="180"/>
+      </w:pPr>
+      <w:r>
+        <w:rPr>
+          <w:b w:val="0"/>
+        </w:rPr>
+        <w:t xml:space="preserve">Exit: accept a concrete variation with its predicted outcome and a stated condition that would challenge the </w:t>
+      </w:r>
+      <w:r>
+        <w:rPr>
+          <w:b/>
+        </w:rPr>
+        <w:t>mechanism</w:t>
+      </w:r>
+      <w:r>
+        <w:rPr>
+          <w:b w:val="0"/>
+        </w:rPr>
+        <w:t xml:space="preserve">; reject a claim resting on unmeasured </w:t>
+      </w:r>
+      <w:r>
+        <w:rPr>
+          <w:b/>
+        </w:rPr>
+        <w:t>evidence</w:t>
+      </w:r>
+      <w:r>
+        <w:rPr>
+          <w:b w:val="0"/>
+        </w:rPr>
+        <w:t>.</w:t>
+      </w:r>
+    </w:p>
+    <w:p>
+      <w:pPr>
+        <w:spacing w:line="336" w:lineRule="auto" w:after="180"/>
+      </w:pPr>
+      <w:r>
+        <w:rPr>
+          <w:b w:val="0"/>
+        </w:rPr>
+        <w:t>Record ages are 6, 7, 9 days. Cache contains copies of all three.</w:t>
+      </w:r>
+    </w:p>
+    <w:p>
+      <w:pPr>
+        <w:spacing w:line="336" w:lineRule="auto" w:after="180"/>
+      </w:pPr>
+      <w:r>
+        <w:rPr>
+          <w:b w:val="0"/>
+        </w:rPr>
+        <w:t xml:space="preserve">Retain age 6; delete content ages 7 and 9 from primary and cache under the policy. Retain only allowed audit metadata; backups need their stated expiry </w:t>
+      </w:r>
+      <w:r>
+        <w:rPr>
+          <w:b/>
+        </w:rPr>
+        <w:t>process</w:t>
+      </w:r>
+      <w:r>
+        <w:rPr>
+          <w:b w:val="0"/>
+        </w:rPr>
+        <w:t>.</w:t>
+      </w:r>
+    </w:p>
+    <w:p>
+      <w:pPr>
+        <w:spacing w:line="336" w:lineRule="auto" w:after="180"/>
+      </w:pPr>
+      <w:r>
+        <w:rPr>
+          <w:b w:val="0"/>
+        </w:rPr>
+        <w:t xml:space="preserve">Compare the intermediate </w:t>
+      </w:r>
+      <w:r>
+        <w:rPr>
+          <w:b/>
+        </w:rPr>
+        <w:t>evidence</w:t>
+      </w:r>
+      <w:r>
+        <w:rPr>
+          <w:b w:val="0"/>
+        </w:rPr>
+        <w:t xml:space="preserve"> with the final statement. Explain why each number or decision follows from the stated </w:t>
+      </w:r>
+      <w:r>
+        <w:rPr>
+          <w:b/>
+        </w:rPr>
+        <w:t>input</w:t>
+      </w:r>
+      <w:r>
+        <w:rPr>
+          <w:b w:val="0"/>
+        </w:rPr>
+        <w:t xml:space="preserve">s. The conclusion belongs to this scenario and procedure; changing the </w:t>
+      </w:r>
+      <w:r>
+        <w:rPr>
+          <w:b/>
+        </w:rPr>
+        <w:t>input</w:t>
+      </w:r>
+      <w:r>
+        <w:rPr>
+          <w:b w:val="0"/>
+        </w:rPr>
+        <w:t>s, evaluation population or authority can change what it establishes. Retain only policy-permitted audit metadata without expired content so a later revision can be compared honestly.</w:t>
+      </w:r>
+    </w:p>
+    <w:p>
+      <w:pPr>
+        <w:pStyle w:val="Heading2"/>
+      </w:pPr>
+      <w:r>
+        <w:t>Unknown-age, audit-clock and residual-copy probes</w:t>
+      </w:r>
+    </w:p>
+    <w:tbl>
+      <w:tblPr>
+        <w:tblStyle w:val="LightShading-Accent1"/>
+        <w:tblW w:type="auto" w:w="0"/>
+        <w:tblLook w:firstColumn="1" w:firstRow="1" w:lastColumn="0" w:lastRow="0" w:noHBand="0" w:noVBand="1" w:val="04A0"/>
+      </w:tblPr>
+      <w:tblGrid>
+        <w:gridCol w:w="5112"/>
+        <w:gridCol w:w="5112"/>
+      </w:tblGrid>
+      <w:tr>
+        <w:trPr>
+          <w:tblHeader/>
+        </w:trPr>
+        <w:tc>
+          <w:tcPr>
+            <w:tcW w:type="dxa" w:w="5112"/>
+          </w:tcPr>
+          <w:p>
+            <w:r>
+              <w:t>Retention or inventory probe</w:t>
+            </w:r>
+          </w:p>
+        </w:tc>
+        <w:tc>
+          <w:tcPr>
+            <w:tcW w:type="dxa" w:w="5112"/>
+          </w:tcPr>
+          <w:p>
+            <w:r>
+              <w:t>Expected interpretation</w:t>
+            </w:r>
+          </w:p>
+        </w:tc>
+      </w:tr>
+      <w:tr>
+        <w:tc>
+          <w:tcPr>
+            <w:tcW w:type="dxa" w:w="5112"/>
+          </w:tcPr>
+          <w:p>
+            <w:r>
+              <w:t>Content age 6 under7 day rule</w:t>
+            </w:r>
+          </w:p>
+        </w:tc>
+        <w:tc>
+          <w:tcPr>
+            <w:tcW w:type="dxa" w:w="5112"/>
+          </w:tcPr>
+          <w:p>
+            <w:r>
+              <w:t>Retain for now</w:t>
+            </w:r>
+          </w:p>
+        </w:tc>
+      </w:tr>
+      <w:tr>
+        <w:tc>
+          <w:tcPr>
+            <w:tcW w:type="dxa" w:w="5112"/>
+          </w:tcPr>
+          <w:p>
+            <w:r>
+              <w:t>Content age 7or9</w:t>
+            </w:r>
+          </w:p>
+        </w:tc>
+        <w:tc>
+          <w:tcPr>
+            <w:tcW w:type="dxa" w:w="5112"/>
+          </w:tcPr>
+          <w:p>
+            <w:r>
+              <w:t>Removal due from every applicable listed content store</w:t>
+            </w:r>
+          </w:p>
+        </w:tc>
+      </w:tr>
+      <w:tr>
+        <w:tc>
+          <w:tcPr>
+            <w:tcW w:type="dxa" w:w="5112"/>
+          </w:tcPr>
+          <w:p>
+            <w:r>
+              <w:t>Primary removed, listed backup remains</w:t>
+            </w:r>
+          </w:p>
+        </w:tc>
+        <w:tc>
+          <w:tcPr>
+            <w:tcW w:type="dxa" w:w="5112"/>
+          </w:tcPr>
+          <w:p>
+            <w:r>
+              <w:t>Scoped deletion incomplete; do not report success</w:t>
+            </w:r>
+          </w:p>
+        </w:tc>
+      </w:tr>
+      <w:tr>
+        <w:tc>
+          <w:tcPr>
+            <w:tcW w:type="dxa" w:w="5112"/>
+          </w:tcPr>
+          <w:p>
+            <w:r>
+              <w:t>Unknown record age in a listed store</w:t>
+            </w:r>
+          </w:p>
+        </w:tc>
+        <w:tc>
+          <w:tcPr>
+            <w:tcW w:type="dxa" w:w="5112"/>
+          </w:tcPr>
+          <w:p>
+            <w:r>
+              <w:t>Reject incomplete manifest rather than guess retention status</w:t>
+            </w:r>
+          </w:p>
+        </w:tc>
+      </w:tr>
+      <w:tr>
+        <w:tc>
+          <w:tcPr>
+            <w:tcW w:type="dxa" w:w="5112"/>
+          </w:tcPr>
+          <w:p>
+            <w:r>
+              <w:t>No listed-store inventory</w:t>
+            </w:r>
+          </w:p>
+        </w:tc>
+        <w:tc>
+          <w:tcPr>
+            <w:tcW w:type="dxa" w:w="5112"/>
+          </w:tcPr>
+          <w:p>
+            <w:r>
+              <w:t>Reject empty/incomplete fixture; do not claim vacuous global deletion</w:t>
+            </w:r>
+          </w:p>
+        </w:tc>
+      </w:tr>
+      <w:tr>
+        <w:tc>
+          <w:tcPr>
+            <w:tcW w:type="dxa" w:w="5112"/>
+          </w:tcPr>
+          <w:p>
+            <w:r>
+              <w:t>New content-free audit event</w:t>
+            </w:r>
+          </w:p>
+        </w:tc>
+        <w:tc>
+          <w:tcPr>
+            <w:tcW w:type="dxa" w:w="5112"/>
+          </w:tcPr>
+          <w:p>
+            <w:r>
+              <w:t>Own age clock starts at creation; its 30 day lifetime is separate</w:t>
+            </w:r>
+          </w:p>
+        </w:tc>
+      </w:tr>
+      <w:tr>
+        <w:tc>
+          <w:tcPr>
+            <w:tcW w:type="dxa" w:w="5112"/>
+          </w:tcPr>
+          <w:p>
+            <w:r>
+              <w:t>Expired content copied into audit payload</w:t>
+            </w:r>
+          </w:p>
+        </w:tc>
+        <w:tc>
+          <w:tcPr>
+            <w:tcW w:type="dxa" w:w="5112"/>
+          </w:tcPr>
+          <w:p>
+            <w:r>
+              <w:t>Violates the stated no-content metadata policy</w:t>
+            </w:r>
+          </w:p>
+        </w:tc>
+      </w:tr>
+      <w:tr>
+        <w:tc>
+          <w:tcPr>
+            <w:tcW w:type="dxa" w:w="5112"/>
+          </w:tcPr>
+          <w:p>
+            <w:r>
+              <w:t>Same modeled removal retried</w:t>
+            </w:r>
+          </w:p>
+        </w:tc>
+        <w:tc>
+          <w:tcPr>
+            <w:tcW w:type="dxa" w:w="5112"/>
+          </w:tcPr>
+          <w:p>
+            <w:r>
+              <w:t>Check remaining copies and retain prior failures; do not overwrite history</w:t>
+            </w:r>
+          </w:p>
+        </w:tc>
+      </w:tr>
+      <w:tr>
+        <w:tc>
+          <w:tcPr>
+            <w:tcW w:type="dxa" w:w="5112"/>
+          </w:tcPr>
+          <w:p>
+            <w:r>
+              <w:t>All listed copies absent in the model</w:t>
+            </w:r>
+          </w:p>
+        </w:tc>
+        <w:tc>
+          <w:tcPr>
+            <w:tcW w:type="dxa" w:w="5112"/>
+          </w:tcPr>
+          <w:p>
+            <w:r>
+              <w:t>Scoped postcondition only, not proof of unknown-store deletion or physical erasure</w:t>
+            </w:r>
+          </w:p>
+        </w:tc>
+      </w:tr>
+    </w:tbl>
+    <w:p>
+      <w:pPr>
+        <w:pStyle w:val="Heading2"/>
+      </w:pPr>
+      <w:r>
+        <w:t>Separate picture inventory and failure/retry scope</w:t>
+      </w:r>
+    </w:p>
+    <w:p>
+      <w:pPr>
+        <w:spacing w:line="336" w:lineRule="auto" w:after="180"/>
+      </w:pPr>
+      <w:r>
+        <w:rPr>
+          <w:b w:val="0"/>
+        </w:rPr>
+        <w:t>Delete every listed copy. A fictional policy deletes transcripts at age seven days or older, including listed backups.</w:t>
+      </w:r>
+    </w:p>
+    <w:p>
+      <w:pPr>
+        <w:spacing w:line="336" w:lineRule="auto" w:after="180"/>
+      </w:pPr>
+      <w:r>
+        <w:rPr>
+          <w:b w:val="0"/>
+        </w:rPr>
+        <w:t>T1 is six days old. T2 is seven days old with one backup. Scope lists primary storage and that backup only.</w:t>
+      </w:r>
+    </w:p>
+    <w:p>
+      <w:pPr>
+        <w:spacing w:line="336" w:lineRule="auto" w:after="180"/>
+      </w:pPr>
+      <w:r>
+        <w:rPr>
+          <w:b w:val="0"/>
+        </w:rPr>
+        <w:t>The main example checks primary/cache and leaves backup expiry unverified. The picture has a separate explicit scope: primary storage and the one listed backup of T2, both covered by its fictional 7-day content policy. T1 at age 6 is retained; T2 at age 7 requires removal from two locations. If primary removal succeeds but the backup remains, record incomplete deletion and that residual location.</w:t>
+      </w:r>
+    </w:p>
+    <w:p>
+      <w:pPr>
+        <w:spacing w:line="336" w:lineRule="auto" w:after="180"/>
+      </w:pPr>
+      <w:r>
+        <w:rPr>
+          <w:b w:val="0"/>
+        </w:rPr>
+        <w:t>A separate retry can clear the remaining modeled copy while the failed report stays in the history. This establishes no removal from unknown locations or real physical media.</w:t>
+      </w:r>
+    </w:p>
+    <w:p>
+      <w:pPr>
+        <w:pStyle w:val="Heading2"/>
+      </w:pPr>
+      <w:r>
+        <w:t>Picture trace and incomplete-backup key</w:t>
+      </w:r>
+    </w:p>
+    <w:p>
+      <w:r>
+        <w:drawing>
+          <wp:inline xmlns:a="http://schemas.openxmlformats.org/drawingml/2006/main" xmlns:pic="http://schemas.openxmlformats.org/drawingml/2006/picture">
+            <wp:extent cx="5486400" cy="3182112"/>
+            <wp:docPr id="1" name="Picture 1" descr="Check age: Keep T1 for now; T2 reaches the deletion boundary. → Find copies: T2 is present in two declared locations. → Verify removal: The scoped deletion passes only after both T2 copies are removed."/>
+            <wp:cNvGraphicFramePr>
+              <a:graphicFrameLocks noChangeAspect="1"/>
+            </wp:cNvGraphicFramePr>
+            <a:graphic>
+              <a:graphicData uri="http://schemas.openxmlformats.org/drawingml/2006/picture">
+                <pic:pic>
+                  <pic:nvPicPr>
+                    <pic:cNvPr id="0" name="academy-story-ai-6-20-02.png"/>
+                    <pic:cNvPicPr/>
+                  </pic:nvPicPr>
+                  <pic:blipFill>
+                    <a:blip r:embed="rId9"/>
+                    <a:stretch>
+                      <a:fillRect/>
+                    </a:stretch>
+                  </pic:blipFill>
+                  <pic:spPr>
+                    <a:xfrm>
+                      <a:off x="0" y="0"/>
+                      <a:ext cx="5486400" cy="3182112"/>
+                    </a:xfrm>
+                    <a:prstGeom prst="rect"/>
+                  </pic:spPr>
+                </pic:pic>
+              </a:graphicData>
+            </a:graphic>
+          </wp:inline>
+        </w:drawing>
+      </w:r>
+    </w:p>
+    <w:p>
+      <w:pPr>
+        <w:pStyle w:val="Heading3"/>
+      </w:pPr>
+      <w:r>
+        <w:t>Read the picture one step at a time</w:t>
+      </w:r>
+    </w:p>
+    <w:tbl>
+      <w:tblPr>
+        <w:tblStyle w:val="LightShading-Accent1"/>
+        <w:tblW w:type="auto" w:w="0"/>
+        <w:tblLook w:firstColumn="1" w:firstRow="1" w:lastColumn="0" w:lastRow="0" w:noHBand="0" w:noVBand="1" w:val="04A0"/>
+      </w:tblPr>
+      <w:tblGrid>
+        <w:gridCol w:w="5112"/>
+        <w:gridCol w:w="5112"/>
+      </w:tblGrid>
+      <w:tr>
+        <w:trPr>
+          <w:tblHeader/>
+        </w:trPr>
+        <w:tc>
+          <w:tcPr>
+            <w:tcW w:type="dxa" w:w="5112"/>
+          </w:tcPr>
+          <w:p>
+            <w:r>
+              <w:t>Step</w:t>
+            </w:r>
+          </w:p>
+        </w:tc>
+        <w:tc>
+          <w:tcPr>
+            <w:tcW w:type="dxa" w:w="5112"/>
+          </w:tcPr>
+          <w:p>
+            <w:r>
+              <w:t>What happens and why</w:t>
+            </w:r>
+          </w:p>
+        </w:tc>
+      </w:tr>
+      <w:tr>
+        <w:tc>
+          <w:tcPr>
+            <w:tcW w:type="dxa" w:w="5112"/>
+          </w:tcPr>
+          <w:p>
+            <w:r>
+              <w:t>1. Check age</w:t>
+            </w:r>
+          </w:p>
+        </w:tc>
+        <w:tc>
+          <w:tcPr>
+            <w:tcW w:type="dxa" w:w="5112"/>
+          </w:tcPr>
+          <w:p>
+            <w:r>
+              <w:t>Keep T1 for now; T2 reaches the deletion boundary.</w:t>
+            </w:r>
+          </w:p>
+        </w:tc>
+      </w:tr>
+      <w:tr>
+        <w:tc>
+          <w:tcPr>
+            <w:tcW w:type="dxa" w:w="5112"/>
+          </w:tcPr>
+          <w:p>
+            <w:r>
+              <w:t>2. Find copies</w:t>
+            </w:r>
+          </w:p>
+        </w:tc>
+        <w:tc>
+          <w:tcPr>
+            <w:tcW w:type="dxa" w:w="5112"/>
+          </w:tcPr>
+          <w:p>
+            <w:r>
+              <w:t>T2 is present in two declared locations.</w:t>
+            </w:r>
+          </w:p>
+        </w:tc>
+      </w:tr>
+      <w:tr>
+        <w:tc>
+          <w:tcPr>
+            <w:tcW w:type="dxa" w:w="5112"/>
+          </w:tcPr>
+          <w:p>
+            <w:r>
+              <w:t>3. Verify removal</w:t>
+            </w:r>
+          </w:p>
+        </w:tc>
+        <w:tc>
+          <w:tcPr>
+            <w:tcW w:type="dxa" w:w="5112"/>
+          </w:tcPr>
+          <w:p>
+            <w:r>
+              <w:t>The scoped deletion passes only after both T2 copies are removed.</w:t>
+            </w:r>
+          </w:p>
+        </w:tc>
+      </w:tr>
+    </w:tbl>
+    <w:p>
+      <w:r>
+        <w:t>Match each pictured step to the supplied facts. This is a worked teaching case, not an independent assessment.</w:t>
+      </w:r>
+    </w:p>
+    <w:p>
+      <w:pPr>
+        <w:spacing w:line="336" w:lineRule="auto" w:after="180"/>
+      </w:pPr>
+      <w:r>
+        <w:rPr>
+          <w:b w:val="0"/>
+        </w:rPr>
+        <w:t>Retention requires an age rule and an inventory. Deleting the visible copy alone does not demonstrate removal of listed backups.</w:t>
+      </w:r>
+    </w:p>
+    <w:p>
+      <w:pPr>
+        <w:spacing w:line="336" w:lineRule="auto" w:after="180"/>
+      </w:pPr>
+      <w:r>
+        <w:rPr>
+          <w:b w:val="0"/>
+        </w:rPr>
+        <w:t>The inventory cannot prove deletion from unknown locations; document scope and investigate untracked copies.</w:t>
+      </w:r>
+    </w:p>
+    <w:p>
+      <w:pPr>
+        <w:spacing w:line="336" w:lineRule="auto" w:after="180"/>
+      </w:pPr>
+      <w:r>
+        <w:rPr>
+          <w:b w:val="0"/>
+        </w:rPr>
+        <w:t>Change: Primary deletion succeeds but backup deletion fails.</w:t>
+      </w:r>
+    </w:p>
+    <w:p>
+      <w:pPr>
+        <w:spacing w:line="336" w:lineRule="auto" w:after="180"/>
+      </w:pPr>
+      <w:r>
+        <w:rPr>
+          <w:b/>
+        </w:rPr>
+        <w:t>Prediction</w:t>
+      </w:r>
+      <w:r>
+        <w:rPr>
+          <w:b w:val="0"/>
+        </w:rPr>
+        <w:t>: Record incomplete deletion and follow the retry or escalation procedure.</w:t>
+      </w:r>
+    </w:p>
+    <w:p>
+      <w:pPr>
+        <w:spacing w:line="336" w:lineRule="auto" w:after="180"/>
+      </w:pPr>
+      <w:r>
+        <w:rPr>
+          <w:b w:val="0"/>
+        </w:rPr>
+        <w:t>Reason: One required copy remains in the declared scope.</w:t>
+      </w:r>
+    </w:p>
+    <w:p>
+      <w:pPr>
+        <w:pStyle w:val="Heading2"/>
+      </w:pPr>
+      <w:r>
+        <w:t>Earlier wording, alternatives and picture transcripts · reference / check after trying</w:t>
+      </w:r>
+    </w:p>
+    <w:p>
+      <w:pPr>
+        <w:spacing w:line="336" w:lineRule="auto" w:after="180"/>
+      </w:pPr>
+      <w:r>
+        <w:rPr>
+          <w:b w:val="0"/>
+        </w:rPr>
+        <w:t>Begin by writing the question the procedure is intended to answer. Identify the information already supplied, the information it will produce and the information still missing.</w:t>
+      </w:r>
+    </w:p>
+    <w:p>
+      <w:pPr>
+        <w:spacing w:line="336" w:lineRule="auto" w:after="180"/>
+      </w:pPr>
+      <w:r>
+        <w:rPr>
+          <w:b w:val="0"/>
+        </w:rPr>
+        <w:t>These are constructed classroom examples; they do not require live accounts, private records or an external service. Do not treat a plausible explanation as a measured outcome.</w:t>
       </w:r>
     </w:p>
     <w:p>
@@ -949,99 +2326,30 @@
         <w:pStyle w:val="Heading3"/>
       </w:pPr>
       <w:r>
-        <w:t>Data retention and deletion — evidence trace</w:t>
-      </w:r>
-    </w:p>
-    <w:tbl>
-      <w:tblPr>
-        <w:tblStyle w:val="LightShading-Accent1"/>
-        <w:tblW w:type="auto" w:w="0"/>
-        <w:tblLook w:firstColumn="1" w:firstRow="1" w:lastColumn="0" w:lastRow="0" w:noHBand="0" w:noVBand="1" w:val="04A0"/>
-      </w:tblPr>
-      <w:tblGrid>
-        <w:gridCol w:w="3408"/>
-        <w:gridCol w:w="3408"/>
-        <w:gridCol w:w="3408"/>
-      </w:tblGrid>
-      <w:tr>
-        <w:trPr>
-          <w:tblHeader/>
-        </w:trPr>
-        <w:tc>
-          <w:tcPr>
-            <w:tcW w:type="dxa" w:w="3408"/>
-          </w:tcPr>
-          <w:p>
-            <w:r>
-              <w:t>Input and scope</w:t>
-            </w:r>
-          </w:p>
-        </w:tc>
-        <w:tc>
-          <w:tcPr>
-            <w:tcW w:type="dxa" w:w="3408"/>
-          </w:tcPr>
-          <w:p>
-            <w:r>
-              <w:t>Check or calculation</w:t>
-            </w:r>
-          </w:p>
-        </w:tc>
-        <w:tc>
-          <w:tcPr>
-            <w:tcW w:type="dxa" w:w="3408"/>
-          </w:tcPr>
-          <w:p>
-            <w:r>
-              <w:t>Conclusion and limit</w:t>
-            </w:r>
-          </w:p>
-        </w:tc>
-      </w:tr>
-      <w:tr>
-        <w:tc>
-          <w:tcPr>
-            <w:tcW w:type="dxa" w:w="3408"/>
-          </w:tcPr>
-          <w:p>
-            <w:r>
-              <w:t>Record ages are 6, 7, 9 days. Cache contains copies of all three.</w:t>
-            </w:r>
-          </w:p>
-        </w:tc>
-        <w:tc>
-          <w:tcPr>
-            <w:tcW w:type="dxa" w:w="3408"/>
-          </w:tcPr>
-          <w:p>
-            <w:r>
-              <w:t>Toy policy retains session content for 7 days and deletes it when age is at least 7.</w:t>
-            </w:r>
-          </w:p>
-        </w:tc>
-        <w:tc>
-          <w:tcPr>
-            <w:tcW w:type="dxa" w:w="3408"/>
-          </w:tcPr>
-          <w:p>
-            <w:r>
-              <w:t>Retain age 6; delete content ages 7 and 9 from primary and cache under the policy. Retain only allowed audit metadata; backups need their stated expiry process.</w:t>
-            </w:r>
-          </w:p>
-        </w:tc>
-      </w:tr>
-    </w:tbl>
-    <w:p>
-      <w:r>
-        <w:t>The figure connects this chapter's worked input, declared procedure and result. Read the complete worked reasoning for qualifiers and intermediate steps; the abbreviated labels do not replace that reasoning.</w:t>
+        <w:t>Model the reasoning aloud</w:t>
       </w:r>
     </w:p>
     <w:p>
       <w:pPr>
-        <w:pStyle w:val="Heading3"/>
-      </w:pPr>
-      <w:r>
-        <w:t>Explain Data retention and deletion · 3</w:t>
+        <w:spacing w:line="336" w:lineRule="auto" w:after="180"/>
+      </w:pPr>
+      <w:r>
+        <w:rPr>
+          <w:b w:val="0"/>
+        </w:rPr>
+        <w:t xml:space="preserve">Use the complete worked example below before asking learners to complete W2. Reveal a small part, invite a </w:t>
+      </w:r>
+      <w:r>
+        <w:rPr>
+          <w:b/>
+        </w:rPr>
+        <w:t>prediction</w:t>
+      </w:r>
+      <w:r>
+        <w:rPr>
+          <w:b w:val="0"/>
+        </w:rPr>
+        <w:t>, then explain the deciding step.</w:t>
       </w:r>
     </w:p>
     <w:p>
@@ -1052,207 +2360,7 @@
         <w:rPr>
           <w:b w:val="0"/>
         </w:rPr>
-        <w:t xml:space="preserve">Guided: Retain age 6; delete content ages 7 and 9 from primary and cache under the policy. Retain only allowed audit metadata; backups need their stated expiry </w:t>
-      </w:r>
-      <w:r>
-        <w:rPr>
-          <w:b/>
-        </w:rPr>
-        <w:t>process</w:t>
-      </w:r>
-      <w:r>
-        <w:rPr>
-          <w:b w:val="0"/>
-        </w:rPr>
-        <w:t>.</w:t>
-      </w:r>
-    </w:p>
-    <w:p>
-      <w:pPr>
-        <w:spacing w:line="336" w:lineRule="auto" w:after="180"/>
-      </w:pPr>
-      <w:r>
-        <w:rPr>
-          <w:b w:val="0"/>
-        </w:rPr>
-        <w:t>Qualification: This fictional retention exercise is not a statement of legal retention requirements.</w:t>
-      </w:r>
-    </w:p>
-    <w:p>
-      <w:pPr>
-        <w:spacing w:line="336" w:lineRule="auto" w:after="180"/>
-      </w:pPr>
-      <w:r>
-        <w:rPr>
-          <w:b w:val="0"/>
-        </w:rPr>
-        <w:t xml:space="preserve">Exit: accept a concrete variation with its predicted outcome and a stated condition that would challenge the </w:t>
-      </w:r>
-      <w:r>
-        <w:rPr>
-          <w:b/>
-        </w:rPr>
-        <w:t>mechanism</w:t>
-      </w:r>
-      <w:r>
-        <w:rPr>
-          <w:b w:val="0"/>
-        </w:rPr>
-        <w:t xml:space="preserve">; reject a claim resting on unmeasured </w:t>
-      </w:r>
-      <w:r>
-        <w:rPr>
-          <w:b/>
-        </w:rPr>
-        <w:t>evidence</w:t>
-      </w:r>
-      <w:r>
-        <w:rPr>
-          <w:b w:val="0"/>
-        </w:rPr>
-        <w:t>.</w:t>
-      </w:r>
-    </w:p>
-    <w:p>
-      <w:pPr>
-        <w:pStyle w:val="Heading3"/>
-      </w:pPr>
-      <w:r>
-        <w:t>Model the reasoning aloud</w:t>
-      </w:r>
-    </w:p>
-    <w:p>
-      <w:pPr>
-        <w:spacing w:line="336" w:lineRule="auto" w:after="180"/>
-      </w:pPr>
-      <w:r>
-        <w:rPr>
-          <w:b w:val="0"/>
-        </w:rPr>
-        <w:t xml:space="preserve">Use the complete worked example below before asking learners to complete W2. Reveal a small part, invite a </w:t>
-      </w:r>
-      <w:r>
-        <w:rPr>
-          <w:b/>
-        </w:rPr>
-        <w:t>prediction</w:t>
-      </w:r>
-      <w:r>
-        <w:rPr>
-          <w:b w:val="0"/>
-        </w:rPr>
-        <w:t>, then explain the deciding step.</w:t>
-      </w:r>
-    </w:p>
-    <w:p>
-      <w:pPr>
-        <w:spacing w:line="336" w:lineRule="auto" w:after="180"/>
-      </w:pPr>
-      <w:r>
-        <w:rPr>
-          <w:b w:val="0"/>
-        </w:rPr>
         <w:t>These teacher notes contain solutions; do not reveal the independent case answer during modelling.</w:t>
-      </w:r>
-    </w:p>
-    <w:p>
-      <w:pPr>
-        <w:spacing w:line="336" w:lineRule="auto" w:after="180"/>
-      </w:pPr>
-      <w:r>
-        <w:rPr>
-          <w:b w:val="0"/>
-        </w:rPr>
-        <w:t>Record ages are 6, 7, 9 days. Cache contains copies of all three.</w:t>
-      </w:r>
-    </w:p>
-    <w:p>
-      <w:pPr>
-        <w:spacing w:line="336" w:lineRule="auto" w:after="180"/>
-      </w:pPr>
-      <w:r>
-        <w:rPr>
-          <w:b w:val="0"/>
-        </w:rPr>
-        <w:t xml:space="preserve">Retain age 6; delete content ages 7 and 9 from primary and cache under the policy. Retain only allowed audit metadata; backups need their stated expiry </w:t>
-      </w:r>
-      <w:r>
-        <w:rPr>
-          <w:b/>
-        </w:rPr>
-        <w:t>process</w:t>
-      </w:r>
-      <w:r>
-        <w:rPr>
-          <w:b w:val="0"/>
-        </w:rPr>
-        <w:t>.</w:t>
-      </w:r>
-    </w:p>
-    <w:p>
-      <w:pPr>
-        <w:pStyle w:val="Heading3"/>
-      </w:pPr>
-      <w:r>
-        <w:t>Model the reasoning aloud · 4</w:t>
-      </w:r>
-    </w:p>
-    <w:p>
-      <w:pPr>
-        <w:spacing w:line="336" w:lineRule="auto" w:after="180"/>
-      </w:pPr>
-      <w:r>
-        <w:rPr>
-          <w:b w:val="0"/>
-        </w:rPr>
-        <w:t xml:space="preserve">Compare the intermediate </w:t>
-      </w:r>
-      <w:r>
-        <w:rPr>
-          <w:b/>
-        </w:rPr>
-        <w:t>evidence</w:t>
-      </w:r>
-      <w:r>
-        <w:rPr>
-          <w:b w:val="0"/>
-        </w:rPr>
-        <w:t xml:space="preserve"> with the final statement. Explain why each number or decision follows from the stated </w:t>
-      </w:r>
-      <w:r>
-        <w:rPr>
-          <w:b/>
-        </w:rPr>
-        <w:t>input</w:t>
-      </w:r>
-      <w:r>
-        <w:rPr>
-          <w:b w:val="0"/>
-        </w:rPr>
-        <w:t>s.</w:t>
-      </w:r>
-    </w:p>
-    <w:p>
-      <w:pPr>
-        <w:spacing w:line="336" w:lineRule="auto" w:after="180"/>
-      </w:pPr>
-      <w:r>
-        <w:rPr>
-          <w:b w:val="0"/>
-        </w:rPr>
-        <w:t xml:space="preserve">The conclusion belongs to this scenario and procedure; changing the </w:t>
-      </w:r>
-      <w:r>
-        <w:rPr>
-          <w:b/>
-        </w:rPr>
-        <w:t>input</w:t>
-      </w:r>
-      <w:r>
-        <w:rPr>
-          <w:b w:val="0"/>
-        </w:rPr>
-        <w:t>s, evaluation population or authority can change what it establishes. Retain the raw record so a later revision can be compared honestly.</w:t>
       </w:r>
     </w:p>
     <w:tbl>
@@ -1378,41 +2486,10 @@
     </w:p>
     <w:p>
       <w:pPr>
-        <w:spacing w:line="336" w:lineRule="auto" w:after="180"/>
-      </w:pPr>
-      <w:r>
-        <w:rPr>
-          <w:b w:val="0"/>
-        </w:rPr>
-        <w:t>Delete every listed copy. A fictional policy deletes transcripts at age seven days or older, including listed backups.</w:t>
-      </w:r>
-    </w:p>
-    <w:p>
-      <w:pPr>
         <w:pStyle w:val="Heading3"/>
       </w:pPr>
       <w:r>
         <w:t>The facts we will use</w:t>
-      </w:r>
-    </w:p>
-    <w:p>
-      <w:pPr>
-        <w:pStyle w:val="Heading3"/>
-      </w:pPr>
-      <w:r>
-        <w:t>Supplied facts</w:t>
-      </w:r>
-    </w:p>
-    <w:p>
-      <w:pPr>
-        <w:spacing w:line="336" w:lineRule="auto" w:after="180"/>
-        <w:shd w:fill="F1F6FC"/>
-      </w:pPr>
-      <w:r>
-        <w:rPr>
-          <w:b w:val="0"/>
-        </w:rPr>
-        <w:t>T1 is six days old. T2 is seven days old with one backup. Scope lists primary storage and that backup only.</w:t>
       </w:r>
     </w:p>
     <w:p>
@@ -1420,7 +2497,7 @@
         <w:drawing>
           <wp:inline xmlns:a="http://schemas.openxmlformats.org/drawingml/2006/main" xmlns:pic="http://schemas.openxmlformats.org/drawingml/2006/picture">
             <wp:extent cx="5486400" cy="5185229"/>
-            <wp:docPr id="1" name="Picture 1" descr="Data retention and deletion. Check age: Keep T1 for now; T2 reaches the deletion boundary.. Find copies: T2 is present in two declared locations.. Verify removal: The scoped deletion passes only after both T2 copies are removed."/>
+            <wp:docPr id="2" name="Picture 2" descr="Data retention and deletion. Check age: Keep T1 for now; T2 reaches the deletion boundary.. Find copies: T2 is present in two declared locations.. Verify removal: The scoped deletion passes only after both T2 copies are removed."/>
             <wp:cNvGraphicFramePr>
               <a:graphicFrameLocks noChangeAspect="1"/>
             </wp:cNvGraphicFramePr>
@@ -1432,7 +2509,7 @@
                     <pic:cNvPicPr/>
                   </pic:nvPicPr>
                   <pic:blipFill>
-                    <a:blip r:embed="rId9"/>
+                    <a:blip r:embed="rId10"/>
                     <a:stretch>
                       <a:fillRect/>
                     </a:stretch>
@@ -1456,114 +2533,7 @@
         <w:pStyle w:val="Heading3"/>
       </w:pPr>
       <w:r>
-        <w:t>Read the picture one step at a time</w:t>
-      </w:r>
-    </w:p>
-    <w:tbl>
-      <w:tblPr>
-        <w:tblStyle w:val="LightShading-Accent1"/>
-        <w:tblW w:type="auto" w:w="0"/>
-        <w:tblLook w:firstColumn="1" w:firstRow="1" w:lastColumn="0" w:lastRow="0" w:noHBand="0" w:noVBand="1" w:val="04A0"/>
-      </w:tblPr>
-      <w:tblGrid>
-        <w:gridCol w:w="5112"/>
-        <w:gridCol w:w="5112"/>
-      </w:tblGrid>
-      <w:tr>
-        <w:trPr>
-          <w:tblHeader/>
-        </w:trPr>
-        <w:tc>
-          <w:tcPr>
-            <w:tcW w:type="dxa" w:w="5112"/>
-          </w:tcPr>
-          <w:p>
-            <w:r>
-              <w:t>Step</w:t>
-            </w:r>
-          </w:p>
-        </w:tc>
-        <w:tc>
-          <w:tcPr>
-            <w:tcW w:type="dxa" w:w="5112"/>
-          </w:tcPr>
-          <w:p>
-            <w:r>
-              <w:t>What happens and why</w:t>
-            </w:r>
-          </w:p>
-        </w:tc>
-      </w:tr>
-      <w:tr>
-        <w:tc>
-          <w:tcPr>
-            <w:tcW w:type="dxa" w:w="5112"/>
-          </w:tcPr>
-          <w:p>
-            <w:r>
-              <w:t>1. Check age</w:t>
-            </w:r>
-          </w:p>
-        </w:tc>
-        <w:tc>
-          <w:tcPr>
-            <w:tcW w:type="dxa" w:w="5112"/>
-          </w:tcPr>
-          <w:p>
-            <w:r>
-              <w:t>Keep T1 for now; T2 reaches the deletion boundary.</w:t>
-            </w:r>
-          </w:p>
-        </w:tc>
-      </w:tr>
-      <w:tr>
-        <w:tc>
-          <w:tcPr>
-            <w:tcW w:type="dxa" w:w="5112"/>
-          </w:tcPr>
-          <w:p>
-            <w:r>
-              <w:t>2. Find copies</w:t>
-            </w:r>
-          </w:p>
-        </w:tc>
-        <w:tc>
-          <w:tcPr>
-            <w:tcW w:type="dxa" w:w="5112"/>
-          </w:tcPr>
-          <w:p>
-            <w:r>
-              <w:t>T2 is present in two declared locations.</w:t>
-            </w:r>
-          </w:p>
-        </w:tc>
-      </w:tr>
-      <w:tr>
-        <w:tc>
-          <w:tcPr>
-            <w:tcW w:type="dxa" w:w="5112"/>
-          </w:tcPr>
-          <w:p>
-            <w:r>
-              <w:t>3. Verify removal</w:t>
-            </w:r>
-          </w:p>
-        </w:tc>
-        <w:tc>
-          <w:tcPr>
-            <w:tcW w:type="dxa" w:w="5112"/>
-          </w:tcPr>
-          <w:p>
-            <w:r>
-              <w:t>The scoped deletion passes only after both T2 copies are removed.</w:t>
-            </w:r>
-          </w:p>
-        </w:tc>
-      </w:tr>
-    </w:tbl>
-    <w:p>
-      <w:r>
-        <w:t>Match each pictured step to the supplied facts. This is a worked teaching case, not an independent assessment.</w:t>
+        <w:t>Why this result follows</w:t>
       </w:r>
     </w:p>
     <w:p>
@@ -1571,7 +2541,7 @@
         <w:pStyle w:val="Heading3"/>
       </w:pPr>
       <w:r>
-        <w:t>Why this result follows</w:t>
+        <w:t>What this example does not establish</w:t>
       </w:r>
     </w:p>
     <w:p>
@@ -1579,137 +2549,180 @@
         <w:pStyle w:val="Heading3"/>
       </w:pPr>
       <w:r>
-        <w:t>Why the result follows</w:t>
+        <w:t>Change one thing in the pictured case</w:t>
       </w:r>
     </w:p>
     <w:p>
       <w:pPr>
-        <w:spacing w:line="336" w:lineRule="auto" w:after="180"/>
-        <w:shd w:fill="F1F6FC"/>
-      </w:pPr>
-      <w:r>
-        <w:rPr>
-          <w:b w:val="0"/>
-        </w:rPr>
-        <w:t>Retention requires an age rule and an inventory. Deleting the visible copy alone does not demonstrate removal of listed backups.</w:t>
+        <w:pStyle w:val="Heading3"/>
+      </w:pPr>
+      <w:r>
+        <w:t>Ask while showing the picture</w:t>
       </w:r>
     </w:p>
     <w:p>
       <w:pPr>
-        <w:pStyle w:val="Heading3"/>
-      </w:pPr>
-      <w:r>
-        <w:t>What this example does not establish</w:t>
+        <w:spacing w:line="336" w:lineRule="auto" w:after="180"/>
+      </w:pPr>
+      <w:r>
+        <w:rPr>
+          <w:b w:val="0"/>
+        </w:rPr>
+        <w:t xml:space="preserve">Cover the result. Ask learners to name the </w:t>
+      </w:r>
+      <w:r>
+        <w:rPr>
+          <w:b/>
+        </w:rPr>
+        <w:t>input</w:t>
+      </w:r>
+      <w:r>
+        <w:rPr>
+          <w:b w:val="0"/>
+        </w:rPr>
+        <w:t xml:space="preserve">s and predict the next step. Uncover one step, connect the icon to the actual procedure, and explain its </w:t>
+      </w:r>
+      <w:r>
+        <w:rPr>
+          <w:b/>
+        </w:rPr>
+        <w:t>evidence</w:t>
+      </w:r>
+      <w:r>
+        <w:rPr>
+          <w:b w:val="0"/>
+        </w:rPr>
+        <w:t>. Then change the supplied condition and compare.</w:t>
       </w:r>
     </w:p>
     <w:p>
       <w:pPr>
-        <w:pStyle w:val="Heading3"/>
-      </w:pPr>
-      <w:r>
-        <w:t>Keep the stated limit</w:t>
+        <w:spacing w:line="336" w:lineRule="auto" w:after="180"/>
+      </w:pPr>
+      <w:r>
+        <w:rPr>
+          <w:b w:val="0"/>
+        </w:rPr>
+        <w:t>The picture is a representation; it does not document execution of a real AI model.</w:t>
       </w:r>
     </w:p>
     <w:p>
       <w:pPr>
-        <w:spacing w:line="336" w:lineRule="auto" w:after="180"/>
-        <w:shd w:fill="FFF5E6"/>
-      </w:pPr>
-      <w:r>
-        <w:rPr>
-          <w:b w:val="0"/>
-        </w:rPr>
-        <w:t>The inventory cannot prove deletion from unknown locations; document scope and investigate untracked copies.</w:t>
+        <w:pStyle w:val="Heading1"/>
+      </w:pPr>
+      <w:r>
+        <w:t>03. Model a step,then remove help</w:t>
       </w:r>
     </w:p>
     <w:p>
-      <w:pPr>
-        <w:pStyle w:val="Heading3"/>
-      </w:pPr>
-      <w:r>
-        <w:t>Change one thing in the pictured case</w:t>
+      <w:r>
+        <w:t>Collect each learner’s reasoning before showing a key.</w:t>
       </w:r>
     </w:p>
     <w:p>
       <w:pPr>
-        <w:pStyle w:val="Heading3"/>
-      </w:pPr>
-      <w:r>
-        <w:t>Change one thing</w:t>
+        <w:pStyle w:val="Heading2"/>
+      </w:pPr>
+      <w:r>
+        <w:t>Current completion task and checked reasoning</w:t>
       </w:r>
     </w:p>
     <w:p>
       <w:pPr>
         <w:spacing w:line="336" w:lineRule="auto" w:after="180"/>
-        <w:shd w:fill="F5F1FB"/>
       </w:pPr>
       <w:r>
         <w:rPr>
           <w:b w:val="0"/>
         </w:rPr>
-        <w:t>Change: Primary deletion succeeds but backup deletion fails.</w:t>
+        <w:t>Completion task: Record ages are 6, 7, 9 days. Cache contains copies of all three. Show the intermediate steps and give the conclusion with its scope.</w:t>
       </w:r>
     </w:p>
     <w:p>
       <w:pPr>
-        <w:pStyle w:val="Heading3"/>
-      </w:pPr>
-      <w:r>
-        <w:t>Predicted result</w:t>
+        <w:spacing w:line="336" w:lineRule="auto" w:after="180"/>
+      </w:pPr>
+      <w:r>
+        <w:rPr>
+          <w:b w:val="0"/>
+        </w:rPr>
+        <w:t xml:space="preserve">Teacher check: Teacher explanation: Retain age 6; delete content ages 7 and 9 from primary and cache under the policy. Retain only allowed audit metadata; backups need their stated expiry </w:t>
+      </w:r>
+      <w:r>
+        <w:rPr>
+          <w:b/>
+        </w:rPr>
+        <w:t>process</w:t>
+      </w:r>
+      <w:r>
+        <w:rPr>
+          <w:b w:val="0"/>
+        </w:rPr>
+        <w:t>.</w:t>
       </w:r>
     </w:p>
     <w:p>
       <w:pPr>
         <w:spacing w:line="336" w:lineRule="auto" w:after="180"/>
-        <w:shd w:fill="F1F6FC"/>
-      </w:pPr>
+      </w:pPr>
+      <w:r>
+        <w:rPr>
+          <w:b w:val="0"/>
+        </w:rPr>
+        <w:t xml:space="preserve">Start by identifying the given </w:t>
+      </w:r>
       <w:r>
         <w:rPr>
           <w:b/>
         </w:rPr>
-        <w:t>Prediction</w:t>
+        <w:t>input</w:t>
       </w:r>
       <w:r>
         <w:rPr>
           <w:b w:val="0"/>
         </w:rPr>
-        <w:t>: Record incomplete deletion and follow the retry or escalation procedure.</w:t>
+        <w:t>s together. Leave the intermediate steps blank. If needed, model one step, then withdraw that help on the next step. Move to a full trace only when the partial trace is understood.</w:t>
       </w:r>
     </w:p>
     <w:p>
       <w:pPr>
-        <w:pStyle w:val="Heading3"/>
-      </w:pPr>
-      <w:r>
-        <w:t>Why the result follows</w:t>
+        <w:spacing w:line="336" w:lineRule="auto" w:after="180"/>
+      </w:pPr>
+      <w:r>
+        <w:rPr>
+          <w:b w:val="0"/>
+        </w:rPr>
+        <w:t>For partners, alternate explainer and checker; collect a response from every learner before discussion.</w:t>
       </w:r>
     </w:p>
     <w:p>
       <w:pPr>
-        <w:spacing w:line="336" w:lineRule="auto" w:after="180"/>
-        <w:shd w:fill="F1F6FC"/>
-      </w:pPr>
-      <w:r>
-        <w:rPr>
-          <w:b w:val="0"/>
-        </w:rPr>
-        <w:t>Reason: One required copy remains in the declared scope.</w:t>
+        <w:pStyle w:val="Heading2"/>
+      </w:pPr>
+      <w:r>
+        <w:t>Individual misconception check</w:t>
       </w:r>
     </w:p>
     <w:p>
       <w:pPr>
-        <w:pStyle w:val="Heading3"/>
-      </w:pPr>
-      <w:r>
-        <w:t>Ask while showing the picture</w:t>
+        <w:spacing w:line="336" w:lineRule="auto" w:after="180"/>
+      </w:pPr>
+      <w:r>
+        <w:rPr>
+          <w:b w:val="0"/>
+        </w:rPr>
+        <w:t>Use the worked case for Data retention and deletion. Proposed explanation: “The worked result establishes every future case”. Decide whether this explanation is supported.</w:t>
       </w:r>
     </w:p>
     <w:p>
       <w:pPr>
-        <w:pStyle w:val="Heading3"/>
-      </w:pPr>
-      <w:r>
-        <w:t>Ask while showing the picture · 5</w:t>
+        <w:spacing w:line="336" w:lineRule="auto" w:after="180"/>
+      </w:pPr>
+      <w:r>
+        <w:rPr>
+          <w:b w:val="0"/>
+        </w:rPr>
+        <w:t>Point to the step or supplied fact that decides; explain your repair if needed.</w:t>
       </w:r>
     </w:p>
     <w:p>
@@ -1720,31 +2733,7 @@
         <w:rPr>
           <w:b w:val="0"/>
         </w:rPr>
-        <w:t xml:space="preserve">Cover the result. Ask learners to name the </w:t>
-      </w:r>
-      <w:r>
-        <w:rPr>
-          <w:b/>
-        </w:rPr>
-        <w:t>input</w:t>
-      </w:r>
-      <w:r>
-        <w:rPr>
-          <w:b w:val="0"/>
-        </w:rPr>
-        <w:t xml:space="preserve">s and predict the next step. Uncover one step, connect the icon to the actual procedure, and explain its </w:t>
-      </w:r>
-      <w:r>
-        <w:rPr>
-          <w:b/>
-        </w:rPr>
-        <w:t>evidence</w:t>
-      </w:r>
-      <w:r>
-        <w:rPr>
-          <w:b w:val="0"/>
-        </w:rPr>
-        <w:t>. Then change the supplied condition and compare.</w:t>
+        <w:t>Expected correction: This fictional retention exercise is not a statement of legal retention requirements.</w:t>
       </w:r>
     </w:p>
     <w:p>
@@ -1755,20 +2744,202 @@
         <w:rPr>
           <w:b w:val="0"/>
         </w:rPr>
-        <w:t>The picture is a representation; it does not document execution of a real AI model.</w:t>
+        <w:t>Collect explanations, not only yes/no votes. If a misunderstanding is common, re-model the relevant step for the class.</w:t>
       </w:r>
     </w:p>
     <w:p>
       <w:pPr>
-        <w:pStyle w:val="Heading1"/>
-      </w:pPr>
-      <w:r>
-        <w:t>03. Demonstrate and guide practice</w:t>
+        <w:spacing w:line="336" w:lineRule="auto" w:after="180"/>
+      </w:pPr>
+      <w:r>
+        <w:rPr>
+          <w:b w:val="0"/>
+        </w:rPr>
+        <w:t>If it affects a few learners, give a short targeted group explanation while others solve a more demanding variation.</w:t>
       </w:r>
     </w:p>
     <w:p>
-      <w:r>
-        <w:t>Demonstrate Data retention and deletion, reduce support deliberately and check individual reasoning before discussing answers.</w:t>
+      <w:pPr>
+        <w:pStyle w:val="Heading2"/>
+      </w:pPr>
+      <w:r>
+        <w:t>Pictured reasoning and changed case</w:t>
+      </w:r>
+    </w:p>
+    <w:p>
+      <w:pPr>
+        <w:spacing w:line="336" w:lineRule="auto" w:after="180"/>
+      </w:pPr>
+      <w:r>
+        <w:rPr>
+          <w:b w:val="0"/>
+        </w:rPr>
+        <w:t>Apply the seven-day boundary to T1 and T2. How many T2 locations need verification, and may deletion be called complete if its backup remains?</w:t>
+      </w:r>
+    </w:p>
+    <w:p>
+      <w:pPr>
+        <w:spacing w:line="336" w:lineRule="auto" w:after="180"/>
+      </w:pPr>
+      <w:r>
+        <w:rPr>
+          <w:b w:val="0"/>
+        </w:rPr>
+        <w:t xml:space="preserve">Keep T1 for now; T2 reaches the </w:t>
+      </w:r>
+      <w:r>
+        <w:rPr>
+          <w:b/>
+        </w:rPr>
+        <w:t>deletion boundary</w:t>
+      </w:r>
+      <w:r>
+        <w:rPr>
+          <w:b w:val="0"/>
+        </w:rPr>
+        <w:t>. T2 is present in two declared locations. The scoped deletion passes only after both T2 copies are removed.</w:t>
+      </w:r>
+    </w:p>
+    <w:p>
+      <w:pPr>
+        <w:spacing w:line="336" w:lineRule="auto" w:after="180"/>
+      </w:pPr>
+      <w:r>
+        <w:rPr>
+          <w:b w:val="0"/>
+        </w:rPr>
+        <w:t>Changed case: Record incomplete deletion and follow the retry or escalation procedure. One required copy remains in the declared scope.</w:t>
+      </w:r>
+    </w:p>
+    <w:p>
+      <w:pPr>
+        <w:spacing w:line="336" w:lineRule="auto" w:after="180"/>
+      </w:pPr>
+      <w:r>
+        <w:rPr>
+          <w:b w:val="0"/>
+        </w:rPr>
+        <w:t>Changed-case reasoning: Record incomplete deletion and follow the retry or escalation procedure. One required copy remains in the declared scope.</w:t>
+      </w:r>
+    </w:p>
+    <w:p>
+      <w:pPr>
+        <w:spacing w:line="336" w:lineRule="auto" w:after="180"/>
+      </w:pPr>
+      <w:r>
+        <w:rPr>
+          <w:b w:val="0"/>
+        </w:rPr>
+        <w:t xml:space="preserve">Collect each learner’s explanation before discussion. Use the first missing connection between </w:t>
+      </w:r>
+      <w:r>
+        <w:rPr>
+          <w:b/>
+        </w:rPr>
+        <w:t>input</w:t>
+      </w:r>
+      <w:r>
+        <w:rPr>
+          <w:b w:val="0"/>
+        </w:rPr>
+        <w:t xml:space="preserve">, deciding step and result to choose support. This question is worked-case practice, not fresh mastery </w:t>
+      </w:r>
+      <w:r>
+        <w:rPr>
+          <w:b/>
+        </w:rPr>
+        <w:t>evidence</w:t>
+      </w:r>
+      <w:r>
+        <w:rPr>
+          <w:b w:val="0"/>
+        </w:rPr>
+        <w:t>.</w:t>
+      </w:r>
+    </w:p>
+    <w:p>
+      <w:pPr>
+        <w:pStyle w:val="Heading2"/>
+      </w:pPr>
+      <w:r>
+        <w:t>Accessible support and extension</w:t>
+      </w:r>
+    </w:p>
+    <w:p>
+      <w:pPr>
+        <w:spacing w:line="336" w:lineRule="auto" w:after="180"/>
+      </w:pPr>
+      <w:r>
+        <w:rPr>
+          <w:b w:val="0"/>
+        </w:rPr>
+        <w:t xml:space="preserve">Use See how it works and Follow a worked example. Collect a </w:t>
+      </w:r>
+      <w:r>
+        <w:rPr>
+          <w:b/>
+        </w:rPr>
+        <w:t>prediction</w:t>
+      </w:r>
+      <w:r>
+        <w:rPr>
+          <w:b w:val="0"/>
+        </w:rPr>
+        <w:t xml:space="preserve"> before revealing its result; ask the learner to point to each intermediate fact.</w:t>
+      </w:r>
+    </w:p>
+    <w:p>
+      <w:pPr>
+        <w:spacing w:line="336" w:lineRule="auto" w:after="180"/>
+      </w:pPr>
+      <w:r>
+        <w:rPr>
+          <w:b w:val="0"/>
+        </w:rPr>
+        <w:t xml:space="preserve">Provide an </w:t>
+      </w:r>
+      <w:r>
+        <w:rPr>
+          <w:b/>
+        </w:rPr>
+        <w:t>input</w:t>
+      </w:r>
+      <w:r>
+        <w:rPr>
+          <w:b w:val="0"/>
+        </w:rPr>
+        <w:t>/procedure/result/limit frame and a calculator when needed. Ask students to identify the first step before completing the whole trace.</w:t>
+      </w:r>
+    </w:p>
+    <w:p>
+      <w:pPr>
+        <w:spacing w:line="336" w:lineRule="auto" w:after="180"/>
+      </w:pPr>
+      <w:r>
+        <w:rPr>
+          <w:b w:val="0"/>
+        </w:rPr>
+        <w:t xml:space="preserve">Extension: compare two concrete variants of this </w:t>
+      </w:r>
+      <w:r>
+        <w:rPr>
+          <w:b/>
+        </w:rPr>
+        <w:t>mechanism</w:t>
+      </w:r>
+      <w:r>
+        <w:rPr>
+          <w:b w:val="0"/>
+        </w:rPr>
+        <w:t xml:space="preserve"> while holding unrelated conditions fixed; report both successful and unsuccessful outcomes.</w:t>
+      </w:r>
+    </w:p>
+    <w:p>
+      <w:pPr>
+        <w:pStyle w:val="Heading2"/>
+      </w:pPr>
+      <w:r>
+        <w:t>Earlier wording, alternatives and picture transcripts · reference / check after trying</w:t>
       </w:r>
     </w:p>
     <w:tbl>
@@ -1985,71 +3156,26 @@
     </w:tbl>
     <w:p>
       <w:pPr>
-        <w:spacing w:line="336" w:lineRule="auto" w:after="180"/>
-      </w:pPr>
-      <w:r>
-        <w:rPr>
-          <w:b w:val="0"/>
-        </w:rPr>
-        <w:t xml:space="preserve">Use See how it works and Follow a worked example. Collect a </w:t>
-      </w:r>
-      <w:r>
-        <w:rPr>
-          <w:b/>
-        </w:rPr>
-        <w:t>prediction</w:t>
-      </w:r>
-      <w:r>
-        <w:rPr>
-          <w:b w:val="0"/>
-        </w:rPr>
-        <w:t xml:space="preserve"> before revealing its result; ask the learner to point to each intermediate fact.</w:t>
+        <w:pStyle w:val="Heading3"/>
+      </w:pPr>
+      <w:r>
+        <w:t>Reduce help deliberately</w:t>
       </w:r>
     </w:p>
     <w:p>
       <w:pPr>
-        <w:spacing w:line="336" w:lineRule="auto" w:after="180"/>
-      </w:pPr>
-      <w:r>
-        <w:rPr>
-          <w:b w:val="0"/>
-        </w:rPr>
-        <w:t xml:space="preserve">Provide an </w:t>
-      </w:r>
-      <w:r>
-        <w:rPr>
-          <w:b/>
-        </w:rPr>
-        <w:t>input</w:t>
-      </w:r>
-      <w:r>
-        <w:rPr>
-          <w:b w:val="0"/>
-        </w:rPr>
-        <w:t>/procedure/result/limit frame and a calculator when needed. Ask students to identify the first step before completing the whole trace.</w:t>
+        <w:pStyle w:val="Heading3"/>
+      </w:pPr>
+      <w:r>
+        <w:t>Individual reasoning check</w:t>
       </w:r>
     </w:p>
     <w:p>
       <w:pPr>
-        <w:spacing w:line="336" w:lineRule="auto" w:after="180"/>
-      </w:pPr>
-      <w:r>
-        <w:rPr>
-          <w:b w:val="0"/>
-        </w:rPr>
-        <w:t xml:space="preserve">Extension: compare two concrete variants of this </w:t>
-      </w:r>
-      <w:r>
-        <w:rPr>
-          <w:b/>
-        </w:rPr>
-        <w:t>mechanism</w:t>
-      </w:r>
-      <w:r>
-        <w:rPr>
-          <w:b w:val="0"/>
-        </w:rPr>
-        <w:t xml:space="preserve"> while holding unrelated conditions fixed; report both successful and unsuccessful outcomes.</w:t>
+        <w:pStyle w:val="Heading3"/>
+      </w:pPr>
+      <w:r>
+        <w:t>Pictorial practice question</w:t>
       </w:r>
     </w:p>
     <w:p>
@@ -2057,59 +3183,39 @@
         <w:pStyle w:val="Heading3"/>
       </w:pPr>
       <w:r>
-        <w:t>Reduce help deliberately</w:t>
+        <w:t>Reasoned teacher answer</w:t>
       </w:r>
     </w:p>
     <w:p>
       <w:pPr>
-        <w:pStyle w:val="Heading3"/>
-      </w:pPr>
-      <w:r>
-        <w:t>Completion practice</w:t>
+        <w:pStyle w:val="Heading1"/>
+      </w:pPr>
+      <w:r>
+        <w:t>04. Run the complete supplied investigation</w:t>
       </w:r>
     </w:p>
     <w:p>
-      <w:pPr>
-        <w:spacing w:line="336" w:lineRule="auto" w:after="180"/>
-        <w:shd w:fill="F5F1FB"/>
-      </w:pPr>
-      <w:r>
-        <w:rPr>
-          <w:b w:val="0"/>
-        </w:rPr>
-        <w:t>Completion task: Record ages are 6, 7, 9 days. Cache contains copies of all three. Show the intermediate steps and give the conclusion with its scope.</w:t>
+      <w:r>
+        <w:t>Separate predictions,actual runs and paper traces.</w:t>
       </w:r>
     </w:p>
     <w:p>
       <w:pPr>
-        <w:pStyle w:val="Heading3"/>
-      </w:pPr>
-      <w:r>
-        <w:t>Reasoning to listen for</w:t>
+        <w:pStyle w:val="Heading2"/>
+      </w:pPr>
+      <w:r>
+        <w:t>Complete inputs,expected results and limits</w:t>
       </w:r>
     </w:p>
     <w:p>
       <w:pPr>
         <w:spacing w:line="336" w:lineRule="auto" w:after="180"/>
-        <w:shd w:fill="F1F6FC"/>
       </w:pPr>
       <w:r>
         <w:rPr>
           <w:b w:val="0"/>
         </w:rPr>
-        <w:t xml:space="preserve">Teacher check: Teacher explanation: Retain age 6; delete content ages 7 and 9 from primary and cache under the policy. Retain only allowed audit metadata; backups need their stated expiry </w:t>
-      </w:r>
-      <w:r>
-        <w:rPr>
-          <w:b/>
-        </w:rPr>
-        <w:t>process</w:t>
-      </w:r>
-      <w:r>
-        <w:rPr>
-          <w:b w:val="0"/>
-        </w:rPr>
-        <w:t>.</w:t>
+        <w:t>Main age 6 content is retained; ages 7 and 9 are due in primary/cache, while backups need their separate expiry policy. Picture T2 has two listed locations and remains incomplete if its backup survives. Audit metadata uses its own 30-day clock and contains no transcript payload. Selected current 4-day rule: retain X at age 3; Y at age 4 and Z at age 5 are due.</w:t>
       </w:r>
     </w:p>
     <w:p>
@@ -2120,38 +3226,26 @@
         <w:rPr>
           <w:b w:val="0"/>
         </w:rPr>
-        <w:t xml:space="preserve">Start by identifying the given </w:t>
-      </w:r>
-      <w:r>
-        <w:rPr>
-          <w:b/>
-        </w:rPr>
-        <w:t>input</w:t>
-      </w:r>
-      <w:r>
-        <w:rPr>
-          <w:b w:val="0"/>
-        </w:rPr>
-        <w:t>s together. Leave the intermediate steps blank. If needed, model one step, then withdraw that help on the next step. Move to a full trace only when the partial trace is understood.</w:t>
+        <w:t>A full-content Y copy in a temporary log still violates the policy after its primary copy disappears. Use the current 4-day task rather than earlier 5-day practice, and keep only permitted metadata as failure evidence.</w:t>
       </w:r>
     </w:p>
     <w:p>
       <w:pPr>
-        <w:spacing w:line="336" w:lineRule="auto" w:after="180"/>
-      </w:pPr>
-      <w:r>
-        <w:rPr>
-          <w:b w:val="0"/>
-        </w:rPr>
-        <w:t>For partners, alternate explainer and checker; collect a response from every learner before discussion.</w:t>
+        <w:pStyle w:val="Heading2"/>
+      </w:pPr>
+      <w:r>
+        <w:t>Diagnose the current misconceptions</w:t>
       </w:r>
     </w:p>
     <w:p>
       <w:pPr>
-        <w:pStyle w:val="Heading3"/>
-      </w:pPr>
-      <w:r>
-        <w:t>Individual reasoning check</w:t>
+        <w:spacing w:line="336" w:lineRule="auto" w:after="180"/>
+      </w:pPr>
+      <w:r>
+        <w:rPr>
+          <w:b w:val="0"/>
+        </w:rPr>
+        <w:t>The worked result establishes every future case: This fictional retention exercise is not a statement of legal retention requirements.</w:t>
       </w:r>
     </w:p>
     <w:p>
@@ -2162,7 +3256,31 @@
         <w:rPr>
           <w:b w:val="0"/>
         </w:rPr>
-        <w:t>Use the worked case for Data retention and deletion. Proposed explanation: “The worked result establishes every future case”. Decide whether this explanation is supported.</w:t>
+        <w:t xml:space="preserve">A missing </w:t>
+      </w:r>
+      <w:r>
+        <w:rPr>
+          <w:b/>
+        </w:rPr>
+        <w:t>input</w:t>
+      </w:r>
+      <w:r>
+        <w:rPr>
+          <w:b w:val="0"/>
+        </w:rPr>
+        <w:t xml:space="preserve"> may be replaced without recording the change: A replacement changes the </w:t>
+      </w:r>
+      <w:r>
+        <w:rPr>
+          <w:b/>
+        </w:rPr>
+        <w:t>evidence</w:t>
+      </w:r>
+      <w:r>
+        <w:rPr>
+          <w:b w:val="0"/>
+        </w:rPr>
+        <w:t xml:space="preserve"> or contract. Record the change and its justification; do not silently turn unknown into a measured value.</w:t>
       </w:r>
     </w:p>
     <w:p>
@@ -2173,282 +3291,62 @@
         <w:rPr>
           <w:b w:val="0"/>
         </w:rPr>
-        <w:t>Point to the step or supplied fact that decides; explain your repair if needed.</w:t>
+        <w:t xml:space="preserve">Repeating an assessed case is new independent </w:t>
+      </w:r>
+      <w:r>
+        <w:rPr>
+          <w:b/>
+        </w:rPr>
+        <w:t>evidence</w:t>
+      </w:r>
+      <w:r>
+        <w:rPr>
+          <w:b w:val="0"/>
+        </w:rPr>
+        <w:t>: A replay checks consistency. An example used for feedback or revision cannot later be described as untouched final evaluation.</w:t>
       </w:r>
     </w:p>
     <w:p>
       <w:pPr>
-        <w:pStyle w:val="Heading3"/>
-      </w:pPr>
-      <w:r>
-        <w:t>Expected repair</w:t>
+        <w:spacing w:line="336" w:lineRule="auto" w:after="180"/>
+      </w:pPr>
+      <w:r>
+        <w:rPr>
+          <w:b w:val="0"/>
+        </w:rPr>
+        <w:t xml:space="preserve">Use Run the investigation for the </w:t>
+      </w:r>
+      <w:r>
+        <w:rPr>
+          <w:b/>
+        </w:rPr>
+        <w:t>evidence</w:t>
+      </w:r>
+      <w:r>
+        <w:rPr>
+          <w:b w:val="0"/>
+        </w:rPr>
+        <w:t xml:space="preserve"> ledger. Add a boundary or missing-</w:t>
+      </w:r>
+      <w:r>
+        <w:rPr>
+          <w:b/>
+        </w:rPr>
+        <w:t>input</w:t>
+      </w:r>
+      <w:r>
+        <w:rPr>
+          <w:b w:val="0"/>
+        </w:rPr>
+        <w:t xml:space="preserve"> case and record the expected response before checking. More successful repeats of one case do not establish wider coverage.</w:t>
       </w:r>
     </w:p>
     <w:p>
       <w:pPr>
-        <w:spacing w:line="336" w:lineRule="auto" w:after="180"/>
-        <w:shd w:fill="F1F6FC"/>
-      </w:pPr>
-      <w:r>
-        <w:rPr>
-          <w:b w:val="0"/>
-        </w:rPr>
-        <w:t>Expected correction: This fictional retention exercise is not a statement of legal retention requirements.</w:t>
-      </w:r>
-    </w:p>
-    <w:p>
-      <w:pPr>
-        <w:spacing w:line="336" w:lineRule="auto" w:after="180"/>
-      </w:pPr>
-      <w:r>
-        <w:rPr>
-          <w:b w:val="0"/>
-        </w:rPr>
-        <w:t>Collect explanations, not only yes/no votes. If a misunderstanding is common, re-model the relevant step for the class.</w:t>
-      </w:r>
-    </w:p>
-    <w:p>
-      <w:pPr>
-        <w:spacing w:line="336" w:lineRule="auto" w:after="180"/>
-      </w:pPr>
-      <w:r>
-        <w:rPr>
-          <w:b w:val="0"/>
-        </w:rPr>
-        <w:t>If it affects a few learners, give a short targeted group explanation while others solve a more demanding variation.</w:t>
-      </w:r>
-    </w:p>
-    <w:p>
-      <w:pPr>
-        <w:pStyle w:val="Heading3"/>
-      </w:pPr>
-      <w:r>
-        <w:t>Pictorial practice question</w:t>
-      </w:r>
-    </w:p>
-    <w:p>
-      <w:pPr>
-        <w:spacing w:line="336" w:lineRule="auto" w:after="180"/>
-        <w:shd w:fill="F5F1FB"/>
-      </w:pPr>
-      <w:r>
-        <w:rPr>
-          <w:b w:val="0"/>
-        </w:rPr>
-        <w:t>Apply the seven-day boundary to T1 and T2. How many T2 locations need verification, and may deletion be called complete if its backup remains?</w:t>
-      </w:r>
-    </w:p>
-    <w:p>
-      <w:pPr>
-        <w:pStyle w:val="Heading3"/>
-      </w:pPr>
-      <w:r>
-        <w:t>Reasoned teacher answer</w:t>
-      </w:r>
-    </w:p>
-    <w:p>
-      <w:pPr>
-        <w:spacing w:line="336" w:lineRule="auto" w:after="180"/>
-      </w:pPr>
-      <w:r>
-        <w:rPr>
-          <w:b w:val="0"/>
-        </w:rPr>
-        <w:t xml:space="preserve">Keep T1 for now; T2 reaches the </w:t>
-      </w:r>
-      <w:r>
-        <w:rPr>
-          <w:b/>
-        </w:rPr>
-        <w:t>deletion boundary</w:t>
-      </w:r>
-      <w:r>
-        <w:rPr>
-          <w:b w:val="0"/>
-        </w:rPr>
-        <w:t>. T2 is present in two declared locations. The scoped deletion passes only after both T2 copies are removed.</w:t>
-      </w:r>
-    </w:p>
-    <w:p>
-      <w:pPr>
-        <w:spacing w:line="336" w:lineRule="auto" w:after="180"/>
-      </w:pPr>
-      <w:r>
-        <w:rPr>
-          <w:b w:val="0"/>
-        </w:rPr>
-        <w:t>Changed case: Record incomplete deletion and follow the retry or escalation procedure. One required copy remains in the declared scope.</w:t>
-      </w:r>
-    </w:p>
-    <w:p>
-      <w:pPr>
-        <w:spacing w:line="336" w:lineRule="auto" w:after="180"/>
-      </w:pPr>
-      <w:r>
-        <w:rPr>
-          <w:b w:val="0"/>
-        </w:rPr>
-        <w:t>Changed-case reasoning: Record incomplete deletion and follow the retry or escalation procedure. One required copy remains in the declared scope.</w:t>
-      </w:r>
-    </w:p>
-    <w:p>
-      <w:pPr>
-        <w:spacing w:line="336" w:lineRule="auto" w:after="180"/>
-      </w:pPr>
-      <w:r>
-        <w:rPr>
-          <w:b w:val="0"/>
-        </w:rPr>
-        <w:t xml:space="preserve">Collect each learner’s explanation before discussion. Use the first missing connection between </w:t>
-      </w:r>
-      <w:r>
-        <w:rPr>
-          <w:b/>
-        </w:rPr>
-        <w:t>input</w:t>
-      </w:r>
-      <w:r>
-        <w:rPr>
-          <w:b w:val="0"/>
-        </w:rPr>
-        <w:t xml:space="preserve">, deciding step and result to choose support. This question is worked-case practice, not fresh mastery </w:t>
-      </w:r>
-      <w:r>
-        <w:rPr>
-          <w:b/>
-        </w:rPr>
-        <w:t>evidence</w:t>
-      </w:r>
-      <w:r>
-        <w:rPr>
-          <w:b w:val="0"/>
-        </w:rPr>
-        <w:t>.</w:t>
-      </w:r>
-    </w:p>
-    <w:p>
-      <w:pPr>
-        <w:pStyle w:val="Heading1"/>
-      </w:pPr>
-      <w:r>
-        <w:t>04. Run the investigation and diagnose misconceptions</w:t>
-      </w:r>
-    </w:p>
-    <w:p>
-      <w:r>
-        <w:t>Run the Data retention and deletion investigation and use the first unsupported step to choose a teaching response.</w:t>
-      </w:r>
-    </w:p>
-    <w:p>
-      <w:pPr>
-        <w:spacing w:line="336" w:lineRule="auto" w:after="180"/>
-      </w:pPr>
-      <w:r>
-        <w:rPr>
-          <w:b w:val="0"/>
-        </w:rPr>
-        <w:t>The worked result establishes every future case: This fictional retention exercise is not a statement of legal retention requirements.</w:t>
-      </w:r>
-    </w:p>
-    <w:p>
-      <w:pPr>
-        <w:spacing w:line="336" w:lineRule="auto" w:after="180"/>
-      </w:pPr>
-      <w:r>
-        <w:rPr>
-          <w:b w:val="0"/>
-        </w:rPr>
-        <w:t xml:space="preserve">A missing </w:t>
-      </w:r>
-      <w:r>
-        <w:rPr>
-          <w:b/>
-        </w:rPr>
-        <w:t>input</w:t>
-      </w:r>
-      <w:r>
-        <w:rPr>
-          <w:b w:val="0"/>
-        </w:rPr>
-        <w:t xml:space="preserve"> may be replaced without recording the change: A replacement changes the </w:t>
-      </w:r>
-      <w:r>
-        <w:rPr>
-          <w:b/>
-        </w:rPr>
-        <w:t>evidence</w:t>
-      </w:r>
-      <w:r>
-        <w:rPr>
-          <w:b w:val="0"/>
-        </w:rPr>
-        <w:t xml:space="preserve"> or contract. Record the change and its justification; do not silently turn unknown into a measured value.</w:t>
-      </w:r>
-    </w:p>
-    <w:p>
-      <w:pPr>
-        <w:spacing w:line="336" w:lineRule="auto" w:after="180"/>
-      </w:pPr>
-      <w:r>
-        <w:rPr>
-          <w:b w:val="0"/>
-        </w:rPr>
-        <w:t xml:space="preserve">Repeating an assessed case is new independent </w:t>
-      </w:r>
-      <w:r>
-        <w:rPr>
-          <w:b/>
-        </w:rPr>
-        <w:t>evidence</w:t>
-      </w:r>
-      <w:r>
-        <w:rPr>
-          <w:b w:val="0"/>
-        </w:rPr>
-        <w:t>: A replay checks consistency. An example used for feedback or revision cannot later be described as untouched final evaluation.</w:t>
-      </w:r>
-    </w:p>
-    <w:p>
-      <w:pPr>
-        <w:spacing w:line="336" w:lineRule="auto" w:after="180"/>
-      </w:pPr>
-      <w:r>
-        <w:rPr>
-          <w:b w:val="0"/>
-        </w:rPr>
-        <w:t xml:space="preserve">Use Run the investigation for the </w:t>
-      </w:r>
-      <w:r>
-        <w:rPr>
-          <w:b/>
-        </w:rPr>
-        <w:t>evidence</w:t>
-      </w:r>
-      <w:r>
-        <w:rPr>
-          <w:b w:val="0"/>
-        </w:rPr>
-        <w:t xml:space="preserve"> ledger. Add a boundary or missing-</w:t>
-      </w:r>
-      <w:r>
-        <w:rPr>
-          <w:b/>
-        </w:rPr>
-        <w:t>input</w:t>
-      </w:r>
-      <w:r>
-        <w:rPr>
-          <w:b w:val="0"/>
-        </w:rPr>
-        <w:t xml:space="preserve"> case and record the expected response before checking. More successful repeats of one case do not establish wider coverage.</w:t>
-      </w:r>
-    </w:p>
-    <w:p>
-      <w:pPr>
-        <w:pStyle w:val="Heading3"/>
-      </w:pPr>
-      <w:r>
-        <w:t>Match the support to the first error</w:t>
+        <w:pStyle w:val="Heading2"/>
+      </w:pPr>
+      <w:r>
+        <w:t>Choose accessible support</w:t>
       </w:r>
     </w:p>
     <w:tbl>
@@ -2621,57 +3519,39 @@
     </w:p>
     <w:p>
       <w:pPr>
-        <w:pStyle w:val="Heading1"/>
-      </w:pPr>
-      <w:r>
-        <w:t>05. Assess and explain the answers</w:t>
+        <w:pStyle w:val="Heading2"/>
+      </w:pPr>
+      <w:r>
+        <w:t>Earlier wording, alternatives and picture transcripts · reference / check after trying</w:t>
       </w:r>
     </w:p>
     <w:p>
-      <w:r>
-        <w:t>Use the Data retention and deletion questions, teacher keys and criteria after the relevant attempts. Previously discussed cases are practice; protect the separately selected independent task.</w:t>
+      <w:pPr>
+        <w:pStyle w:val="Heading3"/>
+      </w:pPr>
+      <w:r>
+        <w:t>Match the support to the first error</w:t>
       </w:r>
     </w:p>
     <w:p>
       <w:pPr>
-        <w:pStyle w:val="Heading3"/>
-      </w:pPr>
-      <w:r>
-        <w:t>Guided and exit questions</w:t>
+        <w:pStyle w:val="Heading1"/>
+      </w:pPr>
+      <w:r>
+        <w:t>05. Assess the new service scenario</w:t>
       </w:r>
     </w:p>
     <w:p>
-      <w:pPr>
-        <w:spacing w:line="336" w:lineRule="auto" w:after="180"/>
-      </w:pPr>
-      <w:r>
-        <w:rPr>
-          <w:b w:val="0"/>
-        </w:rPr>
-        <w:t xml:space="preserve">Guided: Retain age 6; delete content ages 7 and 9 from primary and cache under the policy. Retain only allowed audit metadata; backups need their stated expiry </w:t>
-      </w:r>
-      <w:r>
-        <w:rPr>
-          <w:b/>
-        </w:rPr>
-        <w:t>process</w:t>
-      </w:r>
-      <w:r>
-        <w:rPr>
-          <w:b w:val="0"/>
-        </w:rPr>
-        <w:t>.</w:t>
+      <w:r>
+        <w:t>Keep the selected answer private until after a first attempt.</w:t>
       </w:r>
     </w:p>
     <w:p>
       <w:pPr>
-        <w:spacing w:line="336" w:lineRule="auto" w:after="180"/>
-      </w:pPr>
-      <w:r>
-        <w:rPr>
-          <w:b w:val="0"/>
-        </w:rPr>
-        <w:t>Qualification: This fictional retention exercise is not a statement of legal retention requirements.</w:t>
+        <w:pStyle w:val="Heading2"/>
+      </w:pPr>
+      <w:r>
+        <w:t>Selected independent task and checked answer</w:t>
       </w:r>
     </w:p>
     <w:p>
@@ -2682,559 +3562,26 @@
         <w:rPr>
           <w:b w:val="0"/>
         </w:rPr>
-        <w:t xml:space="preserve">Exit: accept a concrete variation with its predicted outcome and a stated condition that would challenge the </w:t>
-      </w:r>
-      <w:r>
-        <w:rPr>
-          <w:b/>
-        </w:rPr>
-        <w:t>mechanism</w:t>
-      </w:r>
-      <w:r>
-        <w:rPr>
-          <w:b w:val="0"/>
-        </w:rPr>
-        <w:t xml:space="preserve">; reject a claim resting on unmeasured </w:t>
-      </w:r>
-      <w:r>
-        <w:rPr>
-          <w:b/>
-        </w:rPr>
-        <w:t>evidence</w:t>
-      </w:r>
-      <w:r>
-        <w:rPr>
-          <w:b w:val="0"/>
-        </w:rPr>
-        <w:t>.</w:t>
+        <w:t>Selected case: Fictional retention policy deletes records at age &gt;=4 days. X is3 days, Y4, Z5. A copy of Y remains in a temporary log after its main record is deleted. Evaluate compliance.</w:t>
       </w:r>
     </w:p>
     <w:p>
       <w:pPr>
-        <w:pStyle w:val="Heading3"/>
-      </w:pPr>
-      <w:r>
-        <w:t>W1 Explain the mechanism</w:t>
+        <w:spacing w:line="336" w:lineRule="auto" w:after="180"/>
+      </w:pPr>
+      <w:r>
+        <w:rPr>
+          <w:b w:val="0"/>
+        </w:rPr>
+        <w:t>Teacher explanation: Retain X at age 3 days. Delete Y at age 4 and Z at age 5 from every store covered by the fictional policy. The temporary log still contains a copy of Y, so deleting its main record alone is incomplete. Remove that content through the declared deletion process and verify the copies; do not treat this fictional rule as a legal retention requirement.</w:t>
       </w:r>
     </w:p>
     <w:p>
       <w:pPr>
-        <w:pStyle w:val="Heading3"/>
-      </w:pPr>
-      <w:r>
-        <w:t>Workbook question · W1</w:t>
-      </w:r>
-    </w:p>
-    <w:p>
-      <w:pPr>
-        <w:spacing w:line="336" w:lineRule="auto" w:after="180"/>
-        <w:shd w:fill="F5F1FB"/>
-      </w:pPr>
-      <w:r>
-        <w:rPr>
-          <w:b w:val="0"/>
-        </w:rPr>
-        <w:t xml:space="preserve">Explain the weekly </w:t>
-      </w:r>
-      <w:r>
-        <w:rPr>
-          <w:b/>
-        </w:rPr>
-        <w:t>mechanism</w:t>
-      </w:r>
-      <w:r>
-        <w:rPr>
-          <w:b w:val="0"/>
-        </w:rPr>
-        <w:t xml:space="preserve"> in your own words. Use the worked scenario to name its </w:t>
-      </w:r>
-      <w:r>
-        <w:rPr>
-          <w:b/>
-        </w:rPr>
-        <w:t>input</w:t>
-      </w:r>
-      <w:r>
-        <w:rPr>
-          <w:b w:val="0"/>
-        </w:rPr>
-        <w:t xml:space="preserve">, decision rule and </w:t>
-      </w:r>
-      <w:r>
-        <w:rPr>
-          <w:b/>
-        </w:rPr>
-        <w:t>output</w:t>
-      </w:r>
-      <w:r>
-        <w:rPr>
-          <w:b w:val="0"/>
-        </w:rPr>
-        <w:t>.</w:t>
-      </w:r>
-    </w:p>
-    <w:p>
-      <w:pPr>
-        <w:pStyle w:val="Heading3"/>
-      </w:pPr>
-      <w:r>
-        <w:t>Teacher reasoning · W1</w:t>
-      </w:r>
-    </w:p>
-    <w:p>
-      <w:pPr>
-        <w:spacing w:line="336" w:lineRule="auto" w:after="180"/>
-        <w:shd w:fill="F1F6FC"/>
-      </w:pPr>
-      <w:r>
-        <w:rPr>
-          <w:b w:val="0"/>
-        </w:rPr>
-        <w:t>Teacher explanation: Retention and deletion cover all declared stores, including caches and logs. Removing a visible row may leave copies elsewhere.</w:t>
-      </w:r>
-    </w:p>
-    <w:p>
-      <w:pPr>
-        <w:spacing w:line="336" w:lineRule="auto" w:after="180"/>
-        <w:shd w:fill="F1F6FC"/>
-      </w:pPr>
-      <w:r>
-        <w:rPr>
-          <w:b w:val="0"/>
-        </w:rPr>
-        <w:t>Toy policy retains session content for 7 days and deletes it when age is at least 7. Audit metadata may remain for 30 days without content. Track primary storage, cache and backup policy separately.</w:t>
-      </w:r>
-    </w:p>
-    <w:p>
-      <w:pPr>
-        <w:pStyle w:val="Heading3"/>
-      </w:pPr>
-      <w:r>
-        <w:t>W2 Trace the worked case</w:t>
-      </w:r>
-    </w:p>
-    <w:p>
-      <w:pPr>
-        <w:pStyle w:val="Heading3"/>
-      </w:pPr>
-      <w:r>
-        <w:t>Workbook question · W2</w:t>
-      </w:r>
-    </w:p>
-    <w:p>
-      <w:pPr>
-        <w:spacing w:line="336" w:lineRule="auto" w:after="180"/>
-        <w:shd w:fill="F5F1FB"/>
-      </w:pPr>
-      <w:r>
-        <w:rPr>
-          <w:b w:val="0"/>
-        </w:rPr>
-        <w:t>Record ages are 6, 7, 9 days. Cache contains copies of all three. Show the intermediate steps and give the conclusion with its scope.</w:t>
-      </w:r>
-    </w:p>
-    <w:p>
-      <w:pPr>
-        <w:pStyle w:val="Heading3"/>
-      </w:pPr>
-      <w:r>
-        <w:t>Teacher reasoning · W2</w:t>
-      </w:r>
-    </w:p>
-    <w:p>
-      <w:pPr>
-        <w:spacing w:line="336" w:lineRule="auto" w:after="180"/>
-        <w:shd w:fill="F1F6FC"/>
-      </w:pPr>
-      <w:r>
-        <w:rPr>
-          <w:b w:val="0"/>
-        </w:rPr>
-        <w:t xml:space="preserve">Teacher explanation: Retain age 6; delete content ages 7 and 9 from primary and cache under the policy. Retain only allowed audit metadata; backups need their stated expiry </w:t>
-      </w:r>
-      <w:r>
-        <w:rPr>
-          <w:b/>
-        </w:rPr>
-        <w:t>process</w:t>
-      </w:r>
-      <w:r>
-        <w:rPr>
-          <w:b w:val="0"/>
-        </w:rPr>
-        <w:t>.</w:t>
-      </w:r>
-    </w:p>
-    <w:p>
-      <w:pPr>
-        <w:pStyle w:val="Heading3"/>
-      </w:pPr>
-      <w:r>
-        <w:t>W3 Audit the limit</w:t>
-      </w:r>
-    </w:p>
-    <w:p>
-      <w:pPr>
-        <w:pStyle w:val="Heading3"/>
-      </w:pPr>
-      <w:r>
-        <w:t>Workbook question · W3</w:t>
-      </w:r>
-    </w:p>
-    <w:p>
-      <w:pPr>
-        <w:spacing w:line="336" w:lineRule="auto" w:after="180"/>
-        <w:shd w:fill="F5F1FB"/>
-      </w:pPr>
-      <w:r>
-        <w:rPr>
-          <w:b w:val="0"/>
-        </w:rPr>
-        <w:t>A report omits this qualification: This fictional retention exercise is not a statement of legal retention requirements. Explain how omitting it could change a reader's interpretation, and write an accurate replacement.</w:t>
-      </w:r>
-    </w:p>
-    <w:p>
-      <w:pPr>
-        <w:pStyle w:val="Heading3"/>
-      </w:pPr>
-      <w:r>
-        <w:t>Teacher reasoning · W3</w:t>
-      </w:r>
-    </w:p>
-    <w:p>
-      <w:pPr>
-        <w:spacing w:line="336" w:lineRule="auto" w:after="180"/>
-        <w:shd w:fill="F1F6FC"/>
-      </w:pPr>
-      <w:r>
-        <w:rPr>
-          <w:b w:val="0"/>
-        </w:rPr>
-        <w:t>Teacher explanation: This fictional retention exercise is not a statement of legal retention requirements.</w:t>
-      </w:r>
-    </w:p>
-    <w:p>
-      <w:pPr>
-        <w:spacing w:line="336" w:lineRule="auto" w:after="180"/>
-        <w:shd w:fill="F1F6FC"/>
-      </w:pPr>
-      <w:r>
-        <w:rPr>
-          <w:b w:val="0"/>
-        </w:rPr>
-        <w:t xml:space="preserve">State the observed result separately from the unverified or out-of-scope claim; preserve the original </w:t>
-      </w:r>
-      <w:r>
-        <w:rPr>
-          <w:b/>
-        </w:rPr>
-        <w:t>evidence</w:t>
-      </w:r>
-      <w:r>
-        <w:rPr>
-          <w:b w:val="0"/>
-        </w:rPr>
-        <w:t xml:space="preserve"> rather than inventing a missing fact.</w:t>
-      </w:r>
-    </w:p>
-    <w:p>
-      <w:pPr>
-        <w:pStyle w:val="Heading3"/>
-      </w:pPr>
-      <w:r>
-        <w:t>W4 Apply a new case independently</w:t>
-      </w:r>
-    </w:p>
-    <w:p>
-      <w:pPr>
-        <w:pStyle w:val="Heading3"/>
-      </w:pPr>
-      <w:r>
-        <w:t>Workbook question · W4</w:t>
-      </w:r>
-    </w:p>
-    <w:p>
-      <w:pPr>
-        <w:spacing w:line="336" w:lineRule="auto" w:after="180"/>
-        <w:shd w:fill="F5F1FB"/>
-      </w:pPr>
-      <w:r>
-        <w:rPr>
-          <w:b w:val="0"/>
-        </w:rPr>
-        <w:t xml:space="preserve">Retention is5 days, inclusive </w:t>
-      </w:r>
-      <w:r>
-        <w:rPr>
-          <w:b/>
-        </w:rPr>
-        <w:t>deletion boundary</w:t>
-      </w:r>
-      <w:r>
-        <w:rPr>
-          <w:b w:val="0"/>
-        </w:rPr>
-        <w:t>. Ages 4, 5, 6; a log stores complete content. Trace required action.</w:t>
-      </w:r>
-    </w:p>
-    <w:p>
-      <w:pPr>
-        <w:pStyle w:val="Heading3"/>
-      </w:pPr>
-      <w:r>
-        <w:t>Teacher reasoning · W4</w:t>
-      </w:r>
-    </w:p>
-    <w:p>
-      <w:pPr>
-        <w:spacing w:line="336" w:lineRule="auto" w:after="180"/>
-        <w:shd w:fill="F1F6FC"/>
-      </w:pPr>
-      <w:r>
-        <w:rPr>
-          <w:b w:val="0"/>
-        </w:rPr>
-        <w:t>Teacher explanation: Age 4 retained; age 5/6 content removed from declared stores. Full-content logs violate minimisation and need policy-compliant handling.</w:t>
-      </w:r>
-    </w:p>
-    <w:p>
-      <w:pPr>
-        <w:pStyle w:val="Heading3"/>
-      </w:pPr>
-      <w:r>
-        <w:t>W5 Design a revealing follow-up</w:t>
-      </w:r>
-    </w:p>
-    <w:p>
-      <w:pPr>
-        <w:pStyle w:val="Heading3"/>
-      </w:pPr>
-      <w:r>
-        <w:t>Workbook question · W5</w:t>
-      </w:r>
-    </w:p>
-    <w:p>
-      <w:pPr>
-        <w:spacing w:line="336" w:lineRule="auto" w:after="180"/>
-        <w:shd w:fill="F5F1FB"/>
-      </w:pPr>
-      <w:r>
-        <w:rPr>
-          <w:b w:val="0"/>
-        </w:rPr>
-        <w:t>For the worked scenario, propose one additional case that could reveal a failure, describe its expected outcome before running it, and explain what would need to remain fixed for a fair comparison.</w:t>
-      </w:r>
-    </w:p>
-    <w:p>
-      <w:pPr>
-        <w:spacing w:line="336" w:lineRule="auto" w:after="180"/>
-        <w:shd w:fill="F5F1FB"/>
-      </w:pPr>
-      <w:r>
-        <w:rPr>
-          <w:b w:val="0"/>
-        </w:rPr>
-        <w:t>Do not reuse W4 as a new final test after receiving feedback.</w:t>
-      </w:r>
-    </w:p>
-    <w:p>
-      <w:pPr>
-        <w:pStyle w:val="Heading3"/>
-      </w:pPr>
-      <w:r>
-        <w:t>Teacher reasoning · W5</w:t>
-      </w:r>
-    </w:p>
-    <w:p>
-      <w:pPr>
-        <w:spacing w:line="336" w:lineRule="auto" w:after="180"/>
-        <w:shd w:fill="F1F6FC"/>
-      </w:pPr>
-      <w:r>
-        <w:rPr>
-          <w:b w:val="0"/>
-        </w:rPr>
-        <w:t xml:space="preserve">Teacher explanation: Accept a concrete variant of the worked </w:t>
-      </w:r>
-      <w:r>
-        <w:rPr>
-          <w:b/>
-        </w:rPr>
-        <w:t>input</w:t>
-      </w:r>
-      <w:r>
-        <w:rPr>
-          <w:b w:val="0"/>
-        </w:rPr>
-        <w:t xml:space="preserve"> or a missing/conflicting/boundary condition, with an expectation derived from the declared procedure.</w:t>
-      </w:r>
-    </w:p>
-    <w:p>
-      <w:pPr>
-        <w:spacing w:line="336" w:lineRule="auto" w:after="180"/>
-        <w:shd w:fill="F1F6FC"/>
-      </w:pPr>
-      <w:r>
-        <w:rPr>
-          <w:b w:val="0"/>
-        </w:rPr>
-        <w:t xml:space="preserve">Require preserved settings, original </w:t>
-      </w:r>
-      <w:r>
-        <w:rPr>
-          <w:b/>
-        </w:rPr>
-        <w:t>output</w:t>
-      </w:r>
-      <w:r>
-        <w:rPr>
-          <w:b w:val="0"/>
-        </w:rPr>
-        <w:t>s and data roles. This fictional retention exercise is not a statement of legal retention requirements.</w:t>
-      </w:r>
-    </w:p>
-    <w:p>
-      <w:pPr>
-        <w:spacing w:line="336" w:lineRule="auto" w:after="180"/>
-        <w:shd w:fill="F1F6FC"/>
-      </w:pPr>
-      <w:r>
-        <w:rPr>
-          <w:b w:val="0"/>
-        </w:rPr>
-        <w:t xml:space="preserve">The new case should test this particular </w:t>
-      </w:r>
-      <w:r>
-        <w:rPr>
-          <w:b/>
-        </w:rPr>
-        <w:t>mechanism</w:t>
-      </w:r>
-      <w:r>
-        <w:rPr>
-          <w:b w:val="0"/>
-        </w:rPr>
-        <w:t xml:space="preserve"> rather than merely restate the original result.</w:t>
-      </w:r>
-    </w:p>
-    <w:p>
-      <w:pPr>
-        <w:pStyle w:val="Heading3"/>
-      </w:pPr>
-      <w:r>
-        <w:t>Independent assessment and fresh retry</w:t>
-      </w:r>
-    </w:p>
-    <w:p>
-      <w:pPr>
-        <w:pStyle w:val="Heading3"/>
-      </w:pPr>
-      <w:r>
-        <w:t>Teacher key · Independent assessment and fresh retry</w:t>
-      </w:r>
-    </w:p>
-    <w:p>
-      <w:pPr>
-        <w:spacing w:line="336" w:lineRule="auto" w:after="180"/>
-        <w:shd w:fill="F1F6FC"/>
-      </w:pPr>
-      <w:r>
-        <w:rPr>
-          <w:b w:val="0"/>
-        </w:rPr>
-        <w:t>W4: Age 4 retained; age 5/6 content removed from declared stores. Full-content logs violate minimisation and need policy-compliant handling. Require intermediate reasoning and the stated scope.</w:t>
-      </w:r>
-    </w:p>
-    <w:p>
-      <w:pPr>
-        <w:spacing w:line="336" w:lineRule="auto" w:after="180"/>
-        <w:shd w:fill="F1F6FC"/>
-      </w:pPr>
-      <w:r>
-        <w:rPr>
-          <w:b w:val="0"/>
-        </w:rPr>
-        <w:t xml:space="preserve">Fresh retry: Retention 3 days; records ages 2, 3. Expected reasoning: Age 2 retained; age 3 </w:t>
-      </w:r>
-      <w:r>
-        <w:rPr>
-          <w:b/>
-        </w:rPr>
-        <w:t>deletion boundary</w:t>
-      </w:r>
-      <w:r>
-        <w:rPr>
-          <w:b w:val="0"/>
-        </w:rPr>
-        <w:t xml:space="preserve"> applies. Document residual copies under the backup policy.</w:t>
-      </w:r>
-    </w:p>
-    <w:p>
-      <w:pPr>
-        <w:spacing w:line="336" w:lineRule="auto" w:after="180"/>
-        <w:shd w:fill="F1F6FC"/>
-      </w:pPr>
-      <w:r>
-        <w:rPr>
-          <w:b w:val="0"/>
-        </w:rPr>
-        <w:t>If students need support, record it and reassess with another new case rather than awarding independence to a copied answer.</w:t>
-      </w:r>
-    </w:p>
-    <w:p>
-      <w:pPr>
-        <w:pStyle w:val="Heading3"/>
-      </w:pPr>
-      <w:r>
-        <w:t>Assess independent transfer</w:t>
-      </w:r>
-    </w:p>
-    <w:p>
-      <w:pPr>
-        <w:pStyle w:val="Heading3"/>
-      </w:pPr>
-      <w:r>
-        <w:t>Independent question · withhold the key</w:t>
-      </w:r>
-    </w:p>
-    <w:p>
-      <w:pPr>
-        <w:spacing w:line="336" w:lineRule="auto" w:after="180"/>
-        <w:shd w:fill="F5F1FB"/>
-      </w:pPr>
-      <w:r>
-        <w:rPr>
-          <w:b w:val="0"/>
-        </w:rPr>
-        <w:t>Selected case: Fictional retention policy deletes records at age &gt;=4 days. X is3 days, Y4, Z5. A copy of Y remains in a temporary log after its main record is deleted. Evaluate compliance.</w:t>
-      </w:r>
-    </w:p>
-    <w:p>
-      <w:pPr>
-        <w:pStyle w:val="Heading3"/>
-      </w:pPr>
-      <w:r>
-        <w:t>Selected case answer</w:t>
-      </w:r>
-    </w:p>
-    <w:p>
-      <w:pPr>
-        <w:pStyle w:val="Heading3"/>
-      </w:pPr>
-      <w:r>
-        <w:t>Teacher key · Selected case answer</w:t>
-      </w:r>
-    </w:p>
-    <w:p>
-      <w:pPr>
-        <w:spacing w:line="336" w:lineRule="auto" w:after="180"/>
-        <w:shd w:fill="F1F6FC"/>
-      </w:pPr>
-      <w:r>
-        <w:rPr>
-          <w:b w:val="0"/>
-        </w:rPr>
-        <w:t>Teacher explanation: Retain X at age 3 days. Delete Y at age 4 and Z at age 5 from every store covered by the fictional policy. The temporary log still contains a copy of Y, so deleting its main record alone is incomplete. Remove that content through the declared deletion process and verify the copies; do not treat this fictional rule as a legal retention requirement.</w:t>
+        <w:pStyle w:val="Heading2"/>
+      </w:pPr>
+      <w:r>
+        <w:t>Judge explanation,trace and limits</w:t>
       </w:r>
     </w:p>
     <w:tbl>
@@ -3341,54 +3688,55 @@
     </w:tbl>
     <w:p>
       <w:pPr>
-        <w:pStyle w:val="Heading3"/>
-      </w:pPr>
-      <w:r>
-        <w:t>Teacher key · Selected case answer</w:t>
+        <w:spacing w:line="336" w:lineRule="auto" w:after="180"/>
+      </w:pPr>
+      <w:r>
+        <w:rPr>
+          <w:b w:val="0"/>
+        </w:rPr>
+        <w:t>Record each dimension as not yet, with support, or independent. Accept a valid alternative procedure with a defensible trace.</w:t>
       </w:r>
     </w:p>
     <w:p>
       <w:pPr>
         <w:spacing w:line="336" w:lineRule="auto" w:after="180"/>
-        <w:shd w:fill="F1F6FC"/>
       </w:pPr>
       <w:r>
         <w:rPr>
           <w:b w:val="0"/>
         </w:rPr>
-        <w:t>Record each dimension as not yet, with support, or independent. Accept a valid alternative procedure with a defensible trace.</w:t>
+        <w:t xml:space="preserve">Do not penalise an honestly recorded model failure if the learner correctly explains its </w:t>
+      </w:r>
+      <w:r>
+        <w:rPr>
+          <w:b/>
+        </w:rPr>
+        <w:t>evidence</w:t>
+      </w:r>
+      <w:r>
+        <w:rPr>
+          <w:b w:val="0"/>
+        </w:rPr>
+        <w:t xml:space="preserve"> and limits.</w:t>
       </w:r>
     </w:p>
     <w:p>
       <w:pPr>
-        <w:spacing w:line="336" w:lineRule="auto" w:after="180"/>
-        <w:shd w:fill="F1F6FC"/>
-      </w:pPr>
-      <w:r>
-        <w:rPr>
-          <w:b w:val="0"/>
-        </w:rPr>
-        <w:t xml:space="preserve">Do not penalise an honestly recorded model failure if the learner correctly explains its </w:t>
-      </w:r>
-      <w:r>
-        <w:rPr>
-          <w:b/>
-        </w:rPr>
-        <w:t>evidence</w:t>
-      </w:r>
-      <w:r>
-        <w:rPr>
-          <w:b w:val="0"/>
-        </w:rPr>
-        <w:t xml:space="preserve"> and limits.</w:t>
+        <w:pStyle w:val="Heading2"/>
+      </w:pPr>
+      <w:r>
+        <w:t>Give one usable repair</w:t>
       </w:r>
     </w:p>
     <w:p>
       <w:pPr>
-        <w:pStyle w:val="Heading3"/>
-      </w:pPr>
-      <w:r>
-        <w:t>Feedback that the learner uses</w:t>
+        <w:spacing w:line="336" w:lineRule="auto" w:after="180"/>
+      </w:pPr>
+      <w:r>
+        <w:rPr>
+          <w:b w:val="0"/>
+        </w:rPr>
+        <w:t>Name the earliest unsupported step and give one action to repair it. Have the learner make that repair now and explain why. Then assess the relevant skill on a fresh, fully specified case.</w:t>
       </w:r>
     </w:p>
     <w:p>
@@ -3399,31 +3747,73 @@
         <w:rPr>
           <w:b w:val="0"/>
         </w:rPr>
-        <w:t>Name the earliest unsupported step and give one action to repair it. Have the learner make that repair now and explain why. Then assess the relevant skill on a fresh, fully specified case.</w:t>
+        <w:t>Confirm it was not previously practised with feedback; solve and check the new case before assigning it. A follow-up design prompt is a starting brief, not automatically an equivalent test.</w:t>
       </w:r>
     </w:p>
     <w:p>
       <w:pPr>
-        <w:spacing w:line="336" w:lineRule="auto" w:after="180"/>
-      </w:pPr>
-      <w:r>
-        <w:rPr>
-          <w:b w:val="0"/>
-        </w:rPr>
-        <w:t>Confirm it was not previously practised with feedback; solve and check the new case before assigning it. A follow-up design prompt is a starting brief, not automatically an equivalent test.</w:t>
+        <w:pStyle w:val="Heading2"/>
+      </w:pPr>
+      <w:r>
+        <w:t>W1 Explain the mechanism</w:t>
       </w:r>
     </w:p>
     <w:p>
       <w:pPr>
-        <w:pStyle w:val="Heading1"/>
-      </w:pPr>
-      <w:r>
-        <w:t>06. Connect the project, support and next lesson</w:t>
+        <w:spacing w:line="336" w:lineRule="auto" w:after="180"/>
+      </w:pPr>
+      <w:r>
+        <w:rPr>
+          <w:b w:val="0"/>
+        </w:rPr>
+        <w:t xml:space="preserve">Explain the weekly </w:t>
+      </w:r>
+      <w:r>
+        <w:rPr>
+          <w:b/>
+        </w:rPr>
+        <w:t>mechanism</w:t>
+      </w:r>
+      <w:r>
+        <w:rPr>
+          <w:b w:val="0"/>
+        </w:rPr>
+        <w:t xml:space="preserve"> in your own words. Use the worked scenario to name its </w:t>
+      </w:r>
+      <w:r>
+        <w:rPr>
+          <w:b/>
+        </w:rPr>
+        <w:t>input</w:t>
+      </w:r>
+      <w:r>
+        <w:rPr>
+          <w:b w:val="0"/>
+        </w:rPr>
+        <w:t xml:space="preserve">, decision rule and </w:t>
+      </w:r>
+      <w:r>
+        <w:rPr>
+          <w:b/>
+        </w:rPr>
+        <w:t>output</w:t>
+      </w:r>
+      <w:r>
+        <w:rPr>
+          <w:b w:val="0"/>
+        </w:rPr>
+        <w:t>.</w:t>
       </w:r>
     </w:p>
     <w:p>
-      <w:r>
-        <w:t>Connect Data retention and deletion to Grounded Learning Service, adapt support and plan a later changed-case check.</w:t>
+      <w:pPr>
+        <w:spacing w:line="336" w:lineRule="auto" w:after="180"/>
+      </w:pPr>
+      <w:r>
+        <w:rPr>
+          <w:b w:val="0"/>
+        </w:rPr>
+        <w:t>Teacher explanation: Retention and deletion cover all declared stores, including caches and logs. Removing a visible row may leave copies elsewhere.</w:t>
       </w:r>
     </w:p>
     <w:p>
@@ -3434,66 +3824,15 @@
         <w:rPr>
           <w:b w:val="0"/>
         </w:rPr>
-        <w:t xml:space="preserve">Add a labelled data retention and deletion </w:t>
-      </w:r>
-      <w:r>
-        <w:rPr>
-          <w:b/>
-        </w:rPr>
-        <w:t>evidence</w:t>
-      </w:r>
-      <w:r>
-        <w:rPr>
-          <w:b w:val="0"/>
-        </w:rPr>
-        <w:t xml:space="preserve"> sheet to Grounded Learning Service. Show how you can explain the </w:t>
-      </w:r>
-      <w:r>
-        <w:rPr>
-          <w:b/>
-        </w:rPr>
-        <w:t>mechanism</w:t>
-      </w:r>
-      <w:r>
-        <w:rPr>
-          <w:b w:val="0"/>
-        </w:rPr>
-        <w:t xml:space="preserve"> and terminology of data retention and deletion.</w:t>
+        <w:t>Toy policy retains session content for 7 days and deletes it when age is at least 7. Audit metadata may remain for 30 days without content. Track primary storage, cache and backup policy separately.</w:t>
       </w:r>
     </w:p>
     <w:p>
       <w:pPr>
-        <w:spacing w:line="336" w:lineRule="auto" w:after="180"/>
-      </w:pPr>
-      <w:r>
-        <w:rPr>
-          <w:b w:val="0"/>
-        </w:rPr>
-        <w:t xml:space="preserve">Use the supplied fictional case and keep its </w:t>
-      </w:r>
-      <w:r>
-        <w:rPr>
-          <w:b/>
-        </w:rPr>
-        <w:t>input</w:t>
-      </w:r>
-      <w:r>
-        <w:rPr>
-          <w:b w:val="0"/>
-        </w:rPr>
-        <w:t xml:space="preserve">s, intermediate steps, calculation or </w:t>
-      </w:r>
-      <w:r>
-        <w:rPr>
-          <w:b/>
-        </w:rPr>
-        <w:t>prediction</w:t>
-      </w:r>
-      <w:r>
-        <w:rPr>
-          <w:b w:val="0"/>
-        </w:rPr>
-        <w:t>, and limitation. Connect this record to last week’s record; a matching answer without a trace is insufficient.</w:t>
+        <w:pStyle w:val="Heading2"/>
+      </w:pPr>
+      <w:r>
+        <w:t>W2 Trace the worked case</w:t>
       </w:r>
     </w:p>
     <w:p>
@@ -3504,19 +3843,7 @@
         <w:rPr>
           <w:b w:val="0"/>
         </w:rPr>
-        <w:t xml:space="preserve">Provide an </w:t>
-      </w:r>
-      <w:r>
-        <w:rPr>
-          <w:b/>
-        </w:rPr>
-        <w:t>input</w:t>
-      </w:r>
-      <w:r>
-        <w:rPr>
-          <w:b w:val="0"/>
-        </w:rPr>
-        <w:t>/procedure/result/limit frame and a calculator when needed. Ask students to identify the first step before completing the whole trace.</w:t>
+        <w:t>Record ages are 6, 7, 9 days. Cache contains copies of all three. Show the intermediate steps and give the conclusion with its scope.</w:t>
       </w:r>
     </w:p>
     <w:p>
@@ -3527,42 +3854,27 @@
         <w:rPr>
           <w:b w:val="0"/>
         </w:rPr>
-        <w:t xml:space="preserve">Extension: compare two concrete variants of this </w:t>
+        <w:t xml:space="preserve">Teacher explanation: Retain age 6; delete content ages 7 and 9 from primary and cache under the policy. Retain only allowed audit metadata; backups need their stated expiry </w:t>
       </w:r>
       <w:r>
         <w:rPr>
           <w:b/>
         </w:rPr>
-        <w:t>mechanism</w:t>
+        <w:t>process</w:t>
       </w:r>
       <w:r>
         <w:rPr>
           <w:b w:val="0"/>
         </w:rPr>
-        <w:t xml:space="preserve"> while holding unrelated conditions fixed; report both successful and unsuccessful outcomes.</w:t>
+        <w:t>.</w:t>
       </w:r>
     </w:p>
     <w:p>
       <w:pPr>
-        <w:spacing w:line="336" w:lineRule="auto" w:after="180"/>
-      </w:pPr>
-      <w:r>
-        <w:rPr>
-          <w:b w:val="0"/>
-        </w:rPr>
-        <w:t xml:space="preserve">Next connection: Caching and stale information. Preserve the current case record and retrieve its </w:t>
-      </w:r>
-      <w:r>
-        <w:rPr>
-          <w:b/>
-        </w:rPr>
-        <w:t>evidence</w:t>
-      </w:r>
-      <w:r>
-        <w:rPr>
-          <w:b w:val="0"/>
-        </w:rPr>
-        <w:t xml:space="preserve"> boundary before moving on.</w:t>
+        <w:pStyle w:val="Heading2"/>
+      </w:pPr>
+      <w:r>
+        <w:t>W3 Audit the limit</w:t>
       </w:r>
     </w:p>
     <w:p>
@@ -3573,15 +3885,578 @@
         <w:rPr>
           <w:b w:val="0"/>
         </w:rPr>
-        <w:t>Retain the project ledger and assess a changed case after support. Check the relevant prerequisite before carrying this component forward.</w:t>
+        <w:t>A report omits this qualification: This fictional retention exercise is not a statement of legal retention requirements. Explain how omitting it could change a reader's interpretation, and write an accurate replacement.</w:t>
       </w:r>
     </w:p>
     <w:p>
       <w:pPr>
+        <w:spacing w:line="336" w:lineRule="auto" w:after="180"/>
+      </w:pPr>
+      <w:r>
+        <w:rPr>
+          <w:b w:val="0"/>
+        </w:rPr>
+        <w:t>Teacher explanation: This fictional retention exercise is not a statement of legal retention requirements.</w:t>
+      </w:r>
+    </w:p>
+    <w:p>
+      <w:pPr>
+        <w:spacing w:line="336" w:lineRule="auto" w:after="180"/>
+      </w:pPr>
+      <w:r>
+        <w:rPr>
+          <w:b w:val="0"/>
+        </w:rPr>
+        <w:t xml:space="preserve">State the observed result separately from the unverified or out-of-scope claim; preserve the original </w:t>
+      </w:r>
+      <w:r>
+        <w:rPr>
+          <w:b/>
+        </w:rPr>
+        <w:t>evidence</w:t>
+      </w:r>
+      <w:r>
+        <w:rPr>
+          <w:b w:val="0"/>
+        </w:rPr>
+        <w:t xml:space="preserve"> rather than inventing a missing fact.</w:t>
+      </w:r>
+    </w:p>
+    <w:p>
+      <w:pPr>
+        <w:pStyle w:val="Heading2"/>
+      </w:pPr>
+      <w:r>
+        <w:t>W5 Design a revealing follow-up</w:t>
+      </w:r>
+    </w:p>
+    <w:p>
+      <w:pPr>
+        <w:spacing w:line="336" w:lineRule="auto" w:after="180"/>
+      </w:pPr>
+      <w:r>
+        <w:rPr>
+          <w:b w:val="0"/>
+        </w:rPr>
+        <w:t>For the worked scenario, propose one additional case that could reveal a failure, describe its expected outcome before running it, and explain what would need to remain fixed for a fair comparison.</w:t>
+      </w:r>
+    </w:p>
+    <w:p>
+      <w:pPr>
+        <w:spacing w:line="336" w:lineRule="auto" w:after="180"/>
+      </w:pPr>
+      <w:r>
+        <w:rPr>
+          <w:b w:val="0"/>
+        </w:rPr>
+        <w:t>Do not reuse W4 as a new final test after receiving feedback.</w:t>
+      </w:r>
+    </w:p>
+    <w:p>
+      <w:pPr>
+        <w:spacing w:line="336" w:lineRule="auto" w:after="180"/>
+      </w:pPr>
+      <w:r>
+        <w:rPr>
+          <w:b w:val="0"/>
+        </w:rPr>
+        <w:t xml:space="preserve">Teacher explanation: Accept a concrete variant of the worked </w:t>
+      </w:r>
+      <w:r>
+        <w:rPr>
+          <w:b/>
+        </w:rPr>
+        <w:t>input</w:t>
+      </w:r>
+      <w:r>
+        <w:rPr>
+          <w:b w:val="0"/>
+        </w:rPr>
+        <w:t xml:space="preserve"> or a missing/conflicting/boundary condition, with an expectation derived from the declared procedure.</w:t>
+      </w:r>
+    </w:p>
+    <w:p>
+      <w:pPr>
+        <w:spacing w:line="336" w:lineRule="auto" w:after="180"/>
+      </w:pPr>
+      <w:r>
+        <w:rPr>
+          <w:b w:val="0"/>
+        </w:rPr>
+        <w:t xml:space="preserve">Require preserved settings, original </w:t>
+      </w:r>
+      <w:r>
+        <w:rPr>
+          <w:b/>
+        </w:rPr>
+        <w:t>output</w:t>
+      </w:r>
+      <w:r>
+        <w:rPr>
+          <w:b w:val="0"/>
+        </w:rPr>
+        <w:t>s and data roles. This fictional retention exercise is not a statement of legal retention requirements.</w:t>
+      </w:r>
+    </w:p>
+    <w:p>
+      <w:pPr>
+        <w:spacing w:line="336" w:lineRule="auto" w:after="180"/>
+      </w:pPr>
+      <w:r>
+        <w:rPr>
+          <w:b w:val="0"/>
+        </w:rPr>
+        <w:t xml:space="preserve">The new case should test this particular </w:t>
+      </w:r>
+      <w:r>
+        <w:rPr>
+          <w:b/>
+        </w:rPr>
+        <w:t>mechanism</w:t>
+      </w:r>
+      <w:r>
+        <w:rPr>
+          <w:b w:val="0"/>
+        </w:rPr>
+        <w:t xml:space="preserve"> rather than merely restate the original result.</w:t>
+      </w:r>
+    </w:p>
+    <w:p>
+      <w:pPr>
+        <w:pStyle w:val="Heading2"/>
+      </w:pPr>
+      <w:r>
+        <w:t>Earlier wording, alternatives and picture transcripts · reference / check after trying</w:t>
+      </w:r>
+    </w:p>
+    <w:p>
+      <w:pPr>
         <w:pStyle w:val="Heading3"/>
       </w:pPr>
       <w:r>
-        <w:t>Plan the delayed return</w:t>
+        <w:t>Guided and exit questions</w:t>
+      </w:r>
+    </w:p>
+    <w:p>
+      <w:pPr>
+        <w:spacing w:line="336" w:lineRule="auto" w:after="180"/>
+      </w:pPr>
+      <w:r>
+        <w:rPr>
+          <w:b w:val="0"/>
+        </w:rPr>
+        <w:t xml:space="preserve">Guided: Retain age 6; delete content ages 7 and 9 from primary and cache under the policy. Retain only allowed audit metadata; backups need their stated expiry </w:t>
+      </w:r>
+      <w:r>
+        <w:rPr>
+          <w:b/>
+        </w:rPr>
+        <w:t>process</w:t>
+      </w:r>
+      <w:r>
+        <w:rPr>
+          <w:b w:val="0"/>
+        </w:rPr>
+        <w:t>.</w:t>
+      </w:r>
+    </w:p>
+    <w:p>
+      <w:pPr>
+        <w:spacing w:line="336" w:lineRule="auto" w:after="180"/>
+      </w:pPr>
+      <w:r>
+        <w:rPr>
+          <w:b w:val="0"/>
+        </w:rPr>
+        <w:t>Qualification: This fictional retention exercise is not a statement of legal retention requirements.</w:t>
+      </w:r>
+    </w:p>
+    <w:p>
+      <w:pPr>
+        <w:spacing w:line="336" w:lineRule="auto" w:after="180"/>
+      </w:pPr>
+      <w:r>
+        <w:rPr>
+          <w:b w:val="0"/>
+        </w:rPr>
+        <w:t xml:space="preserve">Exit: accept a concrete variation with its predicted outcome and a stated condition that would challenge the </w:t>
+      </w:r>
+      <w:r>
+        <w:rPr>
+          <w:b/>
+        </w:rPr>
+        <w:t>mechanism</w:t>
+      </w:r>
+      <w:r>
+        <w:rPr>
+          <w:b w:val="0"/>
+        </w:rPr>
+        <w:t xml:space="preserve">; reject a claim resting on unmeasured </w:t>
+      </w:r>
+      <w:r>
+        <w:rPr>
+          <w:b/>
+        </w:rPr>
+        <w:t>evidence</w:t>
+      </w:r>
+      <w:r>
+        <w:rPr>
+          <w:b w:val="0"/>
+        </w:rPr>
+        <w:t>.</w:t>
+      </w:r>
+    </w:p>
+    <w:p>
+      <w:pPr>
+        <w:pStyle w:val="Heading3"/>
+      </w:pPr>
+      <w:r>
+        <w:t>W1 Explain the mechanism</w:t>
+      </w:r>
+    </w:p>
+    <w:p>
+      <w:pPr>
+        <w:pStyle w:val="Heading3"/>
+      </w:pPr>
+      <w:r>
+        <w:t>W2 Trace the worked case</w:t>
+      </w:r>
+    </w:p>
+    <w:p>
+      <w:pPr>
+        <w:pStyle w:val="Heading3"/>
+      </w:pPr>
+      <w:r>
+        <w:t>W3 Audit the limit</w:t>
+      </w:r>
+    </w:p>
+    <w:p>
+      <w:pPr>
+        <w:pStyle w:val="Heading3"/>
+      </w:pPr>
+      <w:r>
+        <w:t>W4 Apply a new case independently</w:t>
+      </w:r>
+    </w:p>
+    <w:p>
+      <w:pPr>
+        <w:spacing w:line="336" w:lineRule="auto" w:after="180"/>
+      </w:pPr>
+      <w:r>
+        <w:rPr>
+          <w:b w:val="0"/>
+        </w:rPr>
+        <w:t xml:space="preserve">Retention is5 days, inclusive </w:t>
+      </w:r>
+      <w:r>
+        <w:rPr>
+          <w:b/>
+        </w:rPr>
+        <w:t>deletion boundary</w:t>
+      </w:r>
+      <w:r>
+        <w:rPr>
+          <w:b w:val="0"/>
+        </w:rPr>
+        <w:t>. Ages 4, 5, 6; a log stores complete content. Trace required action.</w:t>
+      </w:r>
+    </w:p>
+    <w:p>
+      <w:pPr>
+        <w:spacing w:line="336" w:lineRule="auto" w:after="180"/>
+      </w:pPr>
+      <w:r>
+        <w:rPr>
+          <w:b w:val="0"/>
+        </w:rPr>
+        <w:t>Teacher explanation: Age 4 retained; age 5/6 content removed from declared stores. Full-content logs violate minimisation and need policy-compliant handling.</w:t>
+      </w:r>
+    </w:p>
+    <w:p>
+      <w:pPr>
+        <w:pStyle w:val="Heading3"/>
+      </w:pPr>
+      <w:r>
+        <w:t>W5 Design a revealing follow-up</w:t>
+      </w:r>
+    </w:p>
+    <w:p>
+      <w:pPr>
+        <w:pStyle w:val="Heading3"/>
+      </w:pPr>
+      <w:r>
+        <w:t>Independent assessment and fresh retry</w:t>
+      </w:r>
+    </w:p>
+    <w:p>
+      <w:pPr>
+        <w:spacing w:line="336" w:lineRule="auto" w:after="180"/>
+      </w:pPr>
+      <w:r>
+        <w:rPr>
+          <w:b w:val="0"/>
+        </w:rPr>
+        <w:t>W4: Age 4 retained; age 5/6 content removed from declared stores. Full-content logs violate minimisation and need policy-compliant handling. Require intermediate reasoning and the stated scope.</w:t>
+      </w:r>
+    </w:p>
+    <w:p>
+      <w:pPr>
+        <w:spacing w:line="336" w:lineRule="auto" w:after="180"/>
+      </w:pPr>
+      <w:r>
+        <w:rPr>
+          <w:b w:val="0"/>
+        </w:rPr>
+        <w:t xml:space="preserve">Fresh retry: Retention 3 days; records ages 2, 3. Expected reasoning: Age 2 retained; age 3 </w:t>
+      </w:r>
+      <w:r>
+        <w:rPr>
+          <w:b/>
+        </w:rPr>
+        <w:t>deletion boundary</w:t>
+      </w:r>
+      <w:r>
+        <w:rPr>
+          <w:b w:val="0"/>
+        </w:rPr>
+        <w:t xml:space="preserve"> applies. Document residual copies under the backup policy.</w:t>
+      </w:r>
+    </w:p>
+    <w:p>
+      <w:pPr>
+        <w:spacing w:line="336" w:lineRule="auto" w:after="180"/>
+      </w:pPr>
+      <w:r>
+        <w:rPr>
+          <w:b w:val="0"/>
+        </w:rPr>
+        <w:t>If students need support, record it and reassess with another new case rather than awarding independence to a copied answer.</w:t>
+      </w:r>
+    </w:p>
+    <w:p>
+      <w:pPr>
+        <w:pStyle w:val="Heading3"/>
+      </w:pPr>
+      <w:r>
+        <w:t>Assess independent transfer</w:t>
+      </w:r>
+    </w:p>
+    <w:p>
+      <w:pPr>
+        <w:pStyle w:val="Heading3"/>
+      </w:pPr>
+      <w:r>
+        <w:t>Selected case answer</w:t>
+      </w:r>
+    </w:p>
+    <w:p>
+      <w:pPr>
+        <w:pStyle w:val="Heading3"/>
+      </w:pPr>
+      <w:r>
+        <w:t>Feedback that the learner uses</w:t>
+      </w:r>
+    </w:p>
+    <w:p>
+      <w:pPr>
+        <w:pStyle w:val="Heading1"/>
+      </w:pPr>
+      <w:r>
+        <w:t>06. Connect, support and revisit service design</w:t>
+      </w:r>
+    </w:p>
+    <w:p>
+      <w:r>
+        <w:t>Use saved evidence and boundary decisions to choose the next step.</w:t>
+      </w:r>
+    </w:p>
+    <w:p>
+      <w:pPr>
+        <w:pStyle w:val="Heading2"/>
+      </w:pPr>
+      <w:r>
+        <w:t>Project and next-week bridge</w:t>
+      </w:r>
+    </w:p>
+    <w:p>
+      <w:pPr>
+        <w:spacing w:line="336" w:lineRule="auto" w:after="180"/>
+      </w:pPr>
+      <w:r>
+        <w:rPr>
+          <w:b w:val="0"/>
+        </w:rPr>
+        <w:t xml:space="preserve">Add a labelled data retention and deletion </w:t>
+      </w:r>
+      <w:r>
+        <w:rPr>
+          <w:b/>
+        </w:rPr>
+        <w:t>evidence</w:t>
+      </w:r>
+      <w:r>
+        <w:rPr>
+          <w:b w:val="0"/>
+        </w:rPr>
+        <w:t xml:space="preserve"> sheet to Grounded Learning Service. Show how you can explain the </w:t>
+      </w:r>
+      <w:r>
+        <w:rPr>
+          <w:b/>
+        </w:rPr>
+        <w:t>mechanism</w:t>
+      </w:r>
+      <w:r>
+        <w:rPr>
+          <w:b w:val="0"/>
+        </w:rPr>
+        <w:t xml:space="preserve"> and terminology of data retention and deletion.</w:t>
+      </w:r>
+    </w:p>
+    <w:p>
+      <w:pPr>
+        <w:spacing w:line="336" w:lineRule="auto" w:after="180"/>
+      </w:pPr>
+      <w:r>
+        <w:rPr>
+          <w:b w:val="0"/>
+        </w:rPr>
+        <w:t xml:space="preserve">Use the supplied fictional case and keep its </w:t>
+      </w:r>
+      <w:r>
+        <w:rPr>
+          <w:b/>
+        </w:rPr>
+        <w:t>input</w:t>
+      </w:r>
+      <w:r>
+        <w:rPr>
+          <w:b w:val="0"/>
+        </w:rPr>
+        <w:t xml:space="preserve">s, intermediate steps, calculation or </w:t>
+      </w:r>
+      <w:r>
+        <w:rPr>
+          <w:b/>
+        </w:rPr>
+        <w:t>prediction</w:t>
+      </w:r>
+      <w:r>
+        <w:rPr>
+          <w:b w:val="0"/>
+        </w:rPr>
+        <w:t>, and limitation. Connect this record to last week’s record; a matching answer without a trace is insufficient.</w:t>
+      </w:r>
+    </w:p>
+    <w:p>
+      <w:pPr>
+        <w:spacing w:line="336" w:lineRule="auto" w:after="180"/>
+      </w:pPr>
+      <w:r>
+        <w:rPr>
+          <w:b w:val="0"/>
+        </w:rPr>
+        <w:t xml:space="preserve">Provide an </w:t>
+      </w:r>
+      <w:r>
+        <w:rPr>
+          <w:b/>
+        </w:rPr>
+        <w:t>input</w:t>
+      </w:r>
+      <w:r>
+        <w:rPr>
+          <w:b w:val="0"/>
+        </w:rPr>
+        <w:t>/procedure/result/limit frame and a calculator when needed. Ask students to identify the first step before completing the whole trace.</w:t>
+      </w:r>
+    </w:p>
+    <w:p>
+      <w:pPr>
+        <w:spacing w:line="336" w:lineRule="auto" w:after="180"/>
+      </w:pPr>
+      <w:r>
+        <w:rPr>
+          <w:b w:val="0"/>
+        </w:rPr>
+        <w:t xml:space="preserve">Extension: compare two concrete variants of this </w:t>
+      </w:r>
+      <w:r>
+        <w:rPr>
+          <w:b/>
+        </w:rPr>
+        <w:t>mechanism</w:t>
+      </w:r>
+      <w:r>
+        <w:rPr>
+          <w:b w:val="0"/>
+        </w:rPr>
+        <w:t xml:space="preserve"> while holding unrelated conditions fixed; report both successful and unsuccessful outcomes.</w:t>
+      </w:r>
+    </w:p>
+    <w:p>
+      <w:pPr>
+        <w:spacing w:line="336" w:lineRule="auto" w:after="180"/>
+      </w:pPr>
+      <w:r>
+        <w:rPr>
+          <w:b w:val="0"/>
+        </w:rPr>
+        <w:t xml:space="preserve">Next connection: Caching and stale information. Preserve the current case record and retrieve its </w:t>
+      </w:r>
+      <w:r>
+        <w:rPr>
+          <w:b/>
+        </w:rPr>
+        <w:t>evidence</w:t>
+      </w:r>
+      <w:r>
+        <w:rPr>
+          <w:b w:val="0"/>
+        </w:rPr>
+        <w:t xml:space="preserve"> boundary before moving on.</w:t>
+      </w:r>
+    </w:p>
+    <w:p>
+      <w:pPr>
+        <w:spacing w:line="336" w:lineRule="auto" w:after="180"/>
+      </w:pPr>
+      <w:r>
+        <w:rPr>
+          <w:b w:val="0"/>
+        </w:rPr>
+        <w:t>Retain the project ledger and assess a changed case after support. Check the relevant prerequisite before carrying this component forward.</w:t>
+      </w:r>
+    </w:p>
+    <w:p>
+      <w:pPr>
+        <w:spacing w:line="336" w:lineRule="auto" w:after="180"/>
+      </w:pPr>
+      <w:r>
+        <w:rPr>
+          <w:b w:val="0"/>
+        </w:rPr>
+        <w:t xml:space="preserve">For the Grounded Learning Service, retain an annotated trace and the changed-case result. Name the contract or </w:t>
+      </w:r>
+      <w:r>
+        <w:rPr>
+          <w:b/>
+        </w:rPr>
+        <w:t>evidence</w:t>
+      </w:r>
+      <w:r>
+        <w:rPr>
+          <w:b w:val="0"/>
+        </w:rPr>
+        <w:t xml:space="preserve"> that makes the deciding step valid, so another team can review it.</w:t>
+      </w:r>
+    </w:p>
+    <w:p>
+      <w:pPr>
+        <w:pStyle w:val="Heading2"/>
+      </w:pPr>
+      <w:r>
+        <w:t>Delayed return and support record</w:t>
       </w:r>
     </w:p>
     <w:p>
@@ -3798,60 +4673,60 @@
     </w:p>
     <w:p>
       <w:pPr>
-        <w:pStyle w:val="Heading3"/>
-      </w:pPr>
-      <w:r>
-        <w:t>Project evidence from this case</w:t>
+        <w:pStyle w:val="Heading2"/>
+      </w:pPr>
+      <w:r>
+        <w:t>Earlier wording, alternatives and picture transcripts · reference / check after trying</w:t>
       </w:r>
     </w:p>
     <w:p>
       <w:pPr>
-        <w:spacing w:line="336" w:lineRule="auto" w:after="180"/>
-      </w:pPr>
-      <w:r>
-        <w:rPr>
-          <w:b w:val="0"/>
-        </w:rPr>
-        <w:t xml:space="preserve">For the Grounded Learning Service, retain an annotated trace and the changed-case result. Name the contract or </w:t>
-      </w:r>
-      <w:r>
-        <w:rPr>
-          <w:b/>
-        </w:rPr>
-        <w:t>evidence</w:t>
-      </w:r>
-      <w:r>
-        <w:rPr>
-          <w:b w:val="0"/>
-        </w:rPr>
-        <w:t xml:space="preserve"> that makes the deciding step valid, so another team can review it.</w:t>
+        <w:pStyle w:val="Heading3"/>
+      </w:pPr>
+      <w:r>
+        <w:t>Plan the delayed return</w:t>
       </w:r>
     </w:p>
     <w:p>
       <w:pPr>
-        <w:pStyle w:val="Heading1"/>
-      </w:pPr>
-      <w:r>
-        <w:t>07. Prepare, teach and assess</w:t>
+        <w:pStyle w:val="Heading3"/>
+      </w:pPr>
+      <w:r>
+        <w:t>Project evidence from this case</w:t>
       </w:r>
     </w:p>
     <w:p>
-      <w:r>
-        <w:t>Use this preparation summary alongside the detailed Data retention and deletion lesson; it is a checklist rather than a replacement for the full sequence.</w:t>
+      <w:pPr>
+        <w:pStyle w:val="Heading1"/>
+      </w:pPr>
+      <w:r>
+        <w:t>Reference bank and extra practice</w:t>
       </w:r>
     </w:p>
     <w:p>
       <w:pPr>
-        <w:pStyle w:val="Heading3"/>
-      </w:pPr>
-      <w:r>
-        <w:t>Teaching target</w:t>
+        <w:pStyle w:val="Heading1"/>
+      </w:pPr>
+      <w:r>
+        <w:t>07. Reference · Alternative planning checklist</w:t>
       </w:r>
     </w:p>
     <w:p>
+      <w:r>
+        <w:t>Use alongside the main route when helpful.</w:t>
+      </w:r>
+    </w:p>
+    <w:p>
+      <w:pPr>
+        <w:pStyle w:val="Heading2"/>
+      </w:pPr>
+      <w:r>
+        <w:t>Planning,assessment and project reminders</w:t>
+      </w:r>
+    </w:p>
+    <w:p>
       <w:pPr>
         <w:spacing w:line="336" w:lineRule="auto" w:after="180"/>
-        <w:shd w:fill="EDF7F3"/>
       </w:pPr>
       <w:r>
         <w:rPr>
@@ -4051,34 +4926,36 @@
     </w:p>
     <w:p>
       <w:pPr>
-        <w:pStyle w:val="Heading3"/>
-      </w:pPr>
-      <w:r>
-        <w:t>Supported practice answer</w:t>
+        <w:spacing w:line="336" w:lineRule="auto" w:after="180"/>
+      </w:pPr>
+      <w:r>
+        <w:rPr>
+          <w:b w:val="0"/>
+        </w:rPr>
+        <w:t xml:space="preserve">Reasoned practice answer: Teacher explanation: Retain age 6; delete content ages 7 and 9 from primary and cache under the policy. Retain only allowed audit metadata; backups need their stated expiry </w:t>
+      </w:r>
+      <w:r>
+        <w:rPr>
+          <w:b/>
+        </w:rPr>
+        <w:t>process</w:t>
+      </w:r>
+      <w:r>
+        <w:rPr>
+          <w:b w:val="0"/>
+        </w:rPr>
+        <w:t>.</w:t>
       </w:r>
     </w:p>
     <w:p>
       <w:pPr>
         <w:spacing w:line="336" w:lineRule="auto" w:after="180"/>
-        <w:shd w:fill="F1F6FC"/>
       </w:pPr>
       <w:r>
         <w:rPr>
           <w:b w:val="0"/>
         </w:rPr>
-        <w:t xml:space="preserve">Reasoned practice answer: Teacher explanation: Retain age 6; delete content ages 7 and 9 from primary and cache under the policy. Retain only allowed audit metadata; backups need their stated expiry </w:t>
-      </w:r>
-      <w:r>
-        <w:rPr>
-          <w:b/>
-        </w:rPr>
-        <w:t>process</w:t>
-      </w:r>
-      <w:r>
-        <w:rPr>
-          <w:b w:val="0"/>
-        </w:rPr>
-        <w:t>.</w:t>
+        <w:t>Check every learner before discussion: Use the worked case for Data retention and deletion. Proposed explanation: “The worked result establishes every future case”. Decide whether this explanation is supported.</w:t>
       </w:r>
     </w:p>
     <w:p>
@@ -4089,7 +4966,7 @@
         <w:rPr>
           <w:b w:val="0"/>
         </w:rPr>
-        <w:t>Check every learner before discussion: Use the worked case for Data retention and deletion. Proposed explanation: “The worked result establishes every future case”. Decide whether this explanation is supported.</w:t>
+        <w:t>Point to the step or supplied fact that decides; explain your repair if needed.</w:t>
       </w:r>
     </w:p>
     <w:p>
@@ -4100,117 +4977,69 @@
         <w:rPr>
           <w:b w:val="0"/>
         </w:rPr>
-        <w:t>Point to the step or supplied fact that decides; explain your repair if needed.</w:t>
+        <w:t>Misconception repair: This fictional retention exercise is not a statement of legal retention requirements.</w:t>
       </w:r>
     </w:p>
     <w:p>
       <w:pPr>
-        <w:pStyle w:val="Heading3"/>
-      </w:pPr>
-      <w:r>
-        <w:t>Repair the misconception</w:t>
+        <w:spacing w:line="336" w:lineRule="auto" w:after="180"/>
+      </w:pPr>
+      <w:r>
+        <w:rPr>
+          <w:b w:val="0"/>
+        </w:rPr>
+        <w:t xml:space="preserve">Support: read the exact case aloud, enlarge the labelled picture, supply </w:t>
+      </w:r>
+      <w:r>
+        <w:rPr>
+          <w:b/>
+        </w:rPr>
+        <w:t>input</w:t>
+      </w:r>
+      <w:r>
+        <w:rPr>
+          <w:b w:val="0"/>
+        </w:rPr>
+        <w:t xml:space="preserve"> cards and model only the first deciding step. Accept a spoken explanation or drawing; retain the reasoning goal.</w:t>
       </w:r>
     </w:p>
     <w:p>
       <w:pPr>
         <w:spacing w:line="336" w:lineRule="auto" w:after="180"/>
-        <w:shd w:fill="FFF5E6"/>
       </w:pPr>
       <w:r>
         <w:rPr>
           <w:b w:val="0"/>
         </w:rPr>
-        <w:t>Misconception repair: This fictional retention exercise is not a statement of legal retention requirements.</w:t>
+        <w:t xml:space="preserve">Extension: Primary deletion succeeds but backup deletion fails. Require a </w:t>
+      </w:r>
+      <w:r>
+        <w:rPr>
+          <w:b/>
+        </w:rPr>
+        <w:t>prediction</w:t>
+      </w:r>
+      <w:r>
+        <w:rPr>
+          <w:b w:val="0"/>
+        </w:rPr>
+        <w:t xml:space="preserve"> and a reason before comparing. Expected result: Record incomplete deletion and follow the retry or escalation procedure.</w:t>
       </w:r>
     </w:p>
     <w:p>
       <w:pPr>
-        <w:pStyle w:val="Heading3"/>
-      </w:pPr>
-      <w:r>
-        <w:t>Support without giving away the answer</w:t>
+        <w:spacing w:line="336" w:lineRule="auto" w:after="180"/>
+      </w:pPr>
+      <w:r>
+        <w:rPr>
+          <w:b w:val="0"/>
+        </w:rPr>
+        <w:t>Reason: One required copy remains in the declared scope.</w:t>
       </w:r>
     </w:p>
     <w:p>
       <w:pPr>
         <w:spacing w:line="336" w:lineRule="auto" w:after="180"/>
-        <w:shd w:fill="F1F6F8"/>
-      </w:pPr>
-      <w:r>
-        <w:rPr>
-          <w:b w:val="0"/>
-        </w:rPr>
-        <w:t xml:space="preserve">Support: read the exact case aloud, enlarge the labelled picture, supply </w:t>
-      </w:r>
-      <w:r>
-        <w:rPr>
-          <w:b/>
-        </w:rPr>
-        <w:t>input</w:t>
-      </w:r>
-      <w:r>
-        <w:rPr>
-          <w:b w:val="0"/>
-        </w:rPr>
-        <w:t xml:space="preserve"> cards and model only the first deciding step. Accept a spoken explanation or drawing; retain the reasoning goal.</w:t>
-      </w:r>
-    </w:p>
-    <w:p>
-      <w:pPr>
-        <w:pStyle w:val="Heading3"/>
-      </w:pPr>
-      <w:r>
-        <w:t>Extend the reasoning</w:t>
-      </w:r>
-    </w:p>
-    <w:p>
-      <w:pPr>
-        <w:spacing w:line="336" w:lineRule="auto" w:after="180"/>
-        <w:shd w:fill="F5F1FB"/>
-      </w:pPr>
-      <w:r>
-        <w:rPr>
-          <w:b w:val="0"/>
-        </w:rPr>
-        <w:t xml:space="preserve">Extension: Primary deletion succeeds but backup deletion fails. Require a </w:t>
-      </w:r>
-      <w:r>
-        <w:rPr>
-          <w:b/>
-        </w:rPr>
-        <w:t>prediction</w:t>
-      </w:r>
-      <w:r>
-        <w:rPr>
-          <w:b w:val="0"/>
-        </w:rPr>
-        <w:t xml:space="preserve"> and a reason before comparing. Expected result: Record incomplete deletion and follow the retry or escalation procedure.</w:t>
-      </w:r>
-    </w:p>
-    <w:p>
-      <w:pPr>
-        <w:spacing w:line="336" w:lineRule="auto" w:after="180"/>
-        <w:shd w:fill="F5F1FB"/>
-      </w:pPr>
-      <w:r>
-        <w:rPr>
-          <w:b w:val="0"/>
-        </w:rPr>
-        <w:t>Reason: One required copy remains in the declared scope.</w:t>
-      </w:r>
-    </w:p>
-    <w:p>
-      <w:pPr>
-        <w:pStyle w:val="Heading3"/>
-      </w:pPr>
-      <w:r>
-        <w:t>Protect the independent attempt</w:t>
-      </w:r>
-    </w:p>
-    <w:p>
-      <w:pPr>
-        <w:spacing w:line="336" w:lineRule="auto" w:after="180"/>
-        <w:shd w:fill="FFF5E6"/>
       </w:pPr>
       <w:r>
         <w:rPr>
@@ -4405,58 +5234,57 @@
     </w:tbl>
     <w:p>
       <w:pPr>
-        <w:pStyle w:val="Heading3"/>
-      </w:pPr>
-      <w:r>
-        <w:t>Project checkpoint</w:t>
+        <w:spacing w:line="336" w:lineRule="auto" w:after="180"/>
+      </w:pPr>
+      <w:r>
+        <w:rPr>
+          <w:b w:val="0"/>
+        </w:rPr>
+        <w:t>Project checkpoint: Evaluate and revise. Compare with your starting method, explain errors and record a justified revision.</w:t>
       </w:r>
     </w:p>
     <w:p>
       <w:pPr>
         <w:spacing w:line="336" w:lineRule="auto" w:after="180"/>
-        <w:shd w:fill="EDF7F3"/>
       </w:pPr>
       <w:r>
         <w:rPr>
           <w:b w:val="0"/>
         </w:rPr>
-        <w:t>Project checkpoint: Evaluate and revise. Compare with your starting method, explain errors and record a justified revision.</w:t>
+        <w:t xml:space="preserve">Use the weekly teacher answer for topic-specific reasoning. A saved progress tick is an activity record; judge mastery from the learner’s explanation and </w:t>
+      </w:r>
+      <w:r>
+        <w:rPr>
+          <w:b/>
+        </w:rPr>
+        <w:t>evidence</w:t>
+      </w:r>
+      <w:r>
+        <w:rPr>
+          <w:b w:val="0"/>
+        </w:rPr>
+        <w:t>.</w:t>
       </w:r>
     </w:p>
     <w:p>
       <w:pPr>
-        <w:spacing w:line="336" w:lineRule="auto" w:after="180"/>
-      </w:pPr>
-      <w:r>
-        <w:rPr>
-          <w:b w:val="0"/>
-        </w:rPr>
-        <w:t xml:space="preserve">Use the weekly teacher answer for topic-specific reasoning. A saved progress tick is an activity record; judge mastery from the learner’s explanation and </w:t>
-      </w:r>
-      <w:r>
-        <w:rPr>
-          <w:b/>
-        </w:rPr>
-        <w:t>evidence</w:t>
-      </w:r>
-      <w:r>
-        <w:rPr>
-          <w:b w:val="0"/>
-        </w:rPr>
-        <w:t>.</w:t>
+        <w:pStyle w:val="Heading1"/>
+      </w:pPr>
+      <w:r>
+        <w:t>08. Reference · Feedback,labs and repair paths</w:t>
       </w:r>
     </w:p>
     <w:p>
-      <w:pPr>
-        <w:pStyle w:val="Heading1"/>
-      </w:pPr>
-      <w:r>
-        <w:t>08. Use feedback, labs and repair paths</w:t>
+      <w:r>
+        <w:t>Retain the first attempt and the evidence used for a repair.</w:t>
       </w:r>
     </w:p>
     <w:p>
-      <w:r>
-        <w:t>Use feedback, earlier review and portfolios purposefully. Apply the coding routine only when this lesson has an executable lab.</w:t>
+      <w:pPr>
+        <w:pStyle w:val="Heading2"/>
+      </w:pPr>
+      <w:r>
+        <w:t>Feedback and record guidance</w:t>
       </w:r>
     </w:p>
     <w:p>
@@ -4494,40 +5322,42 @@
       </w:r>
     </w:p>
     <w:p>
-      <w:pPr>
-        <w:pStyle w:val="Heading3"/>
-      </w:pPr>
-      <w:r>
-        <w:t>For later coding lessons</w:t>
+      <w:r>
+        <w:t>This week has no code block. Use this routine when a later lesson includes an executable lab.</w:t>
       </w:r>
     </w:p>
     <w:p>
-      <w:r>
-        <w:t>This week has no code block. Use this routine when a later lesson includes an executable lab.</w:t>
+      <w:pPr>
+        <w:spacing w:line="336" w:lineRule="auto" w:after="180"/>
+      </w:pPr>
+      <w:r>
+        <w:rPr>
+          <w:b w:val="0"/>
+        </w:rPr>
+        <w:t xml:space="preserve">Ask students to predict before running code. Preserve errors and actual </w:t>
+      </w:r>
+      <w:r>
+        <w:rPr>
+          <w:b/>
+        </w:rPr>
+        <w:t>output</w:t>
+      </w:r>
+      <w:r>
+        <w:rPr>
+          <w:b w:val="0"/>
+        </w:rPr>
+        <w:t>s; collect a changed test and an explanation. The branch-boundary and indexing lessons deliberately include failure cases.</w:t>
       </w:r>
     </w:p>
     <w:p>
       <w:pPr>
         <w:spacing w:line="336" w:lineRule="auto" w:after="180"/>
-        <w:shd w:fill="F1F6F8"/>
       </w:pPr>
       <w:r>
         <w:rPr>
           <w:b w:val="0"/>
         </w:rPr>
-        <w:t xml:space="preserve">Ask students to predict before running code. Preserve errors and actual </w:t>
-      </w:r>
-      <w:r>
-        <w:rPr>
-          <w:b/>
-        </w:rPr>
-        <w:t>output</w:t>
-      </w:r>
-      <w:r>
-        <w:rPr>
-          <w:b w:val="0"/>
-        </w:rPr>
-        <w:t>s; collect a changed test and an explanation. The branch-boundary and indexing lessons deliberately include failure cases.</w:t>
+        <w:t>Use the earlier worked-explanation links to address a specific missing building block, then return to the current question. Adapt this suggestion after observing the learner; it is not an automatic diagnosis.</w:t>
       </w:r>
     </w:p>
     <w:p>
@@ -4538,71 +5368,37 @@
         <w:rPr>
           <w:b w:val="0"/>
         </w:rPr>
-        <w:t>Use the earlier worked-explanation links to address a specific missing building block, then return to the current question. Adapt this suggestion after observing the learner; it is not an automatic diagnosis.</w:t>
+        <w:t xml:space="preserve">Collect the completed-work portfolio as </w:t>
+      </w:r>
+      <w:r>
+        <w:rPr>
+          <w:b/>
+        </w:rPr>
+        <w:t>evidence</w:t>
+      </w:r>
+      <w:r>
+        <w:rPr>
+          <w:b w:val="0"/>
+        </w:rPr>
+        <w:t>. Record support separately from correctness, and assess explanation, trace/test and limitations. Progress ticks and quiz selections alone do not establish mastery.</w:t>
       </w:r>
     </w:p>
     <w:p>
       <w:pPr>
-        <w:spacing w:line="336" w:lineRule="auto" w:after="180"/>
-      </w:pPr>
-      <w:r>
-        <w:rPr>
-          <w:b w:val="0"/>
-        </w:rPr>
-        <w:t xml:space="preserve">Collect the completed-work portfolio as </w:t>
-      </w:r>
-      <w:r>
-        <w:rPr>
-          <w:b/>
-        </w:rPr>
-        <w:t>evidence</w:t>
-      </w:r>
-      <w:r>
-        <w:rPr>
-          <w:b w:val="0"/>
-        </w:rPr>
-        <w:t>. Record support separately from correctness, and assess explanation, trace/test and limitations. Progress ticks and quiz selections alone do not establish mastery.</w:t>
+        <w:pStyle w:val="Heading1"/>
+      </w:pPr>
+      <w:r>
+        <w:t>09. Reference · Teach with the six pictures</w:t>
       </w:r>
     </w:p>
     <w:p>
-      <w:pPr>
-        <w:pStyle w:val="Heading1"/>
-      </w:pPr>
-      <w:r>
-        <w:t>09. Visual concept journey</w:t>
+      <w:r>
+        <w:t>Choose one picture for a particular reasoning move.</w:t>
       </w:r>
     </w:p>
     <w:p>
-      <w:r>
-        <w:t>Show one Data retention and deletion graphic at a time, request a prediction and discuss its trace before the independent assessment.</w:t>
-      </w:r>
-    </w:p>
-    <w:p>
-      <w:pPr>
-        <w:spacing w:line="336" w:lineRule="auto" w:after="180"/>
-      </w:pPr>
-      <w:r>
-        <w:rPr>
-          <w:b w:val="0"/>
-        </w:rPr>
-        <w:t xml:space="preserve">Use one picture at a time. Hide a worked result before asking for a </w:t>
-      </w:r>
-      <w:r>
-        <w:rPr>
-          <w:b/>
-        </w:rPr>
-        <w:t>prediction</w:t>
-      </w:r>
-      <w:r>
-        <w:rPr>
-          <w:b w:val="0"/>
-        </w:rPr>
-        <w:t>, then reveal it for feedback. These are supported teaching cases; retain the separate independent assessment for a fresh first attempt.</w:t>
-      </w:r>
-    </w:p>
-    <w:p>
-      <w:pPr>
-        <w:pStyle w:val="Heading3"/>
+      <w:pPr>
+        <w:pStyle w:val="Heading2"/>
       </w:pPr>
       <w:r>
         <w:t>01. Data retention and deletion: the case</w:t>
@@ -4613,7 +5409,7 @@
         <w:drawing>
           <wp:inline xmlns:a="http://schemas.openxmlformats.org/drawingml/2006/main" xmlns:pic="http://schemas.openxmlformats.org/drawingml/2006/picture">
             <wp:extent cx="5486400" cy="2834640"/>
-            <wp:docPr id="2" name="Picture 2" descr="Delete every listed copy. A fictional policy deletes transcripts at age seven days or older, including listed backups. Supplied facts: T1 is six days old. T2 is seven days old with one backup. Scope lists primary storage and that backup only."/>
+            <wp:docPr id="3" name="Picture 3" descr="Delete every listed copy. A fictional policy deletes transcripts at age seven days or older, including listed backups. Supplied facts: T1 is six days old. T2 is seven days old with one backup. Scope lists primary storage and that backup only."/>
             <wp:cNvGraphicFramePr>
               <a:graphicFrameLocks noChangeAspect="1"/>
             </wp:cNvGraphicFramePr>
@@ -4625,7 +5421,7 @@
                     <pic:cNvPicPr/>
                   </pic:nvPicPr>
                   <pic:blipFill>
-                    <a:blip r:embed="rId10"/>
+                    <a:blip r:embed="rId11"/>
                     <a:stretch>
                       <a:fillRect/>
                     </a:stretch>
@@ -4669,7 +5465,6 @@
     <w:p>
       <w:pPr>
         <w:spacing w:line="336" w:lineRule="auto" w:after="180"/>
-        <w:shd w:fill="F5F1FB"/>
       </w:pPr>
       <w:r>
         <w:rPr>
@@ -4680,27 +5475,18 @@
     </w:p>
     <w:p>
       <w:pPr>
-        <w:pStyle w:val="Heading3"/>
-      </w:pPr>
-      <w:r>
-        <w:t>Discuss while showing the picture</w:t>
+        <w:spacing w:line="336" w:lineRule="auto" w:after="180"/>
+      </w:pPr>
+      <w:r>
+        <w:rPr>
+          <w:b w:val="0"/>
+        </w:rPr>
+        <w:t>Teacher prompt: Point to the given fact that matters most. Explain why it matters. Ask learners to describe one label or arrow in ordinary words. Use the adjacent transcript if the image is difficult to see.</w:t>
       </w:r>
     </w:p>
     <w:p>
       <w:pPr>
-        <w:spacing w:line="336" w:lineRule="auto" w:after="180"/>
-        <w:shd w:fill="F1F6F8"/>
-      </w:pPr>
-      <w:r>
-        <w:rPr>
-          <w:b w:val="0"/>
-        </w:rPr>
-        <w:t>Teacher prompt: Point to the given fact that matters most. Explain why it matters. Ask learners to describe one label or arrow in ordinary words. Use the adjacent transcript if the image is difficult to see.</w:t>
-      </w:r>
-    </w:p>
-    <w:p>
-      <w:pPr>
-        <w:pStyle w:val="Heading3"/>
+        <w:pStyle w:val="Heading2"/>
       </w:pPr>
       <w:r>
         <w:t>02. Follow the deciding steps</w:t>
@@ -4711,7 +5497,7 @@
         <w:drawing>
           <wp:inline xmlns:a="http://schemas.openxmlformats.org/drawingml/2006/main" xmlns:pic="http://schemas.openxmlformats.org/drawingml/2006/picture">
             <wp:extent cx="5486400" cy="3182112"/>
-            <wp:docPr id="3" name="Picture 3" descr="Check age: Keep T1 for now; T2 reaches the deletion boundary. → Find copies: T2 is present in two declared locations. → Verify removal: The scoped deletion passes only after both T2 copies are removed."/>
+            <wp:docPr id="4" name="Picture 4" descr="Check age: Keep T1 for now; T2 reaches the deletion boundary. → Find copies: T2 is present in two declared locations. → Verify removal: The scoped deletion passes only after both T2 copies are removed."/>
             <wp:cNvGraphicFramePr>
               <a:graphicFrameLocks noChangeAspect="1"/>
             </wp:cNvGraphicFramePr>
@@ -4723,7 +5509,7 @@
                     <pic:cNvPicPr/>
                   </pic:nvPicPr>
                   <pic:blipFill>
-                    <a:blip r:embed="rId11"/>
+                    <a:blip r:embed="rId9"/>
                     <a:stretch>
                       <a:fillRect/>
                     </a:stretch>
@@ -4768,7 +5554,6 @@
     <w:p>
       <w:pPr>
         <w:spacing w:line="336" w:lineRule="auto" w:after="180"/>
-        <w:shd w:fill="F5F1FB"/>
       </w:pPr>
       <w:r>
         <w:rPr>
@@ -4791,39 +5576,30 @@
     </w:p>
     <w:p>
       <w:pPr>
-        <w:pStyle w:val="Heading3"/>
-      </w:pPr>
-      <w:r>
-        <w:t>Discuss while showing the picture</w:t>
+        <w:spacing w:line="336" w:lineRule="auto" w:after="180"/>
+      </w:pPr>
+      <w:r>
+        <w:rPr>
+          <w:b w:val="0"/>
+        </w:rPr>
+        <w:t xml:space="preserve">Teacher prompt: Point to each numbered stage and explain which recorded </w:t>
+      </w:r>
+      <w:r>
+        <w:rPr>
+          <w:b/>
+        </w:rPr>
+        <w:t>input</w:t>
+      </w:r>
+      <w:r>
+        <w:rPr>
+          <w:b w:val="0"/>
+        </w:rPr>
+        <w:t xml:space="preserve"> it uses. Ask learners to describe one label or arrow in ordinary words. Use the adjacent transcript if the image is difficult to see.</w:t>
       </w:r>
     </w:p>
     <w:p>
       <w:pPr>
-        <w:spacing w:line="336" w:lineRule="auto" w:after="180"/>
-        <w:shd w:fill="F1F6F8"/>
-      </w:pPr>
-      <w:r>
-        <w:rPr>
-          <w:b w:val="0"/>
-        </w:rPr>
-        <w:t xml:space="preserve">Teacher prompt: Point to each numbered stage and explain which recorded </w:t>
-      </w:r>
-      <w:r>
-        <w:rPr>
-          <w:b/>
-        </w:rPr>
-        <w:t>input</w:t>
-      </w:r>
-      <w:r>
-        <w:rPr>
-          <w:b w:val="0"/>
-        </w:rPr>
-        <w:t xml:space="preserve"> it uses. Ask learners to describe one label or arrow in ordinary words. Use the adjacent transcript if the image is difficult to see.</w:t>
-      </w:r>
-    </w:p>
-    <w:p>
-      <w:pPr>
-        <w:pStyle w:val="Heading3"/>
+        <w:pStyle w:val="Heading2"/>
       </w:pPr>
       <w:r>
         <w:t>03. A deletion rule needs an inventory of copies</w:t>
@@ -4834,7 +5610,7 @@
         <w:drawing>
           <wp:inline xmlns:a="http://schemas.openxmlformats.org/drawingml/2006/main" xmlns:pic="http://schemas.openxmlformats.org/drawingml/2006/picture">
             <wp:extent cx="5486400" cy="3337560"/>
-            <wp:docPr id="4" name="Picture 4" descr="The toy retention boundary is seven days or older. Keep six-day T1 for now. Seven-day T2 appears in primary storage and one listed backup; both locations need removal verification. This diagram specifies required checks, not an actual deletion run."/>
+            <wp:docPr id="5" name="Picture 5" descr="The toy retention boundary is seven days or older. Keep six-day T1 for now. Seven-day T2 appears in primary storage and one listed backup; both locations need removal verification. This diagram specifies required checks, not an actual deletion run."/>
             <wp:cNvGraphicFramePr>
               <a:graphicFrameLocks noChangeAspect="1"/>
             </wp:cNvGraphicFramePr>
@@ -4890,7 +5666,6 @@
     <w:p>
       <w:pPr>
         <w:spacing w:line="336" w:lineRule="auto" w:after="180"/>
-        <w:shd w:fill="F5F1FB"/>
       </w:pPr>
       <w:r>
         <w:rPr>
@@ -4901,27 +5676,18 @@
     </w:p>
     <w:p>
       <w:pPr>
-        <w:pStyle w:val="Heading3"/>
-      </w:pPr>
-      <w:r>
-        <w:t>Discuss while showing the picture</w:t>
+        <w:spacing w:line="336" w:lineRule="auto" w:after="180"/>
+      </w:pPr>
+      <w:r>
+        <w:rPr>
+          <w:b w:val="0"/>
+        </w:rPr>
+        <w:t>Teacher prompt: Read the labels and values. Explain the relationship the model shows. Ask learners to describe one label or arrow in ordinary words. Use the adjacent transcript if the image is difficult to see.</w:t>
       </w:r>
     </w:p>
     <w:p>
       <w:pPr>
-        <w:spacing w:line="336" w:lineRule="auto" w:after="180"/>
-        <w:shd w:fill="F1F6F8"/>
-      </w:pPr>
-      <w:r>
-        <w:rPr>
-          <w:b w:val="0"/>
-        </w:rPr>
-        <w:t>Teacher prompt: Read the labels and values. Explain the relationship the model shows. Ask learners to describe one label or arrow in ordinary words. Use the adjacent transcript if the image is difficult to see.</w:t>
-      </w:r>
-    </w:p>
-    <w:p>
-      <w:pPr>
-        <w:pStyle w:val="Heading3"/>
+        <w:pStyle w:val="Heading2"/>
       </w:pPr>
       <w:r>
         <w:t>04. Change one thing. Trace what follows.</w:t>
@@ -4932,7 +5698,7 @@
         <w:drawing>
           <wp:inline xmlns:a="http://schemas.openxmlformats.org/drawingml/2006/main" xmlns:pic="http://schemas.openxmlformats.org/drawingml/2006/picture">
             <wp:extent cx="5486400" cy="3026664"/>
-            <wp:docPr id="5" name="Picture 5" descr="Original case: The scoped deletion passes only after both T2 copies are removed. Changed condition: Primary deletion succeeds but backup deletion fails. Expected result: Record incomplete deletion and follow the retry or escalation procedure. Reason: One required copy remains in the declared scope."/>
+            <wp:docPr id="6" name="Picture 6" descr="Original case: The scoped deletion passes only after both T2 copies are removed. Changed condition: Primary deletion succeeds but backup deletion fails. Expected result: Record incomplete deletion and follow the retry or escalation procedure. Reason: One required copy remains in the declared scope."/>
             <wp:cNvGraphicFramePr>
               <a:graphicFrameLocks noChangeAspect="1"/>
             </wp:cNvGraphicFramePr>
@@ -4988,7 +5754,6 @@
     <w:p>
       <w:pPr>
         <w:spacing w:line="336" w:lineRule="auto" w:after="180"/>
-        <w:shd w:fill="F5F1FB"/>
       </w:pPr>
       <w:r>
         <w:rPr>
@@ -4999,39 +5764,29 @@
     </w:p>
     <w:p>
       <w:pPr>
-        <w:pStyle w:val="Heading3"/>
-      </w:pPr>
-      <w:r>
-        <w:t>Discuss while showing the picture</w:t>
+        <w:spacing w:line="336" w:lineRule="auto" w:after="180"/>
+      </w:pPr>
+      <w:r>
+        <w:rPr>
+          <w:b w:val="0"/>
+        </w:rPr>
+        <w:t>Teacher prompt: Predict before checking the worked changed-case result. Name what changed and what the supplied facts allow you to conclude. Ask learners to describe one label or arrow in ordinary words.</w:t>
       </w:r>
     </w:p>
     <w:p>
       <w:pPr>
         <w:spacing w:line="336" w:lineRule="auto" w:after="180"/>
-        <w:shd w:fill="F1F6F8"/>
       </w:pPr>
       <w:r>
         <w:rPr>
           <w:b w:val="0"/>
         </w:rPr>
-        <w:t>Teacher prompt: Predict before checking the worked changed-case result. Name what changed and what the supplied facts allow you to conclude. Ask learners to describe one label or arrow in ordinary words.</w:t>
+        <w:t>Use the adjacent transcript if the image is difficult to see. Changed-case reasoning: One required copy remains in the declared scope.</w:t>
       </w:r>
     </w:p>
     <w:p>
       <w:pPr>
-        <w:spacing w:line="336" w:lineRule="auto" w:after="180"/>
-        <w:shd w:fill="F1F6F8"/>
-      </w:pPr>
-      <w:r>
-        <w:rPr>
-          <w:b w:val="0"/>
-        </w:rPr>
-        <w:t>Use the adjacent transcript if the image is difficult to see. Changed-case reasoning: One required copy remains in the declared scope.</w:t>
-      </w:r>
-    </w:p>
-    <w:p>
-      <w:pPr>
-        <w:pStyle w:val="Heading3"/>
+        <w:pStyle w:val="Heading2"/>
       </w:pPr>
       <w:r>
         <w:t>05. Connect the explanation to its limit</w:t>
@@ -5042,7 +5797,7 @@
         <w:drawing>
           <wp:inline xmlns:a="http://schemas.openxmlformats.org/drawingml/2006/main" xmlns:pic="http://schemas.openxmlformats.org/drawingml/2006/picture">
             <wp:extent cx="5486400" cy="2834640"/>
-            <wp:docPr id="6" name="Picture 6" descr="Retention requires an age rule and an inventory. Deleting the visible copy alone does not demonstrate removal of listed backups. Limit: The inventory cannot prove deletion from unknown locations; document scope and investigate untracked copies."/>
+            <wp:docPr id="7" name="Picture 7" descr="Retention requires an age rule and an inventory. Deleting the visible copy alone does not demonstrate removal of listed backups. Limit: The inventory cannot prove deletion from unknown locations; document scope and investigate untracked copies."/>
             <wp:cNvGraphicFramePr>
               <a:graphicFrameLocks noChangeAspect="1"/>
             </wp:cNvGraphicFramePr>
@@ -5098,7 +5853,6 @@
     <w:p>
       <w:pPr>
         <w:spacing w:line="336" w:lineRule="auto" w:after="180"/>
-        <w:shd w:fill="F5F1FB"/>
       </w:pPr>
       <w:r>
         <w:rPr>
@@ -5109,39 +5863,29 @@
     </w:p>
     <w:p>
       <w:pPr>
-        <w:pStyle w:val="Heading3"/>
-      </w:pPr>
-      <w:r>
-        <w:t>Discuss while showing the picture</w:t>
+        <w:spacing w:line="336" w:lineRule="auto" w:after="180"/>
+      </w:pPr>
+      <w:r>
+        <w:rPr>
+          <w:b w:val="0"/>
+        </w:rPr>
+        <w:t>Teacher prompt: Explain the case, then point to a limit on the claim. Ask learners to describe one label or arrow in ordinary words. Use the adjacent transcript if the image is difficult to see.</w:t>
       </w:r>
     </w:p>
     <w:p>
       <w:pPr>
         <w:spacing w:line="336" w:lineRule="auto" w:after="180"/>
-        <w:shd w:fill="F1F6F8"/>
       </w:pPr>
       <w:r>
         <w:rPr>
           <w:b w:val="0"/>
         </w:rPr>
-        <w:t>Teacher prompt: Explain the case, then point to a limit on the claim. Ask learners to describe one label or arrow in ordinary words. Use the adjacent transcript if the image is difficult to see.</w:t>
+        <w:t>Keep the stated scope: The inventory cannot prove deletion from unknown locations; document scope and investigate untracked copies.</w:t>
       </w:r>
     </w:p>
     <w:p>
       <w:pPr>
-        <w:spacing w:line="336" w:lineRule="auto" w:after="180"/>
-        <w:shd w:fill="F1F6F8"/>
-      </w:pPr>
-      <w:r>
-        <w:rPr>
-          <w:b w:val="0"/>
-        </w:rPr>
-        <w:t>Keep the stated scope: The inventory cannot prove deletion from unknown locations; document scope and investigate untracked copies.</w:t>
-      </w:r>
-    </w:p>
-    <w:p>
-      <w:pPr>
-        <w:pStyle w:val="Heading3"/>
+        <w:pStyle w:val="Heading2"/>
       </w:pPr>
       <w:r>
         <w:t>06. Make the idea visible in your project</w:t>
@@ -5152,7 +5896,7 @@
         <w:drawing>
           <wp:inline xmlns:a="http://schemas.openxmlformats.org/drawingml/2006/main" xmlns:pic="http://schemas.openxmlformats.org/drawingml/2006/picture">
             <wp:extent cx="5486400" cy="3529584"/>
-            <wp:docPr id="7" name="Picture 7" descr="For the Grounded Learning Service, retain an annotated trace and the changed-case result. Name the contract or evidence that makes the deciding step valid, so another team can review it. Draw your input, deciding step, result and limit. Supported question: Apply the seven-day boundary to T1 and T2. How many T2 locations need verification, and may deletion be called complete if its backup remains?"/>
+            <wp:docPr id="8" name="Picture 8" descr="For the Grounded Learning Service, retain an annotated trace and the changed-case result. Name the contract or evidence that makes the deciding step valid, so another team can review it. Draw your input, deciding step, result and limit. Supported question: Apply the seven-day boundary to T1 and T2. How many T2 locations need verification, and may deletion be called complete if its backup remains?"/>
             <wp:cNvGraphicFramePr>
               <a:graphicFrameLocks noChangeAspect="1"/>
             </wp:cNvGraphicFramePr>
@@ -5232,7 +5976,6 @@
     <w:p>
       <w:pPr>
         <w:spacing w:line="336" w:lineRule="auto" w:after="180"/>
-        <w:shd w:fill="F5F1FB"/>
       </w:pPr>
       <w:r>
         <w:rPr>
@@ -5255,70 +5998,138 @@
     </w:p>
     <w:p>
       <w:pPr>
-        <w:pStyle w:val="Heading3"/>
-      </w:pPr>
-      <w:r>
-        <w:t>Discuss while showing the picture</w:t>
+        <w:spacing w:line="336" w:lineRule="auto" w:after="180"/>
+      </w:pPr>
+      <w:r>
+        <w:rPr>
+          <w:b w:val="0"/>
+        </w:rPr>
+        <w:t xml:space="preserve">Teacher prompt: Draw your project trace and justify the deciding step using </w:t>
+      </w:r>
+      <w:r>
+        <w:rPr>
+          <w:b/>
+        </w:rPr>
+        <w:t>evidence</w:t>
+      </w:r>
+      <w:r>
+        <w:rPr>
+          <w:b w:val="0"/>
+        </w:rPr>
+        <w:t>. Ask learners to describe one label or arrow in ordinary words. Use the adjacent transcript if the image is difficult to see.</w:t>
       </w:r>
     </w:p>
     <w:p>
       <w:pPr>
         <w:spacing w:line="336" w:lineRule="auto" w:after="180"/>
-        <w:shd w:fill="F1F6F8"/>
       </w:pPr>
       <w:r>
         <w:rPr>
           <w:b w:val="0"/>
         </w:rPr>
-        <w:t xml:space="preserve">Teacher prompt: Draw your project trace and justify the deciding step using </w:t>
+        <w:t xml:space="preserve">Supported practice key: Keep T1 for now; T2 reaches the </w:t>
       </w:r>
       <w:r>
         <w:rPr>
           <w:b/>
         </w:rPr>
-        <w:t>evidence</w:t>
+        <w:t>deletion boundary</w:t>
       </w:r>
       <w:r>
         <w:rPr>
           <w:b w:val="0"/>
         </w:rPr>
-        <w:t>. Ask learners to describe one label or arrow in ordinary words. Use the adjacent transcript if the image is difficult to see.</w:t>
+        <w:t>. T2 is present in two declared locations. The scoped deletion passes only after both T2 copies are removed.</w:t>
       </w:r>
     </w:p>
     <w:p>
       <w:pPr>
         <w:spacing w:line="336" w:lineRule="auto" w:after="180"/>
-        <w:shd w:fill="F1F6F8"/>
       </w:pPr>
       <w:r>
         <w:rPr>
           <w:b w:val="0"/>
         </w:rPr>
-        <w:t xml:space="preserve">Supported practice key: Keep T1 for now; T2 reaches the </w:t>
-      </w:r>
-      <w:r>
-        <w:rPr>
-          <w:b/>
-        </w:rPr>
-        <w:t>deletion boundary</w:t>
-      </w:r>
-      <w:r>
-        <w:rPr>
-          <w:b w:val="0"/>
-        </w:rPr>
-        <w:t>. T2 is present in two declared locations. The scoped deletion passes only after both T2 copies are removed.</w:t>
+        <w:t>Changed case: Record incomplete deletion and follow the retry or escalation procedure. One required copy remains in the declared scope.</w:t>
       </w:r>
     </w:p>
     <w:p>
       <w:pPr>
+        <w:pStyle w:val="Heading2"/>
+      </w:pPr>
+      <w:r>
+        <w:t>Earlier wording, alternatives and picture transcripts · reference / check after trying</w:t>
+      </w:r>
+    </w:p>
+    <w:p>
+      <w:pPr>
         <w:spacing w:line="336" w:lineRule="auto" w:after="180"/>
-        <w:shd w:fill="F1F6F8"/>
       </w:pPr>
       <w:r>
         <w:rPr>
           <w:b w:val="0"/>
         </w:rPr>
-        <w:t>Changed case: Record incomplete deletion and follow the retry or escalation procedure. One required copy remains in the declared scope.</w:t>
+        <w:t xml:space="preserve">Use one picture at a time. Hide a worked result before asking for a </w:t>
+      </w:r>
+      <w:r>
+        <w:rPr>
+          <w:b/>
+        </w:rPr>
+        <w:t>prediction</w:t>
+      </w:r>
+      <w:r>
+        <w:rPr>
+          <w:b w:val="0"/>
+        </w:rPr>
+        <w:t>, then reveal it for feedback. These are supported teaching cases; retain the separate independent assessment for a fresh first attempt.</w:t>
+      </w:r>
+    </w:p>
+    <w:p>
+      <w:pPr>
+        <w:pStyle w:val="Heading3"/>
+      </w:pPr>
+      <w:r>
+        <w:t>01. Data retention and deletion: the case</w:t>
+      </w:r>
+    </w:p>
+    <w:p>
+      <w:pPr>
+        <w:pStyle w:val="Heading3"/>
+      </w:pPr>
+      <w:r>
+        <w:t>02. Follow the deciding steps</w:t>
+      </w:r>
+    </w:p>
+    <w:p>
+      <w:pPr>
+        <w:pStyle w:val="Heading3"/>
+      </w:pPr>
+      <w:r>
+        <w:t>03. A deletion rule needs an inventory of copies</w:t>
+      </w:r>
+    </w:p>
+    <w:p>
+      <w:pPr>
+        <w:pStyle w:val="Heading3"/>
+      </w:pPr>
+      <w:r>
+        <w:t>04. Change one thing. Trace what follows.</w:t>
+      </w:r>
+    </w:p>
+    <w:p>
+      <w:pPr>
+        <w:pStyle w:val="Heading3"/>
+      </w:pPr>
+      <w:r>
+        <w:t>05. Connect the explanation to its limit</w:t>
+      </w:r>
+    </w:p>
+    <w:p>
+      <w:pPr>
+        <w:pStyle w:val="Heading3"/>
+      </w:pPr>
+      <w:r>
+        <w:t>06. Make the idea visible in your project</w:t>
       </w:r>
     </w:p>
     <w:sectPr>
